--- a/Specifications_Encodage.docx
+++ b/Specifications_Encodage.docx
@@ -31,7 +31,7 @@
           <w:sz w:val="28"/>
           <w:szCs w:val="28"/>
         </w:rPr>
-        <w:t xml:space="preserve">Document de Spécifications d'Encodage</w:t>
+        <w:t xml:space="preserve">Document de Specifications d'Encodage</w:t>
       </w:r>
     </w:p>
     <w:p>
@@ -46,7 +46,7 @@
           <w:sz w:val="22"/>
           <w:szCs w:val="22"/>
         </w:rPr>
-        <w:t xml:space="preserve">Rendu intermédiaire - 29 mars 2026</w:t>
+        <w:t xml:space="preserve">M2 IABD - Annee 2025-2026</w:t>
       </w:r>
     </w:p>
     <w:p>
@@ -62,7 +62,12 @@
         <w:spacing w:after="120"/>
       </w:pPr>
       <w:r>
-        <w:t xml:space="preserve">Environnement 1D simple où l'agent se déplace sur une ligne de 10 positions. L'objectif est d'atteindre l'extrémité droite (position 9).</w:t>
+        <w:rPr>
+          <w:rFonts w:ascii="Arial" w:cs="Arial" w:eastAsia="Arial" w:hAnsi="Arial"/>
+          <w:sz w:val="22"/>
+          <w:szCs w:val="22"/>
+        </w:rPr>
+        <w:t xml:space="preserve">Environnement 1D simple ou l'agent se deplace sur une ligne de 10 positions. L'objectif est d'atteindre l'extremite droite (position 9).</w:t>
       </w:r>
     </w:p>
     <w:p>
@@ -70,15 +75,20 @@
         <w:pStyle w:val="Heading2"/>
       </w:pPr>
       <w:r>
-        <w:t xml:space="preserve">1.1 Encodage de l'état</w:t>
+        <w:t xml:space="preserve">1.1 Encodage de l'etat</w:t>
       </w:r>
     </w:p>
     <w:p>
       <w:pPr>
-        <w:spacing w:after="80"/>
+        <w:spacing w:after="120"/>
       </w:pPr>
       <w:r>
-        <w:t xml:space="preserve">Vecteur one-hot de taille 10. La position courante de l'agent est représentée par un 1.0, toutes les autres positions sont à 0.0.</w:t>
+        <w:rPr>
+          <w:rFonts w:ascii="Arial" w:cs="Arial" w:eastAsia="Arial" w:hAnsi="Arial"/>
+          <w:sz w:val="22"/>
+          <w:szCs w:val="22"/>
+        </w:rPr>
+        <w:t xml:space="preserve">Vecteur one-hot de taille 10. La position courante de l'agent est representee par un 1.0, toutes les autres positions sont a 0.0.</w:t>
       </w:r>
     </w:p>
     <w:tbl>
@@ -130,7 +140,7 @@
                 <w:sz w:val="20"/>
                 <w:szCs w:val="20"/>
               </w:rPr>
-              <w:t xml:space="preserve">Propriété</w:t>
+              <w:t xml:space="preserve">Propriete</w:t>
             </w:r>
           </w:p>
         </w:tc>
@@ -568,7 +578,7 @@
                 <w:sz w:val="18"/>
                 <w:szCs w:val="18"/>
               </w:rPr>
-              <w:t xml:space="preserve">Position 3 → index 3</w:t>
+              <w:t xml:space="preserve">Position 3 -&gt; index 3</w:t>
             </w:r>
           </w:p>
         </w:tc>
@@ -900,7 +910,7 @@
         <w:pStyle w:val="Heading2"/>
       </w:pPr>
       <w:r>
-        <w:t xml:space="preserve">1.3 Récompenses</w:t>
+        <w:t xml:space="preserve">1.3 Recompenses</w:t>
       </w:r>
     </w:p>
     <w:tbl>
@@ -986,7 +996,7 @@
                 <w:sz w:val="20"/>
                 <w:szCs w:val="20"/>
               </w:rPr>
-              <w:t xml:space="preserve">Récompense</w:t>
+              <w:t xml:space="preserve">Recompense</w:t>
             </w:r>
           </w:p>
         </w:tc>
@@ -1083,7 +1093,7 @@
                 <w:sz w:val="20"/>
                 <w:szCs w:val="20"/>
               </w:rPr>
-              <w:t xml:space="preserve">Tout autre déplacement</w:t>
+              <w:t xml:space="preserve">Tout autre deplacement</w:t>
             </w:r>
           </w:p>
         </w:tc>
@@ -1114,7 +1124,7 @@
                 <w:sz w:val="20"/>
                 <w:szCs w:val="20"/>
               </w:rPr>
-              <w:t xml:space="preserve">-0.1 (pénalité par step)</w:t>
+              <w:t xml:space="preserve">-0.1 (penalite par step)</w:t>
             </w:r>
           </w:p>
         </w:tc>
@@ -1133,7 +1143,12 @@
         <w:spacing w:after="120"/>
       </w:pPr>
       <w:r>
-        <w:t xml:space="preserve">Grille 2D de 5×5 où l'agent démarre en (0,0) et doit atteindre le coin (4,4).</w:t>
+        <w:rPr>
+          <w:rFonts w:ascii="Arial" w:cs="Arial" w:eastAsia="Arial" w:hAnsi="Arial"/>
+          <w:sz w:val="22"/>
+          <w:szCs w:val="22"/>
+        </w:rPr>
+        <w:t xml:space="preserve">Grille 2D de 5x5 ou l'agent demarre en (0,0) et doit atteindre le coin (4,4).</w:t>
       </w:r>
     </w:p>
     <w:p>
@@ -1141,15 +1156,20 @@
         <w:pStyle w:val="Heading2"/>
       </w:pPr>
       <w:r>
-        <w:t xml:space="preserve">2.1 Encodage de l'état</w:t>
+        <w:t xml:space="preserve">2.1 Encodage de l'etat</w:t>
       </w:r>
     </w:p>
     <w:p>
       <w:pPr>
-        <w:spacing w:after="80"/>
+        <w:spacing w:after="120"/>
       </w:pPr>
       <w:r>
-        <w:t xml:space="preserve">Vecteur one-hot de taille 25 (5×5). L'index est calculé par : index = x + y × 5.</w:t>
+        <w:rPr>
+          <w:rFonts w:ascii="Arial" w:cs="Arial" w:eastAsia="Arial" w:hAnsi="Arial"/>
+          <w:sz w:val="22"/>
+          <w:szCs w:val="22"/>
+        </w:rPr>
+        <w:t xml:space="preserve">Vecteur one-hot de taille 25 (5x5). L'index est calcule par : index = x + y x 5.</w:t>
       </w:r>
     </w:p>
     <w:tbl>
@@ -1201,7 +1221,7 @@
                 <w:sz w:val="20"/>
                 <w:szCs w:val="20"/>
               </w:rPr>
-              <w:t xml:space="preserve">Propriété</w:t>
+              <w:t xml:space="preserve">Propriete</w:t>
             </w:r>
           </w:p>
         </w:tc>
@@ -1427,7 +1447,7 @@
                 <w:sz w:val="20"/>
                 <w:szCs w:val="20"/>
               </w:rPr>
-              <w:t xml:space="preserve">25 (= 5 × 5)</w:t>
+              <w:t xml:space="preserve">25 (= 5 x 5)</w:t>
             </w:r>
           </w:p>
         </w:tc>
@@ -1519,7 +1539,7 @@
                 <w:sz w:val="20"/>
                 <w:szCs w:val="20"/>
               </w:rPr>
-              <w:t xml:space="preserve">index = x + y × width</w:t>
+              <w:t xml:space="preserve">index = x + y x width</w:t>
             </w:r>
           </w:p>
         </w:tc>
@@ -1547,7 +1567,7 @@
                 <w:sz w:val="18"/>
                 <w:szCs w:val="18"/>
               </w:rPr>
-              <w:t xml:space="preserve">(2,3) → 2+3×5 = 17</w:t>
+              <w:t xml:space="preserve">(2,3) -&gt; 2+3x5 = 17</w:t>
             </w:r>
           </w:p>
         </w:tc>
@@ -1666,15 +1686,15 @@
         </w:tblBorders>
       </w:tblPr>
       <w:tblGrid>
-        <w:gridCol w:w="1500"/>
-        <w:gridCol w:w="1500"/>
-        <w:gridCol w:w="3180"/>
-        <w:gridCol w:w="3180"/>
+        <w:gridCol w:w="2340"/>
+        <w:gridCol w:w="2340"/>
+        <w:gridCol w:w="2340"/>
+        <w:gridCol w:w="2340"/>
       </w:tblGrid>
       <w:tr>
         <w:tc>
           <w:tcPr>
-            <w:tcW w:type="dxa" w:w="1500"/>
+            <w:tcW w:type="dxa" w:w="2340"/>
             <w:tcBorders>
               <w:top w:val="single" w:color="CCCCCC" w:sz="1"/>
               <w:left w:val="single" w:color="CCCCCC" w:sz="1"/>
@@ -1709,7 +1729,7 @@
         </w:tc>
         <w:tc>
           <w:tcPr>
-            <w:tcW w:type="dxa" w:w="1500"/>
+            <w:tcW w:type="dxa" w:w="2340"/>
             <w:tcBorders>
               <w:top w:val="single" w:color="CCCCCC" w:sz="1"/>
               <w:left w:val="single" w:color="CCCCCC" w:sz="1"/>
@@ -1744,7 +1764,7 @@
         </w:tc>
         <w:tc>
           <w:tcPr>
-            <w:tcW w:type="dxa" w:w="3180"/>
+            <w:tcW w:type="dxa" w:w="2340"/>
             <w:tcBorders>
               <w:top w:val="single" w:color="CCCCCC" w:sz="1"/>
               <w:left w:val="single" w:color="CCCCCC" w:sz="1"/>
@@ -1773,13 +1793,13 @@
                 <w:sz w:val="20"/>
                 <w:szCs w:val="20"/>
               </w:rPr>
-              <w:t xml:space="preserve">Effet sur (x,y)</w:t>
-            </w:r>
-          </w:p>
-        </w:tc>
-        <w:tc>
-          <w:tcPr>
-            <w:tcW w:type="dxa" w:w="3180"/>
+              <w:t xml:space="preserve">Effet</w:t>
+            </w:r>
+          </w:p>
+        </w:tc>
+        <w:tc>
+          <w:tcPr>
+            <w:tcW w:type="dxa" w:w="2340"/>
             <w:tcBorders>
               <w:top w:val="single" w:color="CCCCCC" w:sz="1"/>
               <w:left w:val="single" w:color="CCCCCC" w:sz="1"/>
@@ -1816,7 +1836,7 @@
       <w:tr>
         <w:tc>
           <w:tcPr>
-            <w:tcW w:type="dxa" w:w="1500"/>
+            <w:tcW w:type="dxa" w:w="2340"/>
             <w:tcBorders>
               <w:top w:val="single" w:color="CCCCCC" w:sz="1"/>
               <w:left w:val="single" w:color="CCCCCC" w:sz="1"/>
@@ -1848,7 +1868,7 @@
         </w:tc>
         <w:tc>
           <w:tcPr>
-            <w:tcW w:type="dxa" w:w="1500"/>
+            <w:tcW w:type="dxa" w:w="2340"/>
             <w:tcBorders>
               <w:top w:val="single" w:color="CCCCCC" w:sz="1"/>
               <w:left w:val="single" w:color="CCCCCC" w:sz="1"/>
@@ -1878,7 +1898,7 @@
         </w:tc>
         <w:tc>
           <w:tcPr>
-            <w:tcW w:type="dxa" w:w="3180"/>
+            <w:tcW w:type="dxa" w:w="2340"/>
             <w:tcBorders>
               <w:top w:val="single" w:color="CCCCCC" w:sz="1"/>
               <w:left w:val="single" w:color="CCCCCC" w:sz="1"/>
@@ -1908,7 +1928,7 @@
         </w:tc>
         <w:tc>
           <w:tcPr>
-            <w:tcW w:type="dxa" w:w="3180"/>
+            <w:tcW w:type="dxa" w:w="2340"/>
             <w:tcBorders>
               <w:top w:val="single" w:color="CCCCCC" w:sz="1"/>
               <w:left w:val="single" w:color="CCCCCC" w:sz="1"/>
@@ -1932,7 +1952,7 @@
                 <w:sz w:val="20"/>
                 <w:szCs w:val="20"/>
               </w:rPr>
-              <w:t xml:space="preserve">Ne sort pas de la grille</w:t>
+              <w:t xml:space="preserve">Reste dans la grille</w:t>
             </w:r>
           </w:p>
         </w:tc>
@@ -1940,7 +1960,7 @@
       <w:tr>
         <w:tc>
           <w:tcPr>
-            <w:tcW w:type="dxa" w:w="1500"/>
+            <w:tcW w:type="dxa" w:w="2340"/>
             <w:tcBorders>
               <w:top w:val="single" w:color="CCCCCC" w:sz="1"/>
               <w:left w:val="single" w:color="CCCCCC" w:sz="1"/>
@@ -1972,7 +1992,7 @@
         </w:tc>
         <w:tc>
           <w:tcPr>
-            <w:tcW w:type="dxa" w:w="1500"/>
+            <w:tcW w:type="dxa" w:w="2340"/>
             <w:tcBorders>
               <w:top w:val="single" w:color="CCCCCC" w:sz="1"/>
               <w:left w:val="single" w:color="CCCCCC" w:sz="1"/>
@@ -2002,7 +2022,7 @@
         </w:tc>
         <w:tc>
           <w:tcPr>
-            <w:tcW w:type="dxa" w:w="3180"/>
+            <w:tcW w:type="dxa" w:w="2340"/>
             <w:tcBorders>
               <w:top w:val="single" w:color="CCCCCC" w:sz="1"/>
               <w:left w:val="single" w:color="CCCCCC" w:sz="1"/>
@@ -2032,7 +2052,7 @@
         </w:tc>
         <w:tc>
           <w:tcPr>
-            <w:tcW w:type="dxa" w:w="3180"/>
+            <w:tcW w:type="dxa" w:w="2340"/>
             <w:tcBorders>
               <w:top w:val="single" w:color="CCCCCC" w:sz="1"/>
               <w:left w:val="single" w:color="CCCCCC" w:sz="1"/>
@@ -2056,7 +2076,7 @@
                 <w:sz w:val="20"/>
                 <w:szCs w:val="20"/>
               </w:rPr>
-              <w:t xml:space="preserve">Ne sort pas de la grille</w:t>
+              <w:t xml:space="preserve">Reste dans la grille</w:t>
             </w:r>
           </w:p>
         </w:tc>
@@ -2064,7 +2084,7 @@
       <w:tr>
         <w:tc>
           <w:tcPr>
-            <w:tcW w:type="dxa" w:w="1500"/>
+            <w:tcW w:type="dxa" w:w="2340"/>
             <w:tcBorders>
               <w:top w:val="single" w:color="CCCCCC" w:sz="1"/>
               <w:left w:val="single" w:color="CCCCCC" w:sz="1"/>
@@ -2096,7 +2116,7 @@
         </w:tc>
         <w:tc>
           <w:tcPr>
-            <w:tcW w:type="dxa" w:w="1500"/>
+            <w:tcW w:type="dxa" w:w="2340"/>
             <w:tcBorders>
               <w:top w:val="single" w:color="CCCCCC" w:sz="1"/>
               <w:left w:val="single" w:color="CCCCCC" w:sz="1"/>
@@ -2126,7 +2146,7 @@
         </w:tc>
         <w:tc>
           <w:tcPr>
-            <w:tcW w:type="dxa" w:w="3180"/>
+            <w:tcW w:type="dxa" w:w="2340"/>
             <w:tcBorders>
               <w:top w:val="single" w:color="CCCCCC" w:sz="1"/>
               <w:left w:val="single" w:color="CCCCCC" w:sz="1"/>
@@ -2156,7 +2176,7 @@
         </w:tc>
         <w:tc>
           <w:tcPr>
-            <w:tcW w:type="dxa" w:w="3180"/>
+            <w:tcW w:type="dxa" w:w="2340"/>
             <w:tcBorders>
               <w:top w:val="single" w:color="CCCCCC" w:sz="1"/>
               <w:left w:val="single" w:color="CCCCCC" w:sz="1"/>
@@ -2180,7 +2200,7 @@
                 <w:sz w:val="20"/>
                 <w:szCs w:val="20"/>
               </w:rPr>
-              <w:t xml:space="preserve">Ne sort pas de la grille</w:t>
+              <w:t xml:space="preserve">Reste dans la grille</w:t>
             </w:r>
           </w:p>
         </w:tc>
@@ -2188,7 +2208,7 @@
       <w:tr>
         <w:tc>
           <w:tcPr>
-            <w:tcW w:type="dxa" w:w="1500"/>
+            <w:tcW w:type="dxa" w:w="2340"/>
             <w:tcBorders>
               <w:top w:val="single" w:color="CCCCCC" w:sz="1"/>
               <w:left w:val="single" w:color="CCCCCC" w:sz="1"/>
@@ -2220,7 +2240,7 @@
         </w:tc>
         <w:tc>
           <w:tcPr>
-            <w:tcW w:type="dxa" w:w="1500"/>
+            <w:tcW w:type="dxa" w:w="2340"/>
             <w:tcBorders>
               <w:top w:val="single" w:color="CCCCCC" w:sz="1"/>
               <w:left w:val="single" w:color="CCCCCC" w:sz="1"/>
@@ -2250,7 +2270,7 @@
         </w:tc>
         <w:tc>
           <w:tcPr>
-            <w:tcW w:type="dxa" w:w="3180"/>
+            <w:tcW w:type="dxa" w:w="2340"/>
             <w:tcBorders>
               <w:top w:val="single" w:color="CCCCCC" w:sz="1"/>
               <w:left w:val="single" w:color="CCCCCC" w:sz="1"/>
@@ -2280,7 +2300,7 @@
         </w:tc>
         <w:tc>
           <w:tcPr>
-            <w:tcW w:type="dxa" w:w="3180"/>
+            <w:tcW w:type="dxa" w:w="2340"/>
             <w:tcBorders>
               <w:top w:val="single" w:color="CCCCCC" w:sz="1"/>
               <w:left w:val="single" w:color="CCCCCC" w:sz="1"/>
@@ -2304,7 +2324,7 @@
                 <w:sz w:val="20"/>
                 <w:szCs w:val="20"/>
               </w:rPr>
-              <w:t xml:space="preserve">Ne sort pas de la grille</w:t>
+              <w:t xml:space="preserve">Reste dans la grille</w:t>
             </w:r>
           </w:p>
         </w:tc>
@@ -2315,7 +2335,7 @@
         <w:pStyle w:val="Heading2"/>
       </w:pPr>
       <w:r>
-        <w:t xml:space="preserve">2.3 Récompenses</w:t>
+        <w:t xml:space="preserve">2.3 Recompenses</w:t>
       </w:r>
     </w:p>
     <w:tbl>
@@ -2401,7 +2421,7 @@
                 <w:sz w:val="20"/>
                 <w:szCs w:val="20"/>
               </w:rPr>
-              <w:t xml:space="preserve">Récompense</w:t>
+              <w:t xml:space="preserve">Recompense</w:t>
             </w:r>
           </w:p>
         </w:tc>
@@ -2528,7 +2548,7 @@
                 <w:sz w:val="20"/>
                 <w:szCs w:val="20"/>
               </w:rPr>
-              <w:t xml:space="preserve">+0.1 × Δdistance - 0.01</w:t>
+              <w:t xml:space="preserve">+0.1 x delta_distance - 0.01</w:t>
             </w:r>
           </w:p>
         </w:tc>
@@ -2560,7 +2580,7 @@
                 <w:sz w:val="20"/>
                 <w:szCs w:val="20"/>
               </w:rPr>
-              <w:t xml:space="preserve">S'éloigne du but</w:t>
+              <w:t xml:space="preserve">S'eloigne du but</w:t>
             </w:r>
           </w:p>
         </w:tc>
@@ -2591,7 +2611,7 @@
                 <w:sz w:val="20"/>
                 <w:szCs w:val="20"/>
               </w:rPr>
-              <w:t xml:space="preserve">-0.1 × Δdistance - 0.01</w:t>
+              <w:t xml:space="preserve">-0.1 x delta_distance - 0.01</w:t>
             </w:r>
           </w:p>
         </w:tc>
@@ -2610,7 +2630,12 @@
         <w:spacing w:after="120"/>
       </w:pPr>
       <w:r>
-        <w:t xml:space="preserve">Jeu de morpion classique 3×3. L'agent joue X (premier joueur) contre un adversaire aléatoire ou heuristique.</w:t>
+        <w:rPr>
+          <w:rFonts w:ascii="Arial" w:cs="Arial" w:eastAsia="Arial" w:hAnsi="Arial"/>
+          <w:sz w:val="22"/>
+          <w:szCs w:val="22"/>
+        </w:rPr>
+        <w:t xml:space="preserve">Jeu de morpion classique 3x3. L'agent joue X (premier joueur) contre un adversaire aleatoire.</w:t>
       </w:r>
     </w:p>
     <w:p>
@@ -2618,15 +2643,20 @@
         <w:pStyle w:val="Heading2"/>
       </w:pPr>
       <w:r>
-        <w:t xml:space="preserve">3.1 Encodage de l'état</w:t>
+        <w:t xml:space="preserve">3.1 Encodage de l'etat</w:t>
       </w:r>
     </w:p>
     <w:p>
       <w:pPr>
-        <w:spacing w:after="80"/>
+        <w:spacing w:after="120"/>
       </w:pPr>
       <w:r>
-        <w:t xml:space="preserve">Vecteur plat de 9 valeurs représentant le plateau 3×3 aplati (ligne par ligne).</w:t>
+        <w:rPr>
+          <w:rFonts w:ascii="Arial" w:cs="Arial" w:eastAsia="Arial" w:hAnsi="Arial"/>
+          <w:sz w:val="22"/>
+          <w:szCs w:val="22"/>
+        </w:rPr>
+        <w:t xml:space="preserve">Vecteur plat de 9 valeurs representant le plateau 3x3 aplati (ligne par ligne).</w:t>
       </w:r>
     </w:p>
     <w:tbl>
@@ -2678,7 +2708,7 @@
                 <w:sz w:val="20"/>
                 <w:szCs w:val="20"/>
               </w:rPr>
-              <w:t xml:space="preserve">Propriété</w:t>
+              <w:t xml:space="preserve">Propriete</w:t>
             </w:r>
           </w:p>
         </w:tc>
@@ -2904,7 +2934,7 @@
                 <w:sz w:val="20"/>
                 <w:szCs w:val="20"/>
               </w:rPr>
-              <w:t xml:space="preserve">9 (= 3 × 3)</w:t>
+              <w:t xml:space="preserve">9 (= 3 x 3)</w:t>
             </w:r>
           </w:p>
         </w:tc>
@@ -3272,7 +3302,7 @@
                 <w:sz w:val="20"/>
                 <w:szCs w:val="20"/>
               </w:rPr>
-              <w:t xml:space="preserve">index = ligne × 3 + colonne</w:t>
+              <w:t xml:space="preserve">index = ligne x 3 + colonne</w:t>
             </w:r>
           </w:p>
         </w:tc>
@@ -3300,7 +3330,7 @@
                 <w:sz w:val="18"/>
                 <w:szCs w:val="18"/>
               </w:rPr>
-              <w:t xml:space="preserve">(1,2) → 1×3+2 = 5</w:t>
+              <w:t xml:space="preserve">(1,2) -&gt; 1x3+2 = 5</w:t>
             </w:r>
           </w:p>
         </w:tc>
@@ -3316,327 +3346,23 @@
     </w:p>
     <w:p>
       <w:pPr>
-        <w:spacing w:after="80"/>
+        <w:spacing w:after="120"/>
       </w:pPr>
       <w:r>
-        <w:t xml:space="preserve">L'action correspond à la position où placer son pion (0-8). Seules les cases vides sont des actions valides.</w:t>
+        <w:rPr>
+          <w:rFonts w:ascii="Arial" w:cs="Arial" w:eastAsia="Arial" w:hAnsi="Arial"/>
+          <w:sz w:val="22"/>
+          <w:szCs w:val="22"/>
+        </w:rPr>
+        <w:t xml:space="preserve">L'action correspond a la position ou placer son pion (0-8). Seules les cases vides sont valides.</w:t>
       </w:r>
     </w:p>
-    <w:tbl>
-      <w:tblPr>
-        <w:tblW w:type="dxa" w:w="9360"/>
-        <w:tblBorders>
-          <w:top w:val="single" w:color="auto" w:sz="4"/>
-          <w:left w:val="single" w:color="auto" w:sz="4"/>
-          <w:bottom w:val="single" w:color="auto" w:sz="4"/>
-          <w:right w:val="single" w:color="auto" w:sz="4"/>
-          <w:insideH w:val="single" w:color="auto" w:sz="4"/>
-          <w:insideV w:val="single" w:color="auto" w:sz="4"/>
-        </w:tblBorders>
-      </w:tblPr>
-      <w:tblGrid>
-        <w:gridCol w:w="3120"/>
-        <w:gridCol w:w="3120"/>
-        <w:gridCol w:w="3120"/>
-      </w:tblGrid>
-      <w:tr>
-        <w:tc>
-          <w:tcPr>
-            <w:tcW w:type="dxa" w:w="3120"/>
-            <w:tcBorders>
-              <w:top w:val="single" w:color="CCCCCC" w:sz="1"/>
-              <w:left w:val="single" w:color="CCCCCC" w:sz="1"/>
-              <w:bottom w:val="single" w:color="CCCCCC" w:sz="1"/>
-              <w:right w:val="single" w:color="CCCCCC" w:sz="1"/>
-            </w:tcBorders>
-            <w:shd w:fill="2B5797" w:val="clear"/>
-            <w:tcMar>
-              <w:top w:type="dxa" w:w="80"/>
-              <w:left w:type="dxa" w:w="120"/>
-              <w:bottom w:type="dxa" w:w="80"/>
-              <w:right w:type="dxa" w:w="120"/>
-            </w:tcMar>
-            <w:vAlign w:val="center"/>
-          </w:tcPr>
-          <w:p>
-            <w:pPr>
-              <w:jc w:val="center"/>
-            </w:pPr>
-            <w:r>
-              <w:rPr>
-                <w:rFonts w:ascii="Arial" w:cs="Arial" w:eastAsia="Arial" w:hAnsi="Arial"/>
-                <w:b/>
-                <w:bCs/>
-                <w:color w:val="FFFFFF"/>
-                <w:sz w:val="20"/>
-                <w:szCs w:val="20"/>
-              </w:rPr>
-              <w:t xml:space="preserve">Position 0</w:t>
-            </w:r>
-          </w:p>
-        </w:tc>
-        <w:tc>
-          <w:tcPr>
-            <w:tcW w:type="dxa" w:w="3120"/>
-            <w:tcBorders>
-              <w:top w:val="single" w:color="CCCCCC" w:sz="1"/>
-              <w:left w:val="single" w:color="CCCCCC" w:sz="1"/>
-              <w:bottom w:val="single" w:color="CCCCCC" w:sz="1"/>
-              <w:right w:val="single" w:color="CCCCCC" w:sz="1"/>
-            </w:tcBorders>
-            <w:shd w:fill="2B5797" w:val="clear"/>
-            <w:tcMar>
-              <w:top w:type="dxa" w:w="80"/>
-              <w:left w:type="dxa" w:w="120"/>
-              <w:bottom w:type="dxa" w:w="80"/>
-              <w:right w:type="dxa" w:w="120"/>
-            </w:tcMar>
-            <w:vAlign w:val="center"/>
-          </w:tcPr>
-          <w:p>
-            <w:pPr>
-              <w:jc w:val="center"/>
-            </w:pPr>
-            <w:r>
-              <w:rPr>
-                <w:rFonts w:ascii="Arial" w:cs="Arial" w:eastAsia="Arial" w:hAnsi="Arial"/>
-                <w:b/>
-                <w:bCs/>
-                <w:color w:val="FFFFFF"/>
-                <w:sz w:val="20"/>
-                <w:szCs w:val="20"/>
-              </w:rPr>
-              <w:t xml:space="preserve">Position 1</w:t>
-            </w:r>
-          </w:p>
-        </w:tc>
-        <w:tc>
-          <w:tcPr>
-            <w:tcW w:type="dxa" w:w="3120"/>
-            <w:tcBorders>
-              <w:top w:val="single" w:color="CCCCCC" w:sz="1"/>
-              <w:left w:val="single" w:color="CCCCCC" w:sz="1"/>
-              <w:bottom w:val="single" w:color="CCCCCC" w:sz="1"/>
-              <w:right w:val="single" w:color="CCCCCC" w:sz="1"/>
-            </w:tcBorders>
-            <w:shd w:fill="2B5797" w:val="clear"/>
-            <w:tcMar>
-              <w:top w:type="dxa" w:w="80"/>
-              <w:left w:type="dxa" w:w="120"/>
-              <w:bottom w:type="dxa" w:w="80"/>
-              <w:right w:type="dxa" w:w="120"/>
-            </w:tcMar>
-            <w:vAlign w:val="center"/>
-          </w:tcPr>
-          <w:p>
-            <w:pPr>
-              <w:jc w:val="center"/>
-            </w:pPr>
-            <w:r>
-              <w:rPr>
-                <w:rFonts w:ascii="Arial" w:cs="Arial" w:eastAsia="Arial" w:hAnsi="Arial"/>
-                <w:b/>
-                <w:bCs/>
-                <w:color w:val="FFFFFF"/>
-                <w:sz w:val="20"/>
-                <w:szCs w:val="20"/>
-              </w:rPr>
-              <w:t xml:space="preserve">Position 2</w:t>
-            </w:r>
-          </w:p>
-        </w:tc>
-      </w:tr>
-      <w:tr>
-        <w:tc>
-          <w:tcPr>
-            <w:tcW w:type="dxa" w:w="3120"/>
-            <w:tcBorders>
-              <w:top w:val="single" w:color="CCCCCC" w:sz="1"/>
-              <w:left w:val="single" w:color="CCCCCC" w:sz="1"/>
-              <w:bottom w:val="single" w:color="CCCCCC" w:sz="1"/>
-              <w:right w:val="single" w:color="CCCCCC" w:sz="1"/>
-            </w:tcBorders>
-            <w:tcMar>
-              <w:top w:type="dxa" w:w="80"/>
-              <w:left w:type="dxa" w:w="120"/>
-              <w:bottom w:type="dxa" w:w="80"/>
-              <w:right w:type="dxa" w:w="120"/>
-            </w:tcMar>
-          </w:tcPr>
-          <w:p>
-            <w:pPr>
-              <w:jc w:val="center"/>
-            </w:pPr>
-            <w:r>
-              <w:rPr>
-                <w:rFonts w:ascii="Arial" w:cs="Arial" w:eastAsia="Arial" w:hAnsi="Arial"/>
-                <w:sz w:val="20"/>
-                <w:szCs w:val="20"/>
-              </w:rPr>
-              <w:t xml:space="preserve">Position 3</w:t>
-            </w:r>
-          </w:p>
-        </w:tc>
-        <w:tc>
-          <w:tcPr>
-            <w:tcW w:type="dxa" w:w="3120"/>
-            <w:tcBorders>
-              <w:top w:val="single" w:color="CCCCCC" w:sz="1"/>
-              <w:left w:val="single" w:color="CCCCCC" w:sz="1"/>
-              <w:bottom w:val="single" w:color="CCCCCC" w:sz="1"/>
-              <w:right w:val="single" w:color="CCCCCC" w:sz="1"/>
-            </w:tcBorders>
-            <w:tcMar>
-              <w:top w:type="dxa" w:w="80"/>
-              <w:left w:type="dxa" w:w="120"/>
-              <w:bottom w:type="dxa" w:w="80"/>
-              <w:right w:type="dxa" w:w="120"/>
-            </w:tcMar>
-          </w:tcPr>
-          <w:p>
-            <w:pPr>
-              <w:jc w:val="center"/>
-            </w:pPr>
-            <w:r>
-              <w:rPr>
-                <w:rFonts w:ascii="Arial" w:cs="Arial" w:eastAsia="Arial" w:hAnsi="Arial"/>
-                <w:sz w:val="20"/>
-                <w:szCs w:val="20"/>
-              </w:rPr>
-              <w:t xml:space="preserve">Position 4</w:t>
-            </w:r>
-          </w:p>
-        </w:tc>
-        <w:tc>
-          <w:tcPr>
-            <w:tcW w:type="dxa" w:w="3120"/>
-            <w:tcBorders>
-              <w:top w:val="single" w:color="CCCCCC" w:sz="1"/>
-              <w:left w:val="single" w:color="CCCCCC" w:sz="1"/>
-              <w:bottom w:val="single" w:color="CCCCCC" w:sz="1"/>
-              <w:right w:val="single" w:color="CCCCCC" w:sz="1"/>
-            </w:tcBorders>
-            <w:tcMar>
-              <w:top w:type="dxa" w:w="80"/>
-              <w:left w:type="dxa" w:w="120"/>
-              <w:bottom w:type="dxa" w:w="80"/>
-              <w:right w:type="dxa" w:w="120"/>
-            </w:tcMar>
-          </w:tcPr>
-          <w:p>
-            <w:pPr>
-              <w:jc w:val="center"/>
-            </w:pPr>
-            <w:r>
-              <w:rPr>
-                <w:rFonts w:ascii="Arial" w:cs="Arial" w:eastAsia="Arial" w:hAnsi="Arial"/>
-                <w:sz w:val="20"/>
-                <w:szCs w:val="20"/>
-              </w:rPr>
-              <w:t xml:space="preserve">Position 5</w:t>
-            </w:r>
-          </w:p>
-        </w:tc>
-      </w:tr>
-      <w:tr>
-        <w:tc>
-          <w:tcPr>
-            <w:tcW w:type="dxa" w:w="3120"/>
-            <w:tcBorders>
-              <w:top w:val="single" w:color="CCCCCC" w:sz="1"/>
-              <w:left w:val="single" w:color="CCCCCC" w:sz="1"/>
-              <w:bottom w:val="single" w:color="CCCCCC" w:sz="1"/>
-              <w:right w:val="single" w:color="CCCCCC" w:sz="1"/>
-            </w:tcBorders>
-            <w:tcMar>
-              <w:top w:type="dxa" w:w="80"/>
-              <w:left w:type="dxa" w:w="120"/>
-              <w:bottom w:type="dxa" w:w="80"/>
-              <w:right w:type="dxa" w:w="120"/>
-            </w:tcMar>
-          </w:tcPr>
-          <w:p>
-            <w:pPr>
-              <w:jc w:val="center"/>
-            </w:pPr>
-            <w:r>
-              <w:rPr>
-                <w:rFonts w:ascii="Arial" w:cs="Arial" w:eastAsia="Arial" w:hAnsi="Arial"/>
-                <w:sz w:val="20"/>
-                <w:szCs w:val="20"/>
-              </w:rPr>
-              <w:t xml:space="preserve">Position 6</w:t>
-            </w:r>
-          </w:p>
-        </w:tc>
-        <w:tc>
-          <w:tcPr>
-            <w:tcW w:type="dxa" w:w="3120"/>
-            <w:tcBorders>
-              <w:top w:val="single" w:color="CCCCCC" w:sz="1"/>
-              <w:left w:val="single" w:color="CCCCCC" w:sz="1"/>
-              <w:bottom w:val="single" w:color="CCCCCC" w:sz="1"/>
-              <w:right w:val="single" w:color="CCCCCC" w:sz="1"/>
-            </w:tcBorders>
-            <w:tcMar>
-              <w:top w:type="dxa" w:w="80"/>
-              <w:left w:type="dxa" w:w="120"/>
-              <w:bottom w:type="dxa" w:w="80"/>
-              <w:right w:type="dxa" w:w="120"/>
-            </w:tcMar>
-          </w:tcPr>
-          <w:p>
-            <w:pPr>
-              <w:jc w:val="center"/>
-            </w:pPr>
-            <w:r>
-              <w:rPr>
-                <w:rFonts w:ascii="Arial" w:cs="Arial" w:eastAsia="Arial" w:hAnsi="Arial"/>
-                <w:sz w:val="20"/>
-                <w:szCs w:val="20"/>
-              </w:rPr>
-              <w:t xml:space="preserve">Position 7</w:t>
-            </w:r>
-          </w:p>
-        </w:tc>
-        <w:tc>
-          <w:tcPr>
-            <w:tcW w:type="dxa" w:w="3120"/>
-            <w:tcBorders>
-              <w:top w:val="single" w:color="CCCCCC" w:sz="1"/>
-              <w:left w:val="single" w:color="CCCCCC" w:sz="1"/>
-              <w:bottom w:val="single" w:color="CCCCCC" w:sz="1"/>
-              <w:right w:val="single" w:color="CCCCCC" w:sz="1"/>
-            </w:tcBorders>
-            <w:tcMar>
-              <w:top w:type="dxa" w:w="80"/>
-              <w:left w:type="dxa" w:w="120"/>
-              <w:bottom w:type="dxa" w:w="80"/>
-              <w:right w:type="dxa" w:w="120"/>
-            </w:tcMar>
-          </w:tcPr>
-          <w:p>
-            <w:pPr>
-              <w:jc w:val="center"/>
-            </w:pPr>
-            <w:r>
-              <w:rPr>
-                <w:rFonts w:ascii="Arial" w:cs="Arial" w:eastAsia="Arial" w:hAnsi="Arial"/>
-                <w:sz w:val="20"/>
-                <w:szCs w:val="20"/>
-              </w:rPr>
-              <w:t xml:space="preserve">Position 8</w:t>
-            </w:r>
-          </w:p>
-        </w:tc>
-      </w:tr>
-    </w:tbl>
     <w:p>
       <w:pPr>
         <w:pStyle w:val="Heading2"/>
       </w:pPr>
       <w:r>
-        <w:t xml:space="preserve">3.3 Récompenses</w:t>
+        <w:t xml:space="preserve">3.3 Recompenses</w:t>
       </w:r>
     </w:p>
     <w:tbl>
@@ -3722,7 +3448,7 @@
                 <w:sz w:val="20"/>
                 <w:szCs w:val="20"/>
               </w:rPr>
-              <w:t xml:space="preserve">Récompense</w:t>
+              <w:t xml:space="preserve">Recompense</w:t>
             </w:r>
           </w:p>
         </w:tc>
@@ -3754,7 +3480,7 @@
                 <w:sz w:val="20"/>
                 <w:szCs w:val="20"/>
               </w:rPr>
-              <w:t xml:space="preserve">Victoire (3 X alignés)</w:t>
+              <w:t xml:space="preserve">Victoire (3 X alignes)</w:t>
             </w:r>
           </w:p>
         </w:tc>
@@ -3819,7 +3545,7 @@
                 <w:sz w:val="20"/>
                 <w:szCs w:val="20"/>
               </w:rPr>
-              <w:t xml:space="preserve">Défaite (3 O alignés)</w:t>
+              <w:t xml:space="preserve">Defaite (3 O alignes)</w:t>
             </w:r>
           </w:p>
         </w:tc>
@@ -3946,7 +3672,7 @@
                 <w:sz w:val="20"/>
                 <w:szCs w:val="20"/>
               </w:rPr>
-              <w:t xml:space="preserve">Action invalide (case occupée)</w:t>
+              <w:t xml:space="preserve">Action invalide (case occupee)</w:t>
             </w:r>
           </w:p>
         </w:tc>
@@ -3983,6 +3709,11 @@
         </w:tc>
       </w:tr>
     </w:tbl>
+    <w:p>
+      <w:r>
+        <w:br w:type="page"/>
+      </w:r>
+    </w:p>
     <w:p>
       <w:pPr>
         <w:pStyle w:val="Heading1"/>
@@ -3996,7 +3727,12 @@
         <w:spacing w:after="120"/>
       </w:pPr>
       <w:r>
-        <w:t xml:space="preserve">Jeu de plateau stratégique 4×4 avec 16 pièces uniques. Chaque pièce possède 4 attributs binaires : grande/petite, claire/foncée, ronde/carrée, pleine/creuse. L'objectif est d'aligner 4 pièces partageant au moins un attribut commun.</w:t>
+        <w:rPr>
+          <w:rFonts w:ascii="Arial" w:cs="Arial" w:eastAsia="Arial" w:hAnsi="Arial"/>
+          <w:sz w:val="22"/>
+          <w:szCs w:val="22"/>
+        </w:rPr>
+        <w:t xml:space="preserve">Jeu de plateau strategique 4x4 avec 16 pieces uniques. Chaque piece possede 4 attributs binaires. L'objectif est d'aligner 4 pieces partageant au moins un attribut commun.</w:t>
       </w:r>
     </w:p>
     <w:p>
@@ -4004,15 +3740,35 @@
         <w:pStyle w:val="Heading2"/>
       </w:pPr>
       <w:r>
-        <w:t xml:space="preserve">4.1 Encodage de l'état</w:t>
+        <w:t xml:space="preserve">4.1 Encodage de l'etat (101 dimensions)</w:t>
       </w:r>
     </w:p>
     <w:p>
       <w:pPr>
-        <w:spacing w:after="80"/>
+        <w:spacing w:after="120"/>
       </w:pPr>
       <w:r>
-        <w:t xml:space="preserve">Vecteur de 33 dimensions combinant trois informations :</w:t>
+        <w:rPr>
+          <w:rFonts w:ascii="Arial" w:cs="Arial" w:eastAsia="Arial" w:hAnsi="Arial"/>
+          <w:b/>
+          <w:bCs/>
+          <w:sz w:val="22"/>
+          <w:szCs w:val="22"/>
+        </w:rPr>
+        <w:t xml:space="preserve">Chaque piece est encodee par ses attributs binaires explicites, et non par un ID normalise. Cela permet au reseau de neurones de detecter directement les attributs partages entre les pieces.</w:t>
+      </w:r>
+    </w:p>
+    <w:p>
+      <w:pPr>
+        <w:spacing w:after="120"/>
+      </w:pPr>
+      <w:r>
+        <w:rPr>
+          <w:rFonts w:ascii="Arial" w:cs="Arial" w:eastAsia="Arial" w:hAnsi="Arial"/>
+          <w:sz w:val="22"/>
+          <w:szCs w:val="22"/>
+        </w:rPr>
+        <w:t xml:space="preserve">Le vecteur d'etat de 101 dimensions se decompose en 3 parties :</w:t>
       </w:r>
     </w:p>
     <w:tbl>
@@ -4028,15 +3784,16 @@
         </w:tblBorders>
       </w:tblPr>
       <w:tblGrid>
+        <w:gridCol w:w="1872"/>
         <w:gridCol w:w="1500"/>
-        <w:gridCol w:w="1500"/>
-        <w:gridCol w:w="3180"/>
-        <w:gridCol w:w="3180"/>
+        <w:gridCol w:w="2000"/>
+        <w:gridCol w:w="2000"/>
+        <w:gridCol w:w="1988"/>
       </w:tblGrid>
       <w:tr>
         <w:tc>
           <w:tcPr>
-            <w:tcW w:type="dxa" w:w="1500"/>
+            <w:tcW w:type="dxa" w:w="1872"/>
             <w:tcBorders>
               <w:top w:val="single" w:color="CCCCCC" w:sz="1"/>
               <w:left w:val="single" w:color="CCCCCC" w:sz="1"/>
@@ -4065,7 +3822,7 @@
                 <w:sz w:val="20"/>
                 <w:szCs w:val="20"/>
               </w:rPr>
-              <w:t xml:space="preserve">Composante</w:t>
+              <w:t xml:space="preserve">Partie</w:t>
             </w:r>
           </w:p>
         </w:tc>
@@ -4106,7 +3863,7 @@
         </w:tc>
         <w:tc>
           <w:tcPr>
-            <w:tcW w:type="dxa" w:w="3180"/>
+            <w:tcW w:type="dxa" w:w="2000"/>
             <w:tcBorders>
               <w:top w:val="single" w:color="CCCCCC" w:sz="1"/>
               <w:left w:val="single" w:color="CCCCCC" w:sz="1"/>
@@ -4135,13 +3892,13 @@
                 <w:sz w:val="20"/>
                 <w:szCs w:val="20"/>
               </w:rPr>
-              <w:t xml:space="preserve">Description</w:t>
-            </w:r>
-          </w:p>
-        </w:tc>
-        <w:tc>
-          <w:tcPr>
-            <w:tcW w:type="dxa" w:w="3180"/>
+              <w:t xml:space="preserve">Dimension</w:t>
+            </w:r>
+          </w:p>
+        </w:tc>
+        <w:tc>
+          <w:tcPr>
+            <w:tcW w:type="dxa" w:w="2000"/>
             <w:tcBorders>
               <w:top w:val="single" w:color="CCCCCC" w:sz="1"/>
               <w:left w:val="single" w:color="CCCCCC" w:sz="1"/>
@@ -4170,6 +3927,41 @@
                 <w:sz w:val="20"/>
                 <w:szCs w:val="20"/>
               </w:rPr>
+              <w:t xml:space="preserve">Description</w:t>
+            </w:r>
+          </w:p>
+        </w:tc>
+        <w:tc>
+          <w:tcPr>
+            <w:tcW w:type="dxa" w:w="1988"/>
+            <w:tcBorders>
+              <w:top w:val="single" w:color="CCCCCC" w:sz="1"/>
+              <w:left w:val="single" w:color="CCCCCC" w:sz="1"/>
+              <w:bottom w:val="single" w:color="CCCCCC" w:sz="1"/>
+              <w:right w:val="single" w:color="CCCCCC" w:sz="1"/>
+            </w:tcBorders>
+            <w:shd w:fill="2B5797" w:val="clear"/>
+            <w:tcMar>
+              <w:top w:type="dxa" w:w="80"/>
+              <w:left w:type="dxa" w:w="120"/>
+              <w:bottom w:type="dxa" w:w="80"/>
+              <w:right w:type="dxa" w:w="120"/>
+            </w:tcMar>
+            <w:vAlign w:val="center"/>
+          </w:tcPr>
+          <w:p>
+            <w:pPr>
+              <w:jc w:val="center"/>
+            </w:pPr>
+            <w:r>
+              <w:rPr>
+                <w:rFonts w:ascii="Arial" w:cs="Arial" w:eastAsia="Arial" w:hAnsi="Arial"/>
+                <w:b/>
+                <w:bCs/>
+                <w:color w:val="FFFFFF"/>
+                <w:sz w:val="20"/>
+                <w:szCs w:val="20"/>
+              </w:rPr>
               <w:t xml:space="preserve">Valeurs</w:t>
             </w:r>
           </w:p>
@@ -4178,7 +3970,7 @@
       <w:tr>
         <w:tc>
           <w:tcPr>
-            <w:tcW w:type="dxa" w:w="1500"/>
+            <w:tcW w:type="dxa" w:w="1872"/>
             <w:tcBorders>
               <w:top w:val="single" w:color="CCCCCC" w:sz="1"/>
               <w:left w:val="single" w:color="CCCCCC" w:sz="1"/>
@@ -4226,6 +4018,66 @@
           </w:tcPr>
           <w:p>
             <w:pPr>
+              <w:jc w:val="center"/>
+            </w:pPr>
+            <w:r>
+              <w:rPr>
+                <w:rFonts w:ascii="Arial" w:cs="Arial" w:eastAsia="Arial" w:hAnsi="Arial"/>
+                <w:sz w:val="20"/>
+                <w:szCs w:val="20"/>
+              </w:rPr>
+              <w:t xml:space="preserve">[0 : 80]</w:t>
+            </w:r>
+          </w:p>
+        </w:tc>
+        <w:tc>
+          <w:tcPr>
+            <w:tcW w:type="dxa" w:w="2000"/>
+            <w:tcBorders>
+              <w:top w:val="single" w:color="CCCCCC" w:sz="1"/>
+              <w:left w:val="single" w:color="CCCCCC" w:sz="1"/>
+              <w:bottom w:val="single" w:color="CCCCCC" w:sz="1"/>
+              <w:right w:val="single" w:color="CCCCCC" w:sz="1"/>
+            </w:tcBorders>
+            <w:tcMar>
+              <w:top w:type="dxa" w:w="80"/>
+              <w:left w:type="dxa" w:w="120"/>
+              <w:bottom w:type="dxa" w:w="80"/>
+              <w:right w:type="dxa" w:w="120"/>
+            </w:tcMar>
+          </w:tcPr>
+          <w:p>
+            <w:pPr>
+              <w:jc w:val="center"/>
+            </w:pPr>
+            <w:r>
+              <w:rPr>
+                <w:rFonts w:ascii="Arial" w:cs="Arial" w:eastAsia="Arial" w:hAnsi="Arial"/>
+                <w:sz w:val="20"/>
+                <w:szCs w:val="20"/>
+              </w:rPr>
+              <w:t xml:space="preserve">80 (16 cases x 5)</w:t>
+            </w:r>
+          </w:p>
+        </w:tc>
+        <w:tc>
+          <w:tcPr>
+            <w:tcW w:type="dxa" w:w="2000"/>
+            <w:tcBorders>
+              <w:top w:val="single" w:color="CCCCCC" w:sz="1"/>
+              <w:left w:val="single" w:color="CCCCCC" w:sz="1"/>
+              <w:bottom w:val="single" w:color="CCCCCC" w:sz="1"/>
+              <w:right w:val="single" w:color="CCCCCC" w:sz="1"/>
+            </w:tcBorders>
+            <w:tcMar>
+              <w:top w:type="dxa" w:w="80"/>
+              <w:left w:type="dxa" w:w="120"/>
+              <w:bottom w:type="dxa" w:w="80"/>
+              <w:right w:type="dxa" w:w="120"/>
+            </w:tcMar>
+          </w:tcPr>
+          <w:p>
+            <w:pPr>
               <w:jc w:val="left"/>
             </w:pPr>
             <w:r>
@@ -4234,13 +4086,13 @@
                 <w:sz w:val="20"/>
                 <w:szCs w:val="20"/>
               </w:rPr>
-              <w:t xml:space="preserve">[0:16]</w:t>
-            </w:r>
-          </w:p>
-        </w:tc>
-        <w:tc>
-          <w:tcPr>
-            <w:tcW w:type="dxa" w:w="3180"/>
+              <w:t xml:space="preserve">Etat de chaque case</w:t>
+            </w:r>
+          </w:p>
+        </w:tc>
+        <w:tc>
+          <w:tcPr>
+            <w:tcW w:type="dxa" w:w="1988"/>
             <w:tcBorders>
               <w:top w:val="single" w:color="CCCCCC" w:sz="1"/>
               <w:left w:val="single" w:color="CCCCCC" w:sz="1"/>
@@ -4264,37 +4116,7 @@
                 <w:sz w:val="20"/>
                 <w:szCs w:val="20"/>
               </w:rPr>
-              <w:t xml:space="preserve">16 cases du plateau 4×4 aplati</w:t>
-            </w:r>
-          </w:p>
-        </w:tc>
-        <w:tc>
-          <w:tcPr>
-            <w:tcW w:type="dxa" w:w="3180"/>
-            <w:tcBorders>
-              <w:top w:val="single" w:color="CCCCCC" w:sz="1"/>
-              <w:left w:val="single" w:color="CCCCCC" w:sz="1"/>
-              <w:bottom w:val="single" w:color="CCCCCC" w:sz="1"/>
-              <w:right w:val="single" w:color="CCCCCC" w:sz="1"/>
-            </w:tcBorders>
-            <w:tcMar>
-              <w:top w:type="dxa" w:w="80"/>
-              <w:left w:type="dxa" w:w="120"/>
-              <w:bottom w:type="dxa" w:w="80"/>
-              <w:right w:type="dxa" w:w="120"/>
-            </w:tcMar>
-          </w:tcPr>
-          <w:p>
-            <w:pPr>
-              <w:jc w:val="left"/>
-            </w:pPr>
-            <w:r>
-              <w:rPr>
-                <w:rFonts w:ascii="Arial" w:cs="Arial" w:eastAsia="Arial" w:hAnsi="Arial"/>
-                <w:sz w:val="20"/>
-                <w:szCs w:val="20"/>
-              </w:rPr>
-              <w:t xml:space="preserve">-1 = vide, 0-15 = ID pièce normalisé</w:t>
+              <w:t xml:space="preserve">0.0 ou 1.0</w:t>
             </w:r>
           </w:p>
         </w:tc>
@@ -4302,7 +4124,7 @@
       <w:tr>
         <w:tc>
           <w:tcPr>
-            <w:tcW w:type="dxa" w:w="1500"/>
+            <w:tcW w:type="dxa" w:w="1872"/>
             <w:tcBorders>
               <w:top w:val="single" w:color="CCCCCC" w:sz="1"/>
               <w:left w:val="single" w:color="CCCCCC" w:sz="1"/>
@@ -4328,7 +4150,7 @@
                 <w:sz w:val="20"/>
                 <w:szCs w:val="20"/>
               </w:rPr>
-              <w:t xml:space="preserve">Pièce courante</w:t>
+              <w:t xml:space="preserve">Piece courante</w:t>
             </w:r>
           </w:p>
         </w:tc>
@@ -4350,6 +4172,66 @@
           </w:tcPr>
           <w:p>
             <w:pPr>
+              <w:jc w:val="center"/>
+            </w:pPr>
+            <w:r>
+              <w:rPr>
+                <w:rFonts w:ascii="Arial" w:cs="Arial" w:eastAsia="Arial" w:hAnsi="Arial"/>
+                <w:sz w:val="20"/>
+                <w:szCs w:val="20"/>
+              </w:rPr>
+              <w:t xml:space="preserve">[80 : 85]</w:t>
+            </w:r>
+          </w:p>
+        </w:tc>
+        <w:tc>
+          <w:tcPr>
+            <w:tcW w:type="dxa" w:w="2000"/>
+            <w:tcBorders>
+              <w:top w:val="single" w:color="CCCCCC" w:sz="1"/>
+              <w:left w:val="single" w:color="CCCCCC" w:sz="1"/>
+              <w:bottom w:val="single" w:color="CCCCCC" w:sz="1"/>
+              <w:right w:val="single" w:color="CCCCCC" w:sz="1"/>
+            </w:tcBorders>
+            <w:tcMar>
+              <w:top w:type="dxa" w:w="80"/>
+              <w:left w:type="dxa" w:w="120"/>
+              <w:bottom w:type="dxa" w:w="80"/>
+              <w:right w:type="dxa" w:w="120"/>
+            </w:tcMar>
+          </w:tcPr>
+          <w:p>
+            <w:pPr>
+              <w:jc w:val="center"/>
+            </w:pPr>
+            <w:r>
+              <w:rPr>
+                <w:rFonts w:ascii="Arial" w:cs="Arial" w:eastAsia="Arial" w:hAnsi="Arial"/>
+                <w:sz w:val="20"/>
+                <w:szCs w:val="20"/>
+              </w:rPr>
+              <w:t xml:space="preserve">5 (1 piece x 5)</w:t>
+            </w:r>
+          </w:p>
+        </w:tc>
+        <w:tc>
+          <w:tcPr>
+            <w:tcW w:type="dxa" w:w="2000"/>
+            <w:tcBorders>
+              <w:top w:val="single" w:color="CCCCCC" w:sz="1"/>
+              <w:left w:val="single" w:color="CCCCCC" w:sz="1"/>
+              <w:bottom w:val="single" w:color="CCCCCC" w:sz="1"/>
+              <w:right w:val="single" w:color="CCCCCC" w:sz="1"/>
+            </w:tcBorders>
+            <w:tcMar>
+              <w:top w:type="dxa" w:w="80"/>
+              <w:left w:type="dxa" w:w="120"/>
+              <w:bottom w:type="dxa" w:w="80"/>
+              <w:right w:type="dxa" w:w="120"/>
+            </w:tcMar>
+          </w:tcPr>
+          <w:p>
+            <w:pPr>
               <w:jc w:val="left"/>
             </w:pPr>
             <w:r>
@@ -4358,13 +4240,13 @@
                 <w:sz w:val="20"/>
                 <w:szCs w:val="20"/>
               </w:rPr>
-              <w:t xml:space="preserve">[16]</w:t>
-            </w:r>
-          </w:p>
-        </w:tc>
-        <w:tc>
-          <w:tcPr>
-            <w:tcW w:type="dxa" w:w="3180"/>
+              <w:t xml:space="preserve">Piece a placer ce tour</w:t>
+            </w:r>
+          </w:p>
+        </w:tc>
+        <w:tc>
+          <w:tcPr>
+            <w:tcW w:type="dxa" w:w="1988"/>
             <w:tcBorders>
               <w:top w:val="single" w:color="CCCCCC" w:sz="1"/>
               <w:left w:val="single" w:color="CCCCCC" w:sz="1"/>
@@ -4388,37 +4270,7 @@
                 <w:sz w:val="20"/>
                 <w:szCs w:val="20"/>
               </w:rPr>
-              <w:t xml:space="preserve">Pièce à placer ce tour</w:t>
-            </w:r>
-          </w:p>
-        </w:tc>
-        <w:tc>
-          <w:tcPr>
-            <w:tcW w:type="dxa" w:w="3180"/>
-            <w:tcBorders>
-              <w:top w:val="single" w:color="CCCCCC" w:sz="1"/>
-              <w:left w:val="single" w:color="CCCCCC" w:sz="1"/>
-              <w:bottom w:val="single" w:color="CCCCCC" w:sz="1"/>
-              <w:right w:val="single" w:color="CCCCCC" w:sz="1"/>
-            </w:tcBorders>
-            <w:tcMar>
-              <w:top w:type="dxa" w:w="80"/>
-              <w:left w:type="dxa" w:w="120"/>
-              <w:bottom w:type="dxa" w:w="80"/>
-              <w:right w:type="dxa" w:w="120"/>
-            </w:tcMar>
-          </w:tcPr>
-          <w:p>
-            <w:pPr>
-              <w:jc w:val="left"/>
-            </w:pPr>
-            <w:r>
-              <w:rPr>
-                <w:rFonts w:ascii="Arial" w:cs="Arial" w:eastAsia="Arial" w:hAnsi="Arial"/>
-                <w:sz w:val="20"/>
-                <w:szCs w:val="20"/>
-              </w:rPr>
-              <w:t xml:space="preserve">-1 = aucune, 0-15 = ID pièce normalisé</w:t>
+              <w:t xml:space="preserve">0.0 ou 1.0</w:t>
             </w:r>
           </w:p>
         </w:tc>
@@ -4426,7 +4278,7 @@
       <w:tr>
         <w:tc>
           <w:tcPr>
-            <w:tcW w:type="dxa" w:w="1500"/>
+            <w:tcW w:type="dxa" w:w="1872"/>
             <w:tcBorders>
               <w:top w:val="single" w:color="CCCCCC" w:sz="1"/>
               <w:left w:val="single" w:color="CCCCCC" w:sz="1"/>
@@ -4452,7 +4304,7 @@
                 <w:sz w:val="20"/>
                 <w:szCs w:val="20"/>
               </w:rPr>
-              <w:t xml:space="preserve">Disponibilité</w:t>
+              <w:t xml:space="preserve">Disponibilite</w:t>
             </w:r>
           </w:p>
         </w:tc>
@@ -4474,6 +4326,66 @@
           </w:tcPr>
           <w:p>
             <w:pPr>
+              <w:jc w:val="center"/>
+            </w:pPr>
+            <w:r>
+              <w:rPr>
+                <w:rFonts w:ascii="Arial" w:cs="Arial" w:eastAsia="Arial" w:hAnsi="Arial"/>
+                <w:sz w:val="20"/>
+                <w:szCs w:val="20"/>
+              </w:rPr>
+              <w:t xml:space="preserve">[85 : 101]</w:t>
+            </w:r>
+          </w:p>
+        </w:tc>
+        <w:tc>
+          <w:tcPr>
+            <w:tcW w:type="dxa" w:w="2000"/>
+            <w:tcBorders>
+              <w:top w:val="single" w:color="CCCCCC" w:sz="1"/>
+              <w:left w:val="single" w:color="CCCCCC" w:sz="1"/>
+              <w:bottom w:val="single" w:color="CCCCCC" w:sz="1"/>
+              <w:right w:val="single" w:color="CCCCCC" w:sz="1"/>
+            </w:tcBorders>
+            <w:tcMar>
+              <w:top w:type="dxa" w:w="80"/>
+              <w:left w:type="dxa" w:w="120"/>
+              <w:bottom w:type="dxa" w:w="80"/>
+              <w:right w:type="dxa" w:w="120"/>
+            </w:tcMar>
+          </w:tcPr>
+          <w:p>
+            <w:pPr>
+              <w:jc w:val="center"/>
+            </w:pPr>
+            <w:r>
+              <w:rPr>
+                <w:rFonts w:ascii="Arial" w:cs="Arial" w:eastAsia="Arial" w:hAnsi="Arial"/>
+                <w:sz w:val="20"/>
+                <w:szCs w:val="20"/>
+              </w:rPr>
+              <w:t xml:space="preserve">16 (1 par piece)</w:t>
+            </w:r>
+          </w:p>
+        </w:tc>
+        <w:tc>
+          <w:tcPr>
+            <w:tcW w:type="dxa" w:w="2000"/>
+            <w:tcBorders>
+              <w:top w:val="single" w:color="CCCCCC" w:sz="1"/>
+              <w:left w:val="single" w:color="CCCCCC" w:sz="1"/>
+              <w:bottom w:val="single" w:color="CCCCCC" w:sz="1"/>
+              <w:right w:val="single" w:color="CCCCCC" w:sz="1"/>
+            </w:tcBorders>
+            <w:tcMar>
+              <w:top w:type="dxa" w:w="80"/>
+              <w:left w:type="dxa" w:w="120"/>
+              <w:bottom w:type="dxa" w:w="80"/>
+              <w:right w:type="dxa" w:w="120"/>
+            </w:tcMar>
+          </w:tcPr>
+          <w:p>
+            <w:pPr>
               <w:jc w:val="left"/>
             </w:pPr>
             <w:r>
@@ -4482,13 +4394,13 @@
                 <w:sz w:val="20"/>
                 <w:szCs w:val="20"/>
               </w:rPr>
-              <w:t xml:space="preserve">[17:33]</w:t>
-            </w:r>
-          </w:p>
-        </w:tc>
-        <w:tc>
-          <w:tcPr>
-            <w:tcW w:type="dxa" w:w="3180"/>
+              <w:t xml:space="preserve">Masque de disponibilite</w:t>
+            </w:r>
+          </w:p>
+        </w:tc>
+        <w:tc>
+          <w:tcPr>
+            <w:tcW w:type="dxa" w:w="1988"/>
             <w:tcBorders>
               <w:top w:val="single" w:color="CCCCCC" w:sz="1"/>
               <w:left w:val="single" w:color="CCCCCC" w:sz="1"/>
@@ -4512,37 +4424,7 @@
                 <w:sz w:val="20"/>
                 <w:szCs w:val="20"/>
               </w:rPr>
-              <w:t xml:space="preserve">Masque de disponibilité des pièces</w:t>
-            </w:r>
-          </w:p>
-        </w:tc>
-        <w:tc>
-          <w:tcPr>
-            <w:tcW w:type="dxa" w:w="3180"/>
-            <w:tcBorders>
-              <w:top w:val="single" w:color="CCCCCC" w:sz="1"/>
-              <w:left w:val="single" w:color="CCCCCC" w:sz="1"/>
-              <w:bottom w:val="single" w:color="CCCCCC" w:sz="1"/>
-              <w:right w:val="single" w:color="CCCCCC" w:sz="1"/>
-            </w:tcBorders>
-            <w:tcMar>
-              <w:top w:type="dxa" w:w="80"/>
-              <w:left w:type="dxa" w:w="120"/>
-              <w:bottom w:type="dxa" w:w="80"/>
-              <w:right w:type="dxa" w:w="120"/>
-            </w:tcMar>
-          </w:tcPr>
-          <w:p>
-            <w:pPr>
-              <w:jc w:val="left"/>
-            </w:pPr>
-            <w:r>
-              <w:rPr>
-                <w:rFonts w:ascii="Arial" w:cs="Arial" w:eastAsia="Arial" w:hAnsi="Arial"/>
-                <w:sz w:val="20"/>
-                <w:szCs w:val="20"/>
-              </w:rPr>
-              <w:t xml:space="preserve">1.0 = disponible, 0.0 = utilisée</w:t>
+              <w:t xml:space="preserve">0.0 ou 1.0</w:t>
             </w:r>
           </w:p>
         </w:tc>
@@ -4553,15 +4435,1164 @@
         <w:pStyle w:val="Heading3"/>
       </w:pPr>
       <w:r>
-        <w:t xml:space="preserve">Détail de la normalisation</w:t>
+        <w:t xml:space="preserve">4.1.1 Encodage d'une case du plateau (5 valeurs)</w:t>
       </w:r>
     </w:p>
     <w:p>
       <w:pPr>
-        <w:spacing w:after="80"/>
+        <w:spacing w:after="120"/>
       </w:pPr>
       <w:r>
-        <w:t xml:space="preserve">Les valeurs du plateau et de la pièce courante sont normalisées : la valeur brute (0-15) est divisée par 15 pour obtenir un intervalle [0, 1]. Les cases vides restent à -1.</w:t>
+        <w:rPr>
+          <w:rFonts w:ascii="Arial" w:cs="Arial" w:eastAsia="Arial" w:hAnsi="Arial"/>
+          <w:sz w:val="22"/>
+          <w:szCs w:val="22"/>
+        </w:rPr>
+        <w:t xml:space="preserve">Chaque case du plateau est representee par exactement 5 valeurs binaires :</w:t>
+      </w:r>
+    </w:p>
+    <w:tbl>
+      <w:tblPr>
+        <w:tblW w:type="dxa" w:w="9360"/>
+        <w:tblBorders>
+          <w:top w:val="single" w:color="auto" w:sz="4"/>
+          <w:left w:val="single" w:color="auto" w:sz="4"/>
+          <w:bottom w:val="single" w:color="auto" w:sz="4"/>
+          <w:right w:val="single" w:color="auto" w:sz="4"/>
+          <w:insideH w:val="single" w:color="auto" w:sz="4"/>
+          <w:insideV w:val="single" w:color="auto" w:sz="4"/>
+        </w:tblBorders>
+      </w:tblPr>
+      <w:tblGrid>
+        <w:gridCol w:w="1200"/>
+        <w:gridCol w:w="1800"/>
+        <w:gridCol w:w="1800"/>
+        <w:gridCol w:w="2280"/>
+        <w:gridCol w:w="2280"/>
+      </w:tblGrid>
+      <w:tr>
+        <w:tc>
+          <w:tcPr>
+            <w:tcW w:type="dxa" w:w="1200"/>
+            <w:tcBorders>
+              <w:top w:val="single" w:color="CCCCCC" w:sz="1"/>
+              <w:left w:val="single" w:color="CCCCCC" w:sz="1"/>
+              <w:bottom w:val="single" w:color="CCCCCC" w:sz="1"/>
+              <w:right w:val="single" w:color="CCCCCC" w:sz="1"/>
+            </w:tcBorders>
+            <w:shd w:fill="2B5797" w:val="clear"/>
+            <w:tcMar>
+              <w:top w:type="dxa" w:w="80"/>
+              <w:left w:type="dxa" w:w="120"/>
+              <w:bottom w:type="dxa" w:w="80"/>
+              <w:right w:type="dxa" w:w="120"/>
+            </w:tcMar>
+            <w:vAlign w:val="center"/>
+          </w:tcPr>
+          <w:p>
+            <w:pPr>
+              <w:jc w:val="center"/>
+            </w:pPr>
+            <w:r>
+              <w:rPr>
+                <w:rFonts w:ascii="Arial" w:cs="Arial" w:eastAsia="Arial" w:hAnsi="Arial"/>
+                <w:b/>
+                <w:bCs/>
+                <w:color w:val="FFFFFF"/>
+                <w:sz w:val="20"/>
+                <w:szCs w:val="20"/>
+              </w:rPr>
+              <w:t xml:space="preserve">Offset</w:t>
+            </w:r>
+          </w:p>
+        </w:tc>
+        <w:tc>
+          <w:tcPr>
+            <w:tcW w:type="dxa" w:w="1800"/>
+            <w:tcBorders>
+              <w:top w:val="single" w:color="CCCCCC" w:sz="1"/>
+              <w:left w:val="single" w:color="CCCCCC" w:sz="1"/>
+              <w:bottom w:val="single" w:color="CCCCCC" w:sz="1"/>
+              <w:right w:val="single" w:color="CCCCCC" w:sz="1"/>
+            </w:tcBorders>
+            <w:shd w:fill="2B5797" w:val="clear"/>
+            <w:tcMar>
+              <w:top w:type="dxa" w:w="80"/>
+              <w:left w:type="dxa" w:w="120"/>
+              <w:bottom w:type="dxa" w:w="80"/>
+              <w:right w:type="dxa" w:w="120"/>
+            </w:tcMar>
+            <w:vAlign w:val="center"/>
+          </w:tcPr>
+          <w:p>
+            <w:pPr>
+              <w:jc w:val="center"/>
+            </w:pPr>
+            <w:r>
+              <w:rPr>
+                <w:rFonts w:ascii="Arial" w:cs="Arial" w:eastAsia="Arial" w:hAnsi="Arial"/>
+                <w:b/>
+                <w:bCs/>
+                <w:color w:val="FFFFFF"/>
+                <w:sz w:val="20"/>
+                <w:szCs w:val="20"/>
+              </w:rPr>
+              <w:t xml:space="preserve">Nom</w:t>
+            </w:r>
+          </w:p>
+        </w:tc>
+        <w:tc>
+          <w:tcPr>
+            <w:tcW w:type="dxa" w:w="1800"/>
+            <w:tcBorders>
+              <w:top w:val="single" w:color="CCCCCC" w:sz="1"/>
+              <w:left w:val="single" w:color="CCCCCC" w:sz="1"/>
+              <w:bottom w:val="single" w:color="CCCCCC" w:sz="1"/>
+              <w:right w:val="single" w:color="CCCCCC" w:sz="1"/>
+            </w:tcBorders>
+            <w:shd w:fill="2B5797" w:val="clear"/>
+            <w:tcMar>
+              <w:top w:type="dxa" w:w="80"/>
+              <w:left w:type="dxa" w:w="120"/>
+              <w:bottom w:type="dxa" w:w="80"/>
+              <w:right w:type="dxa" w:w="120"/>
+            </w:tcMar>
+            <w:vAlign w:val="center"/>
+          </w:tcPr>
+          <w:p>
+            <w:pPr>
+              <w:jc w:val="center"/>
+            </w:pPr>
+            <w:r>
+              <w:rPr>
+                <w:rFonts w:ascii="Arial" w:cs="Arial" w:eastAsia="Arial" w:hAnsi="Arial"/>
+                <w:b/>
+                <w:bCs/>
+                <w:color w:val="FFFFFF"/>
+                <w:sz w:val="20"/>
+                <w:szCs w:val="20"/>
+              </w:rPr>
+              <w:t xml:space="preserve">Valeur 0</w:t>
+            </w:r>
+          </w:p>
+        </w:tc>
+        <w:tc>
+          <w:tcPr>
+            <w:tcW w:type="dxa" w:w="2280"/>
+            <w:tcBorders>
+              <w:top w:val="single" w:color="CCCCCC" w:sz="1"/>
+              <w:left w:val="single" w:color="CCCCCC" w:sz="1"/>
+              <w:bottom w:val="single" w:color="CCCCCC" w:sz="1"/>
+              <w:right w:val="single" w:color="CCCCCC" w:sz="1"/>
+            </w:tcBorders>
+            <w:shd w:fill="2B5797" w:val="clear"/>
+            <w:tcMar>
+              <w:top w:type="dxa" w:w="80"/>
+              <w:left w:type="dxa" w:w="120"/>
+              <w:bottom w:type="dxa" w:w="80"/>
+              <w:right w:type="dxa" w:w="120"/>
+            </w:tcMar>
+            <w:vAlign w:val="center"/>
+          </w:tcPr>
+          <w:p>
+            <w:pPr>
+              <w:jc w:val="center"/>
+            </w:pPr>
+            <w:r>
+              <w:rPr>
+                <w:rFonts w:ascii="Arial" w:cs="Arial" w:eastAsia="Arial" w:hAnsi="Arial"/>
+                <w:b/>
+                <w:bCs/>
+                <w:color w:val="FFFFFF"/>
+                <w:sz w:val="20"/>
+                <w:szCs w:val="20"/>
+              </w:rPr>
+              <w:t xml:space="preserve">Valeur 1</w:t>
+            </w:r>
+          </w:p>
+        </w:tc>
+        <w:tc>
+          <w:tcPr>
+            <w:tcW w:type="dxa" w:w="2280"/>
+            <w:tcBorders>
+              <w:top w:val="single" w:color="CCCCCC" w:sz="1"/>
+              <w:left w:val="single" w:color="CCCCCC" w:sz="1"/>
+              <w:bottom w:val="single" w:color="CCCCCC" w:sz="1"/>
+              <w:right w:val="single" w:color="CCCCCC" w:sz="1"/>
+            </w:tcBorders>
+            <w:shd w:fill="2B5797" w:val="clear"/>
+            <w:tcMar>
+              <w:top w:type="dxa" w:w="80"/>
+              <w:left w:type="dxa" w:w="120"/>
+              <w:bottom w:type="dxa" w:w="80"/>
+              <w:right w:type="dxa" w:w="120"/>
+            </w:tcMar>
+            <w:vAlign w:val="center"/>
+          </w:tcPr>
+          <w:p>
+            <w:pPr>
+              <w:jc w:val="center"/>
+            </w:pPr>
+            <w:r>
+              <w:rPr>
+                <w:rFonts w:ascii="Arial" w:cs="Arial" w:eastAsia="Arial" w:hAnsi="Arial"/>
+                <w:b/>
+                <w:bCs/>
+                <w:color w:val="FFFFFF"/>
+                <w:sz w:val="20"/>
+                <w:szCs w:val="20"/>
+              </w:rPr>
+              <w:t xml:space="preserve">Exemple piece 7</w:t>
+            </w:r>
+          </w:p>
+        </w:tc>
+      </w:tr>
+      <w:tr>
+        <w:tc>
+          <w:tcPr>
+            <w:tcW w:type="dxa" w:w="1200"/>
+            <w:tcBorders>
+              <w:top w:val="single" w:color="CCCCCC" w:sz="1"/>
+              <w:left w:val="single" w:color="CCCCCC" w:sz="1"/>
+              <w:bottom w:val="single" w:color="CCCCCC" w:sz="1"/>
+              <w:right w:val="single" w:color="CCCCCC" w:sz="1"/>
+            </w:tcBorders>
+            <w:tcMar>
+              <w:top w:type="dxa" w:w="80"/>
+              <w:left w:type="dxa" w:w="120"/>
+              <w:bottom w:type="dxa" w:w="80"/>
+              <w:right w:type="dxa" w:w="120"/>
+            </w:tcMar>
+          </w:tcPr>
+          <w:p>
+            <w:pPr>
+              <w:jc w:val="center"/>
+            </w:pPr>
+            <w:r>
+              <w:rPr>
+                <w:rFonts w:ascii="Arial" w:cs="Arial" w:eastAsia="Arial" w:hAnsi="Arial"/>
+                <w:sz w:val="20"/>
+                <w:szCs w:val="20"/>
+              </w:rPr>
+              <w:t xml:space="preserve">+0</w:t>
+            </w:r>
+          </w:p>
+        </w:tc>
+        <w:tc>
+          <w:tcPr>
+            <w:tcW w:type="dxa" w:w="1800"/>
+            <w:tcBorders>
+              <w:top w:val="single" w:color="CCCCCC" w:sz="1"/>
+              <w:left w:val="single" w:color="CCCCCC" w:sz="1"/>
+              <w:bottom w:val="single" w:color="CCCCCC" w:sz="1"/>
+              <w:right w:val="single" w:color="CCCCCC" w:sz="1"/>
+            </w:tcBorders>
+            <w:tcMar>
+              <w:top w:type="dxa" w:w="80"/>
+              <w:left w:type="dxa" w:w="120"/>
+              <w:bottom w:type="dxa" w:w="80"/>
+              <w:right w:type="dxa" w:w="120"/>
+            </w:tcMar>
+          </w:tcPr>
+          <w:p>
+            <w:pPr>
+              <w:jc w:val="left"/>
+            </w:pPr>
+            <w:r>
+              <w:rPr>
+                <w:rFonts w:ascii="Arial" w:cs="Arial" w:eastAsia="Arial" w:hAnsi="Arial"/>
+                <w:b/>
+                <w:bCs/>
+                <w:sz w:val="20"/>
+                <w:szCs w:val="20"/>
+              </w:rPr>
+              <w:t xml:space="preserve">occupee</w:t>
+            </w:r>
+          </w:p>
+        </w:tc>
+        <w:tc>
+          <w:tcPr>
+            <w:tcW w:type="dxa" w:w="1800"/>
+            <w:tcBorders>
+              <w:top w:val="single" w:color="CCCCCC" w:sz="1"/>
+              <w:left w:val="single" w:color="CCCCCC" w:sz="1"/>
+              <w:bottom w:val="single" w:color="CCCCCC" w:sz="1"/>
+              <w:right w:val="single" w:color="CCCCCC" w:sz="1"/>
+            </w:tcBorders>
+            <w:tcMar>
+              <w:top w:type="dxa" w:w="80"/>
+              <w:left w:type="dxa" w:w="120"/>
+              <w:bottom w:type="dxa" w:w="80"/>
+              <w:right w:type="dxa" w:w="120"/>
+            </w:tcMar>
+          </w:tcPr>
+          <w:p>
+            <w:pPr>
+              <w:jc w:val="left"/>
+            </w:pPr>
+            <w:r>
+              <w:rPr>
+                <w:rFonts w:ascii="Arial" w:cs="Arial" w:eastAsia="Arial" w:hAnsi="Arial"/>
+                <w:sz w:val="20"/>
+                <w:szCs w:val="20"/>
+              </w:rPr>
+              <w:t xml:space="preserve">case vide</w:t>
+            </w:r>
+          </w:p>
+        </w:tc>
+        <w:tc>
+          <w:tcPr>
+            <w:tcW w:type="dxa" w:w="2280"/>
+            <w:tcBorders>
+              <w:top w:val="single" w:color="CCCCCC" w:sz="1"/>
+              <w:left w:val="single" w:color="CCCCCC" w:sz="1"/>
+              <w:bottom w:val="single" w:color="CCCCCC" w:sz="1"/>
+              <w:right w:val="single" w:color="CCCCCC" w:sz="1"/>
+            </w:tcBorders>
+            <w:tcMar>
+              <w:top w:type="dxa" w:w="80"/>
+              <w:left w:type="dxa" w:w="120"/>
+              <w:bottom w:type="dxa" w:w="80"/>
+              <w:right w:type="dxa" w:w="120"/>
+            </w:tcMar>
+          </w:tcPr>
+          <w:p>
+            <w:pPr>
+              <w:jc w:val="left"/>
+            </w:pPr>
+            <w:r>
+              <w:rPr>
+                <w:rFonts w:ascii="Arial" w:cs="Arial" w:eastAsia="Arial" w:hAnsi="Arial"/>
+                <w:sz w:val="20"/>
+                <w:szCs w:val="20"/>
+              </w:rPr>
+              <w:t xml:space="preserve">piece presente</w:t>
+            </w:r>
+          </w:p>
+        </w:tc>
+        <w:tc>
+          <w:tcPr>
+            <w:tcW w:type="dxa" w:w="2280"/>
+            <w:tcBorders>
+              <w:top w:val="single" w:color="CCCCCC" w:sz="1"/>
+              <w:left w:val="single" w:color="CCCCCC" w:sz="1"/>
+              <w:bottom w:val="single" w:color="CCCCCC" w:sz="1"/>
+              <w:right w:val="single" w:color="CCCCCC" w:sz="1"/>
+            </w:tcBorders>
+            <w:shd w:fill="F5F5F5" w:val="clear"/>
+            <w:tcMar>
+              <w:top w:type="dxa" w:w="80"/>
+              <w:left w:type="dxa" w:w="120"/>
+              <w:bottom w:type="dxa" w:w="80"/>
+              <w:right w:type="dxa" w:w="120"/>
+            </w:tcMar>
+          </w:tcPr>
+          <w:p>
+            <w:r>
+              <w:rPr>
+                <w:rFonts w:ascii="Courier New" w:cs="Courier New" w:eastAsia="Courier New" w:hAnsi="Courier New"/>
+                <w:sz w:val="18"/>
+                <w:szCs w:val="18"/>
+              </w:rPr>
+              <w:t xml:space="preserve">1 (occupee)</w:t>
+            </w:r>
+          </w:p>
+        </w:tc>
+      </w:tr>
+      <w:tr>
+        <w:tc>
+          <w:tcPr>
+            <w:tcW w:type="dxa" w:w="1200"/>
+            <w:tcBorders>
+              <w:top w:val="single" w:color="CCCCCC" w:sz="1"/>
+              <w:left w:val="single" w:color="CCCCCC" w:sz="1"/>
+              <w:bottom w:val="single" w:color="CCCCCC" w:sz="1"/>
+              <w:right w:val="single" w:color="CCCCCC" w:sz="1"/>
+            </w:tcBorders>
+            <w:tcMar>
+              <w:top w:type="dxa" w:w="80"/>
+              <w:left w:type="dxa" w:w="120"/>
+              <w:bottom w:type="dxa" w:w="80"/>
+              <w:right w:type="dxa" w:w="120"/>
+            </w:tcMar>
+          </w:tcPr>
+          <w:p>
+            <w:pPr>
+              <w:jc w:val="center"/>
+            </w:pPr>
+            <w:r>
+              <w:rPr>
+                <w:rFonts w:ascii="Arial" w:cs="Arial" w:eastAsia="Arial" w:hAnsi="Arial"/>
+                <w:sz w:val="20"/>
+                <w:szCs w:val="20"/>
+              </w:rPr>
+              <w:t xml:space="preserve">+1</w:t>
+            </w:r>
+          </w:p>
+        </w:tc>
+        <w:tc>
+          <w:tcPr>
+            <w:tcW w:type="dxa" w:w="1800"/>
+            <w:tcBorders>
+              <w:top w:val="single" w:color="CCCCCC" w:sz="1"/>
+              <w:left w:val="single" w:color="CCCCCC" w:sz="1"/>
+              <w:bottom w:val="single" w:color="CCCCCC" w:sz="1"/>
+              <w:right w:val="single" w:color="CCCCCC" w:sz="1"/>
+            </w:tcBorders>
+            <w:tcMar>
+              <w:top w:type="dxa" w:w="80"/>
+              <w:left w:type="dxa" w:w="120"/>
+              <w:bottom w:type="dxa" w:w="80"/>
+              <w:right w:type="dxa" w:w="120"/>
+            </w:tcMar>
+          </w:tcPr>
+          <w:p>
+            <w:pPr>
+              <w:jc w:val="left"/>
+            </w:pPr>
+            <w:r>
+              <w:rPr>
+                <w:rFonts w:ascii="Arial" w:cs="Arial" w:eastAsia="Arial" w:hAnsi="Arial"/>
+                <w:b/>
+                <w:bCs/>
+                <w:sz w:val="20"/>
+                <w:szCs w:val="20"/>
+              </w:rPr>
+              <w:t xml:space="preserve">taille</w:t>
+            </w:r>
+          </w:p>
+        </w:tc>
+        <w:tc>
+          <w:tcPr>
+            <w:tcW w:type="dxa" w:w="1800"/>
+            <w:tcBorders>
+              <w:top w:val="single" w:color="CCCCCC" w:sz="1"/>
+              <w:left w:val="single" w:color="CCCCCC" w:sz="1"/>
+              <w:bottom w:val="single" w:color="CCCCCC" w:sz="1"/>
+              <w:right w:val="single" w:color="CCCCCC" w:sz="1"/>
+            </w:tcBorders>
+            <w:tcMar>
+              <w:top w:type="dxa" w:w="80"/>
+              <w:left w:type="dxa" w:w="120"/>
+              <w:bottom w:type="dxa" w:w="80"/>
+              <w:right w:type="dxa" w:w="120"/>
+            </w:tcMar>
+          </w:tcPr>
+          <w:p>
+            <w:pPr>
+              <w:jc w:val="left"/>
+            </w:pPr>
+            <w:r>
+              <w:rPr>
+                <w:rFonts w:ascii="Arial" w:cs="Arial" w:eastAsia="Arial" w:hAnsi="Arial"/>
+                <w:sz w:val="20"/>
+                <w:szCs w:val="20"/>
+              </w:rPr>
+              <w:t xml:space="preserve">Petite</w:t>
+            </w:r>
+          </w:p>
+        </w:tc>
+        <w:tc>
+          <w:tcPr>
+            <w:tcW w:type="dxa" w:w="2280"/>
+            <w:tcBorders>
+              <w:top w:val="single" w:color="CCCCCC" w:sz="1"/>
+              <w:left w:val="single" w:color="CCCCCC" w:sz="1"/>
+              <w:bottom w:val="single" w:color="CCCCCC" w:sz="1"/>
+              <w:right w:val="single" w:color="CCCCCC" w:sz="1"/>
+            </w:tcBorders>
+            <w:tcMar>
+              <w:top w:type="dxa" w:w="80"/>
+              <w:left w:type="dxa" w:w="120"/>
+              <w:bottom w:type="dxa" w:w="80"/>
+              <w:right w:type="dxa" w:w="120"/>
+            </w:tcMar>
+          </w:tcPr>
+          <w:p>
+            <w:pPr>
+              <w:jc w:val="left"/>
+            </w:pPr>
+            <w:r>
+              <w:rPr>
+                <w:rFonts w:ascii="Arial" w:cs="Arial" w:eastAsia="Arial" w:hAnsi="Arial"/>
+                <w:sz w:val="20"/>
+                <w:szCs w:val="20"/>
+              </w:rPr>
+              <w:t xml:space="preserve">Grande</w:t>
+            </w:r>
+          </w:p>
+        </w:tc>
+        <w:tc>
+          <w:tcPr>
+            <w:tcW w:type="dxa" w:w="2280"/>
+            <w:tcBorders>
+              <w:top w:val="single" w:color="CCCCCC" w:sz="1"/>
+              <w:left w:val="single" w:color="CCCCCC" w:sz="1"/>
+              <w:bottom w:val="single" w:color="CCCCCC" w:sz="1"/>
+              <w:right w:val="single" w:color="CCCCCC" w:sz="1"/>
+            </w:tcBorders>
+            <w:shd w:fill="F5F5F5" w:val="clear"/>
+            <w:tcMar>
+              <w:top w:type="dxa" w:w="80"/>
+              <w:left w:type="dxa" w:w="120"/>
+              <w:bottom w:type="dxa" w:w="80"/>
+              <w:right w:type="dxa" w:w="120"/>
+            </w:tcMar>
+          </w:tcPr>
+          <w:p>
+            <w:r>
+              <w:rPr>
+                <w:rFonts w:ascii="Courier New" w:cs="Courier New" w:eastAsia="Courier New" w:hAnsi="Courier New"/>
+                <w:sz w:val="18"/>
+                <w:szCs w:val="18"/>
+              </w:rPr>
+              <w:t xml:space="preserve">1 (Grande)</w:t>
+            </w:r>
+          </w:p>
+        </w:tc>
+      </w:tr>
+      <w:tr>
+        <w:tc>
+          <w:tcPr>
+            <w:tcW w:type="dxa" w:w="1200"/>
+            <w:tcBorders>
+              <w:top w:val="single" w:color="CCCCCC" w:sz="1"/>
+              <w:left w:val="single" w:color="CCCCCC" w:sz="1"/>
+              <w:bottom w:val="single" w:color="CCCCCC" w:sz="1"/>
+              <w:right w:val="single" w:color="CCCCCC" w:sz="1"/>
+            </w:tcBorders>
+            <w:tcMar>
+              <w:top w:type="dxa" w:w="80"/>
+              <w:left w:type="dxa" w:w="120"/>
+              <w:bottom w:type="dxa" w:w="80"/>
+              <w:right w:type="dxa" w:w="120"/>
+            </w:tcMar>
+          </w:tcPr>
+          <w:p>
+            <w:pPr>
+              <w:jc w:val="center"/>
+            </w:pPr>
+            <w:r>
+              <w:rPr>
+                <w:rFonts w:ascii="Arial" w:cs="Arial" w:eastAsia="Arial" w:hAnsi="Arial"/>
+                <w:sz w:val="20"/>
+                <w:szCs w:val="20"/>
+              </w:rPr>
+              <w:t xml:space="preserve">+2</w:t>
+            </w:r>
+          </w:p>
+        </w:tc>
+        <w:tc>
+          <w:tcPr>
+            <w:tcW w:type="dxa" w:w="1800"/>
+            <w:tcBorders>
+              <w:top w:val="single" w:color="CCCCCC" w:sz="1"/>
+              <w:left w:val="single" w:color="CCCCCC" w:sz="1"/>
+              <w:bottom w:val="single" w:color="CCCCCC" w:sz="1"/>
+              <w:right w:val="single" w:color="CCCCCC" w:sz="1"/>
+            </w:tcBorders>
+            <w:tcMar>
+              <w:top w:type="dxa" w:w="80"/>
+              <w:left w:type="dxa" w:w="120"/>
+              <w:bottom w:type="dxa" w:w="80"/>
+              <w:right w:type="dxa" w:w="120"/>
+            </w:tcMar>
+          </w:tcPr>
+          <w:p>
+            <w:pPr>
+              <w:jc w:val="left"/>
+            </w:pPr>
+            <w:r>
+              <w:rPr>
+                <w:rFonts w:ascii="Arial" w:cs="Arial" w:eastAsia="Arial" w:hAnsi="Arial"/>
+                <w:b/>
+                <w:bCs/>
+                <w:sz w:val="20"/>
+                <w:szCs w:val="20"/>
+              </w:rPr>
+              <w:t xml:space="preserve">couleur</w:t>
+            </w:r>
+          </w:p>
+        </w:tc>
+        <w:tc>
+          <w:tcPr>
+            <w:tcW w:type="dxa" w:w="1800"/>
+            <w:tcBorders>
+              <w:top w:val="single" w:color="CCCCCC" w:sz="1"/>
+              <w:left w:val="single" w:color="CCCCCC" w:sz="1"/>
+              <w:bottom w:val="single" w:color="CCCCCC" w:sz="1"/>
+              <w:right w:val="single" w:color="CCCCCC" w:sz="1"/>
+            </w:tcBorders>
+            <w:tcMar>
+              <w:top w:type="dxa" w:w="80"/>
+              <w:left w:type="dxa" w:w="120"/>
+              <w:bottom w:type="dxa" w:w="80"/>
+              <w:right w:type="dxa" w:w="120"/>
+            </w:tcMar>
+          </w:tcPr>
+          <w:p>
+            <w:pPr>
+              <w:jc w:val="left"/>
+            </w:pPr>
+            <w:r>
+              <w:rPr>
+                <w:rFonts w:ascii="Arial" w:cs="Arial" w:eastAsia="Arial" w:hAnsi="Arial"/>
+                <w:sz w:val="20"/>
+                <w:szCs w:val="20"/>
+              </w:rPr>
+              <w:t xml:space="preserve">Claire</w:t>
+            </w:r>
+          </w:p>
+        </w:tc>
+        <w:tc>
+          <w:tcPr>
+            <w:tcW w:type="dxa" w:w="2280"/>
+            <w:tcBorders>
+              <w:top w:val="single" w:color="CCCCCC" w:sz="1"/>
+              <w:left w:val="single" w:color="CCCCCC" w:sz="1"/>
+              <w:bottom w:val="single" w:color="CCCCCC" w:sz="1"/>
+              <w:right w:val="single" w:color="CCCCCC" w:sz="1"/>
+            </w:tcBorders>
+            <w:tcMar>
+              <w:top w:type="dxa" w:w="80"/>
+              <w:left w:type="dxa" w:w="120"/>
+              <w:bottom w:type="dxa" w:w="80"/>
+              <w:right w:type="dxa" w:w="120"/>
+            </w:tcMar>
+          </w:tcPr>
+          <w:p>
+            <w:pPr>
+              <w:jc w:val="left"/>
+            </w:pPr>
+            <w:r>
+              <w:rPr>
+                <w:rFonts w:ascii="Arial" w:cs="Arial" w:eastAsia="Arial" w:hAnsi="Arial"/>
+                <w:sz w:val="20"/>
+                <w:szCs w:val="20"/>
+              </w:rPr>
+              <w:t xml:space="preserve">Foncee</w:t>
+            </w:r>
+          </w:p>
+        </w:tc>
+        <w:tc>
+          <w:tcPr>
+            <w:tcW w:type="dxa" w:w="2280"/>
+            <w:tcBorders>
+              <w:top w:val="single" w:color="CCCCCC" w:sz="1"/>
+              <w:left w:val="single" w:color="CCCCCC" w:sz="1"/>
+              <w:bottom w:val="single" w:color="CCCCCC" w:sz="1"/>
+              <w:right w:val="single" w:color="CCCCCC" w:sz="1"/>
+            </w:tcBorders>
+            <w:shd w:fill="F5F5F5" w:val="clear"/>
+            <w:tcMar>
+              <w:top w:type="dxa" w:w="80"/>
+              <w:left w:type="dxa" w:w="120"/>
+              <w:bottom w:type="dxa" w:w="80"/>
+              <w:right w:type="dxa" w:w="120"/>
+            </w:tcMar>
+          </w:tcPr>
+          <w:p>
+            <w:r>
+              <w:rPr>
+                <w:rFonts w:ascii="Courier New" w:cs="Courier New" w:eastAsia="Courier New" w:hAnsi="Courier New"/>
+                <w:sz w:val="18"/>
+                <w:szCs w:val="18"/>
+              </w:rPr>
+              <w:t xml:space="preserve">1 (Foncee)</w:t>
+            </w:r>
+          </w:p>
+        </w:tc>
+      </w:tr>
+      <w:tr>
+        <w:tc>
+          <w:tcPr>
+            <w:tcW w:type="dxa" w:w="1200"/>
+            <w:tcBorders>
+              <w:top w:val="single" w:color="CCCCCC" w:sz="1"/>
+              <w:left w:val="single" w:color="CCCCCC" w:sz="1"/>
+              <w:bottom w:val="single" w:color="CCCCCC" w:sz="1"/>
+              <w:right w:val="single" w:color="CCCCCC" w:sz="1"/>
+            </w:tcBorders>
+            <w:tcMar>
+              <w:top w:type="dxa" w:w="80"/>
+              <w:left w:type="dxa" w:w="120"/>
+              <w:bottom w:type="dxa" w:w="80"/>
+              <w:right w:type="dxa" w:w="120"/>
+            </w:tcMar>
+          </w:tcPr>
+          <w:p>
+            <w:pPr>
+              <w:jc w:val="center"/>
+            </w:pPr>
+            <w:r>
+              <w:rPr>
+                <w:rFonts w:ascii="Arial" w:cs="Arial" w:eastAsia="Arial" w:hAnsi="Arial"/>
+                <w:sz w:val="20"/>
+                <w:szCs w:val="20"/>
+              </w:rPr>
+              <w:t xml:space="preserve">+3</w:t>
+            </w:r>
+          </w:p>
+        </w:tc>
+        <w:tc>
+          <w:tcPr>
+            <w:tcW w:type="dxa" w:w="1800"/>
+            <w:tcBorders>
+              <w:top w:val="single" w:color="CCCCCC" w:sz="1"/>
+              <w:left w:val="single" w:color="CCCCCC" w:sz="1"/>
+              <w:bottom w:val="single" w:color="CCCCCC" w:sz="1"/>
+              <w:right w:val="single" w:color="CCCCCC" w:sz="1"/>
+            </w:tcBorders>
+            <w:tcMar>
+              <w:top w:type="dxa" w:w="80"/>
+              <w:left w:type="dxa" w:w="120"/>
+              <w:bottom w:type="dxa" w:w="80"/>
+              <w:right w:type="dxa" w:w="120"/>
+            </w:tcMar>
+          </w:tcPr>
+          <w:p>
+            <w:pPr>
+              <w:jc w:val="left"/>
+            </w:pPr>
+            <w:r>
+              <w:rPr>
+                <w:rFonts w:ascii="Arial" w:cs="Arial" w:eastAsia="Arial" w:hAnsi="Arial"/>
+                <w:b/>
+                <w:bCs/>
+                <w:sz w:val="20"/>
+                <w:szCs w:val="20"/>
+              </w:rPr>
+              <w:t xml:space="preserve">forme</w:t>
+            </w:r>
+          </w:p>
+        </w:tc>
+        <w:tc>
+          <w:tcPr>
+            <w:tcW w:type="dxa" w:w="1800"/>
+            <w:tcBorders>
+              <w:top w:val="single" w:color="CCCCCC" w:sz="1"/>
+              <w:left w:val="single" w:color="CCCCCC" w:sz="1"/>
+              <w:bottom w:val="single" w:color="CCCCCC" w:sz="1"/>
+              <w:right w:val="single" w:color="CCCCCC" w:sz="1"/>
+            </w:tcBorders>
+            <w:tcMar>
+              <w:top w:type="dxa" w:w="80"/>
+              <w:left w:type="dxa" w:w="120"/>
+              <w:bottom w:type="dxa" w:w="80"/>
+              <w:right w:type="dxa" w:w="120"/>
+            </w:tcMar>
+          </w:tcPr>
+          <w:p>
+            <w:pPr>
+              <w:jc w:val="left"/>
+            </w:pPr>
+            <w:r>
+              <w:rPr>
+                <w:rFonts w:ascii="Arial" w:cs="Arial" w:eastAsia="Arial" w:hAnsi="Arial"/>
+                <w:sz w:val="20"/>
+                <w:szCs w:val="20"/>
+              </w:rPr>
+              <w:t xml:space="preserve">Carree</w:t>
+            </w:r>
+          </w:p>
+        </w:tc>
+        <w:tc>
+          <w:tcPr>
+            <w:tcW w:type="dxa" w:w="2280"/>
+            <w:tcBorders>
+              <w:top w:val="single" w:color="CCCCCC" w:sz="1"/>
+              <w:left w:val="single" w:color="CCCCCC" w:sz="1"/>
+              <w:bottom w:val="single" w:color="CCCCCC" w:sz="1"/>
+              <w:right w:val="single" w:color="CCCCCC" w:sz="1"/>
+            </w:tcBorders>
+            <w:tcMar>
+              <w:top w:type="dxa" w:w="80"/>
+              <w:left w:type="dxa" w:w="120"/>
+              <w:bottom w:type="dxa" w:w="80"/>
+              <w:right w:type="dxa" w:w="120"/>
+            </w:tcMar>
+          </w:tcPr>
+          <w:p>
+            <w:pPr>
+              <w:jc w:val="left"/>
+            </w:pPr>
+            <w:r>
+              <w:rPr>
+                <w:rFonts w:ascii="Arial" w:cs="Arial" w:eastAsia="Arial" w:hAnsi="Arial"/>
+                <w:sz w:val="20"/>
+                <w:szCs w:val="20"/>
+              </w:rPr>
+              <w:t xml:space="preserve">Ronde</w:t>
+            </w:r>
+          </w:p>
+        </w:tc>
+        <w:tc>
+          <w:tcPr>
+            <w:tcW w:type="dxa" w:w="2280"/>
+            <w:tcBorders>
+              <w:top w:val="single" w:color="CCCCCC" w:sz="1"/>
+              <w:left w:val="single" w:color="CCCCCC" w:sz="1"/>
+              <w:bottom w:val="single" w:color="CCCCCC" w:sz="1"/>
+              <w:right w:val="single" w:color="CCCCCC" w:sz="1"/>
+            </w:tcBorders>
+            <w:shd w:fill="F5F5F5" w:val="clear"/>
+            <w:tcMar>
+              <w:top w:type="dxa" w:w="80"/>
+              <w:left w:type="dxa" w:w="120"/>
+              <w:bottom w:type="dxa" w:w="80"/>
+              <w:right w:type="dxa" w:w="120"/>
+            </w:tcMar>
+          </w:tcPr>
+          <w:p>
+            <w:r>
+              <w:rPr>
+                <w:rFonts w:ascii="Courier New" w:cs="Courier New" w:eastAsia="Courier New" w:hAnsi="Courier New"/>
+                <w:sz w:val="18"/>
+                <w:szCs w:val="18"/>
+              </w:rPr>
+              <w:t xml:space="preserve">1 (Ronde)</w:t>
+            </w:r>
+          </w:p>
+        </w:tc>
+      </w:tr>
+      <w:tr>
+        <w:tc>
+          <w:tcPr>
+            <w:tcW w:type="dxa" w:w="1200"/>
+            <w:tcBorders>
+              <w:top w:val="single" w:color="CCCCCC" w:sz="1"/>
+              <w:left w:val="single" w:color="CCCCCC" w:sz="1"/>
+              <w:bottom w:val="single" w:color="CCCCCC" w:sz="1"/>
+              <w:right w:val="single" w:color="CCCCCC" w:sz="1"/>
+            </w:tcBorders>
+            <w:tcMar>
+              <w:top w:type="dxa" w:w="80"/>
+              <w:left w:type="dxa" w:w="120"/>
+              <w:bottom w:type="dxa" w:w="80"/>
+              <w:right w:type="dxa" w:w="120"/>
+            </w:tcMar>
+          </w:tcPr>
+          <w:p>
+            <w:pPr>
+              <w:jc w:val="center"/>
+            </w:pPr>
+            <w:r>
+              <w:rPr>
+                <w:rFonts w:ascii="Arial" w:cs="Arial" w:eastAsia="Arial" w:hAnsi="Arial"/>
+                <w:sz w:val="20"/>
+                <w:szCs w:val="20"/>
+              </w:rPr>
+              <w:t xml:space="preserve">+4</w:t>
+            </w:r>
+          </w:p>
+        </w:tc>
+        <w:tc>
+          <w:tcPr>
+            <w:tcW w:type="dxa" w:w="1800"/>
+            <w:tcBorders>
+              <w:top w:val="single" w:color="CCCCCC" w:sz="1"/>
+              <w:left w:val="single" w:color="CCCCCC" w:sz="1"/>
+              <w:bottom w:val="single" w:color="CCCCCC" w:sz="1"/>
+              <w:right w:val="single" w:color="CCCCCC" w:sz="1"/>
+            </w:tcBorders>
+            <w:tcMar>
+              <w:top w:type="dxa" w:w="80"/>
+              <w:left w:type="dxa" w:w="120"/>
+              <w:bottom w:type="dxa" w:w="80"/>
+              <w:right w:type="dxa" w:w="120"/>
+            </w:tcMar>
+          </w:tcPr>
+          <w:p>
+            <w:pPr>
+              <w:jc w:val="left"/>
+            </w:pPr>
+            <w:r>
+              <w:rPr>
+                <w:rFonts w:ascii="Arial" w:cs="Arial" w:eastAsia="Arial" w:hAnsi="Arial"/>
+                <w:b/>
+                <w:bCs/>
+                <w:sz w:val="20"/>
+                <w:szCs w:val="20"/>
+              </w:rPr>
+              <w:t xml:space="preserve">remplissage</w:t>
+            </w:r>
+          </w:p>
+        </w:tc>
+        <w:tc>
+          <w:tcPr>
+            <w:tcW w:type="dxa" w:w="1800"/>
+            <w:tcBorders>
+              <w:top w:val="single" w:color="CCCCCC" w:sz="1"/>
+              <w:left w:val="single" w:color="CCCCCC" w:sz="1"/>
+              <w:bottom w:val="single" w:color="CCCCCC" w:sz="1"/>
+              <w:right w:val="single" w:color="CCCCCC" w:sz="1"/>
+            </w:tcBorders>
+            <w:tcMar>
+              <w:top w:type="dxa" w:w="80"/>
+              <w:left w:type="dxa" w:w="120"/>
+              <w:bottom w:type="dxa" w:w="80"/>
+              <w:right w:type="dxa" w:w="120"/>
+            </w:tcMar>
+          </w:tcPr>
+          <w:p>
+            <w:pPr>
+              <w:jc w:val="left"/>
+            </w:pPr>
+            <w:r>
+              <w:rPr>
+                <w:rFonts w:ascii="Arial" w:cs="Arial" w:eastAsia="Arial" w:hAnsi="Arial"/>
+                <w:sz w:val="20"/>
+                <w:szCs w:val="20"/>
+              </w:rPr>
+              <w:t xml:space="preserve">Pleine</w:t>
+            </w:r>
+          </w:p>
+        </w:tc>
+        <w:tc>
+          <w:tcPr>
+            <w:tcW w:type="dxa" w:w="2280"/>
+            <w:tcBorders>
+              <w:top w:val="single" w:color="CCCCCC" w:sz="1"/>
+              <w:left w:val="single" w:color="CCCCCC" w:sz="1"/>
+              <w:bottom w:val="single" w:color="CCCCCC" w:sz="1"/>
+              <w:right w:val="single" w:color="CCCCCC" w:sz="1"/>
+            </w:tcBorders>
+            <w:tcMar>
+              <w:top w:type="dxa" w:w="80"/>
+              <w:left w:type="dxa" w:w="120"/>
+              <w:bottom w:type="dxa" w:w="80"/>
+              <w:right w:type="dxa" w:w="120"/>
+            </w:tcMar>
+          </w:tcPr>
+          <w:p>
+            <w:pPr>
+              <w:jc w:val="left"/>
+            </w:pPr>
+            <w:r>
+              <w:rPr>
+                <w:rFonts w:ascii="Arial" w:cs="Arial" w:eastAsia="Arial" w:hAnsi="Arial"/>
+                <w:sz w:val="20"/>
+                <w:szCs w:val="20"/>
+              </w:rPr>
+              <w:t xml:space="preserve">Creuse</w:t>
+            </w:r>
+          </w:p>
+        </w:tc>
+        <w:tc>
+          <w:tcPr>
+            <w:tcW w:type="dxa" w:w="2280"/>
+            <w:tcBorders>
+              <w:top w:val="single" w:color="CCCCCC" w:sz="1"/>
+              <w:left w:val="single" w:color="CCCCCC" w:sz="1"/>
+              <w:bottom w:val="single" w:color="CCCCCC" w:sz="1"/>
+              <w:right w:val="single" w:color="CCCCCC" w:sz="1"/>
+            </w:tcBorders>
+            <w:shd w:fill="F5F5F5" w:val="clear"/>
+            <w:tcMar>
+              <w:top w:type="dxa" w:w="80"/>
+              <w:left w:type="dxa" w:w="120"/>
+              <w:bottom w:type="dxa" w:w="80"/>
+              <w:right w:type="dxa" w:w="120"/>
+            </w:tcMar>
+          </w:tcPr>
+          <w:p>
+            <w:r>
+              <w:rPr>
+                <w:rFonts w:ascii="Courier New" w:cs="Courier New" w:eastAsia="Courier New" w:hAnsi="Courier New"/>
+                <w:sz w:val="18"/>
+                <w:szCs w:val="18"/>
+              </w:rPr>
+              <w:t xml:space="preserve">0 (Pleine)</w:t>
+            </w:r>
+          </w:p>
+        </w:tc>
+      </w:tr>
+    </w:tbl>
+    <w:p>
+      <w:pPr>
+        <w:spacing w:after="120"/>
+      </w:pPr>
+      <w:r>
+        <w:rPr>
+          <w:rFonts w:ascii="Arial" w:cs="Arial" w:eastAsia="Arial" w:hAnsi="Arial"/>
+          <w:sz w:val="22"/>
+          <w:szCs w:val="22"/>
+        </w:rPr>
+        <w:t xml:space="preserve">Case vide : [0, 0, 0, 0, 0]. Piece 7 (Grande, Foncee, Ronde, Pleine) : [1, 1, 1, 1, 0].</w:t>
+      </w:r>
+    </w:p>
+    <w:p>
+      <w:pPr>
+        <w:pStyle w:val="Heading3"/>
+      </w:pPr>
+      <w:r>
+        <w:t xml:space="preserve">4.1.2 Justification du choix d'encodage</w:t>
+      </w:r>
+    </w:p>
+    <w:p>
+      <w:pPr>
+        <w:spacing w:after="120"/>
+      </w:pPr>
+      <w:r>
+        <w:rPr>
+          <w:rFonts w:ascii="Arial" w:cs="Arial" w:eastAsia="Arial" w:hAnsi="Arial"/>
+          <w:sz w:val="22"/>
+          <w:szCs w:val="22"/>
+        </w:rPr>
+        <w:t xml:space="preserve">L'encodage precedent utilisait un seul nombre normalise par case (piece_id / 15), soit 33 dimensions au total. Ce choix posait un probleme fondamental : le reseau devait inferer les 4 attributs binaires a partir d'un nombre continu.</w:t>
+      </w:r>
+    </w:p>
+    <w:p>
+      <w:pPr>
+        <w:spacing w:after="120"/>
+      </w:pPr>
+      <w:r>
+        <w:rPr>
+          <w:rFonts w:ascii="Arial" w:cs="Arial" w:eastAsia="Arial" w:hAnsi="Arial"/>
+          <w:i/>
+          <w:iCs/>
+          <w:sz w:val="22"/>
+          <w:szCs w:val="22"/>
+        </w:rPr>
+        <w:t xml:space="preserve">Par analogie, c'est comme encoder une classification chien/chat avec un seul neurone de sortie (0 = chien, 1 = chat) au lieu de deux neurones separes. Le reseau doit faire un travail supplementaire inutile pour extraire l'information.</w:t>
+      </w:r>
+    </w:p>
+    <w:p>
+      <w:pPr>
+        <w:spacing w:after="120"/>
+      </w:pPr>
+      <w:r>
+        <w:rPr>
+          <w:rFonts w:ascii="Arial" w:cs="Arial" w:eastAsia="Arial" w:hAnsi="Arial"/>
+          <w:sz w:val="22"/>
+          <w:szCs w:val="22"/>
+        </w:rPr>
+        <w:t xml:space="preserve">Avec l'encodage par attributs (101 dimensions), le reseau voit directement que les pieces 3 et 7 partagent l'attribut 'Grande' (bit taille = 1 pour les deux). Pas besoin de le deviner depuis 0.2 et 0.467.</w:t>
+      </w:r>
+    </w:p>
+    <w:p>
+      <w:pPr>
+        <w:pStyle w:val="Heading3"/>
+      </w:pPr>
+      <w:r>
+        <w:t xml:space="preserve">4.1.3 Exemple concret</w:t>
+      </w:r>
+    </w:p>
+    <w:p>
+      <w:pPr>
+        <w:spacing w:after="120"/>
+      </w:pPr>
+      <w:r>
+        <w:rPr>
+          <w:rFonts w:ascii="Arial" w:cs="Arial" w:eastAsia="Arial" w:hAnsi="Arial"/>
+          <w:sz w:val="22"/>
+          <w:szCs w:val="22"/>
+        </w:rPr>
+        <w:t xml:space="preserve">Plateau avec 2 pieces posees : piece 3 en position 0, piece 7 en position 4.</w:t>
+      </w:r>
+    </w:p>
+    <w:p>
+      <w:pPr>
+        <w:spacing w:after="120"/>
+      </w:pPr>
+      <w:r>
+        <w:rPr>
+          <w:rFonts w:ascii="Arial" w:cs="Arial" w:eastAsia="Arial" w:hAnsi="Arial"/>
+          <w:sz w:val="22"/>
+          <w:szCs w:val="22"/>
+        </w:rPr>
+        <w:t xml:space="preserve">Piece 3 = Grande, Foncee, Carree, Pleine -&gt; [1, 1, 1, 0, 0]</w:t>
+      </w:r>
+    </w:p>
+    <w:p>
+      <w:pPr>
+        <w:spacing w:after="120"/>
+      </w:pPr>
+      <w:r>
+        <w:rPr>
+          <w:rFonts w:ascii="Arial" w:cs="Arial" w:eastAsia="Arial" w:hAnsi="Arial"/>
+          <w:sz w:val="22"/>
+          <w:szCs w:val="22"/>
+        </w:rPr>
+        <w:t xml:space="preserve">Piece 7 = Grande, Foncee, Ronde, Pleine -&gt; [1, 1, 1, 1, 0]</w:t>
+      </w:r>
+    </w:p>
+    <w:p>
+      <w:pPr>
+        <w:spacing w:after="120"/>
+      </w:pPr>
+      <w:r>
+        <w:rPr>
+          <w:rFonts w:ascii="Arial" w:cs="Arial" w:eastAsia="Arial" w:hAnsi="Arial"/>
+          <w:sz w:val="22"/>
+          <w:szCs w:val="22"/>
+        </w:rPr>
+        <w:t xml:space="preserve">Piece courante a placer : piece 11 = Grande, Foncee, Ronde, Creuse -&gt; [1, 1, 1, 1, 1]</w:t>
+      </w:r>
+    </w:p>
+    <w:p>
+      <w:pPr>
+        <w:spacing w:after="40"/>
+      </w:pPr>
+      <w:r>
+        <w:rPr>
+          <w:rFonts w:ascii="Courier New" w:cs="Courier New" w:eastAsia="Courier New" w:hAnsi="Courier New"/>
+          <w:sz w:val="16"/>
+          <w:szCs w:val="16"/>
+        </w:rPr>
+        <w:t xml:space="preserve">[1,1,1,0,0, 0,0,0,0,0, 0,0,0,0,0, 0,0,0,0,0,   &lt;- cases 0-3 (piece 3 en pos 0)</w:t>
+      </w:r>
+    </w:p>
+    <w:p>
+      <w:pPr>
+        <w:spacing w:after="40"/>
+      </w:pPr>
+      <w:r>
+        <w:rPr>
+          <w:rFonts w:ascii="Courier New" w:cs="Courier New" w:eastAsia="Courier New" w:hAnsi="Courier New"/>
+          <w:sz w:val="16"/>
+          <w:szCs w:val="16"/>
+        </w:rPr>
+        <w:t xml:space="preserve"> 1,1,1,1,0, 0,0,0,0,0, 0,0,0,0,0, 0,0,0,0,0,   &lt;- cases 4-7 (piece 7 en pos 4)</w:t>
+      </w:r>
+    </w:p>
+    <w:p>
+      <w:pPr>
+        <w:spacing w:after="40"/>
+      </w:pPr>
+      <w:r>
+        <w:rPr>
+          <w:rFonts w:ascii="Courier New" w:cs="Courier New" w:eastAsia="Courier New" w:hAnsi="Courier New"/>
+          <w:sz w:val="16"/>
+          <w:szCs w:val="16"/>
+        </w:rPr>
+        <w:t xml:space="preserve"> 0,0,0,0,0, 0,0,0,0,0, 0,0,0,0,0, 0,0,0,0,0,   &lt;- cases 8-15 (vides, x2 lignes)</w:t>
+      </w:r>
+    </w:p>
+    <w:p>
+      <w:pPr>
+        <w:spacing w:after="40"/>
+      </w:pPr>
+      <w:r>
+        <w:rPr>
+          <w:rFonts w:ascii="Courier New" w:cs="Courier New" w:eastAsia="Courier New" w:hAnsi="Courier New"/>
+          <w:sz w:val="16"/>
+          <w:szCs w:val="16"/>
+        </w:rPr>
+        <w:t xml:space="preserve"> 1,1,1,1,1,                                      &lt;- piece courante (piece 11)</w:t>
+      </w:r>
+    </w:p>
+    <w:p>
+      <w:pPr>
+        <w:spacing w:after="120"/>
+      </w:pPr>
+      <w:r>
+        <w:rPr>
+          <w:rFonts w:ascii="Courier New" w:cs="Courier New" w:eastAsia="Courier New" w:hAnsi="Courier New"/>
+          <w:sz w:val="16"/>
+          <w:szCs w:val="16"/>
+        </w:rPr>
+        <w:t xml:space="preserve"> 1,1,1,0,1,1,1,0,1,1,1,0,1,1,1,1]               &lt;- disponibilite (3,7,11 prises)</w:t>
       </w:r>
     </w:p>
     <w:p>
@@ -4569,15 +5600,4186 @@
         <w:pStyle w:val="Heading2"/>
       </w:pPr>
       <w:r>
-        <w:t xml:space="preserve">4.2 Encodage des actions</w:t>
+        <w:t xml:space="preserve">4.2 Attributs des pieces</w:t>
       </w:r>
     </w:p>
     <w:p>
       <w:pPr>
-        <w:spacing w:after="80"/>
+        <w:spacing w:after="120"/>
       </w:pPr>
       <w:r>
-        <w:t xml:space="preserve">L'action représente la position (0-15) sur le plateau où placer la pièce courante. Après le placement, le choix de la pièce pour l'adversaire est géré automatiquement (aléatoire).</w:t>
+        <w:rPr>
+          <w:rFonts w:ascii="Arial" w:cs="Arial" w:eastAsia="Arial" w:hAnsi="Arial"/>
+          <w:sz w:val="22"/>
+          <w:szCs w:val="22"/>
+        </w:rPr>
+        <w:t xml:space="preserve">Chaque piece (0-15) est definie par 4 bits extraits de son ID. Chaque piece possede un symbole visuel unique :</w:t>
+      </w:r>
+    </w:p>
+    <w:tbl>
+      <w:tblPr>
+        <w:tblW w:type="dxa" w:w="9360"/>
+        <w:tblBorders>
+          <w:top w:val="single" w:color="auto" w:sz="4"/>
+          <w:left w:val="single" w:color="auto" w:sz="4"/>
+          <w:bottom w:val="single" w:color="auto" w:sz="4"/>
+          <w:right w:val="single" w:color="auto" w:sz="4"/>
+          <w:insideH w:val="single" w:color="auto" w:sz="4"/>
+          <w:insideV w:val="single" w:color="auto" w:sz="4"/>
+        </w:tblBorders>
+      </w:tblPr>
+      <w:tblGrid>
+        <w:gridCol w:w="900"/>
+        <w:gridCol w:w="1400"/>
+        <w:gridCol w:w="1100"/>
+        <w:gridCol w:w="1100"/>
+        <w:gridCol w:w="1100"/>
+        <w:gridCol w:w="1100"/>
+        <w:gridCol w:w="1100"/>
+        <w:gridCol w:w="1460"/>
+      </w:tblGrid>
+      <w:tr>
+        <w:tc>
+          <w:tcPr>
+            <w:tcW w:type="dxa" w:w="900"/>
+            <w:tcBorders>
+              <w:top w:val="single" w:color="CCCCCC" w:sz="1"/>
+              <w:left w:val="single" w:color="CCCCCC" w:sz="1"/>
+              <w:bottom w:val="single" w:color="CCCCCC" w:sz="1"/>
+              <w:right w:val="single" w:color="CCCCCC" w:sz="1"/>
+            </w:tcBorders>
+            <w:shd w:fill="2B5797" w:val="clear"/>
+            <w:tcMar>
+              <w:top w:type="dxa" w:w="80"/>
+              <w:left w:type="dxa" w:w="120"/>
+              <w:bottom w:type="dxa" w:w="80"/>
+              <w:right w:type="dxa" w:w="120"/>
+            </w:tcMar>
+            <w:vAlign w:val="center"/>
+          </w:tcPr>
+          <w:p>
+            <w:pPr>
+              <w:jc w:val="center"/>
+            </w:pPr>
+            <w:r>
+              <w:rPr>
+                <w:rFonts w:ascii="Arial" w:cs="Arial" w:eastAsia="Arial" w:hAnsi="Arial"/>
+                <w:b/>
+                <w:bCs/>
+                <w:color w:val="FFFFFF"/>
+                <w:sz w:val="20"/>
+                <w:szCs w:val="20"/>
+              </w:rPr>
+              <w:t xml:space="preserve">ID</w:t>
+            </w:r>
+          </w:p>
+        </w:tc>
+        <w:tc>
+          <w:tcPr>
+            <w:tcW w:type="dxa" w:w="1400"/>
+            <w:tcBorders>
+              <w:top w:val="single" w:color="CCCCCC" w:sz="1"/>
+              <w:left w:val="single" w:color="CCCCCC" w:sz="1"/>
+              <w:bottom w:val="single" w:color="CCCCCC" w:sz="1"/>
+              <w:right w:val="single" w:color="CCCCCC" w:sz="1"/>
+            </w:tcBorders>
+            <w:shd w:fill="2B5797" w:val="clear"/>
+            <w:tcMar>
+              <w:top w:type="dxa" w:w="80"/>
+              <w:left w:type="dxa" w:w="120"/>
+              <w:bottom w:type="dxa" w:w="80"/>
+              <w:right w:type="dxa" w:w="120"/>
+            </w:tcMar>
+            <w:vAlign w:val="center"/>
+          </w:tcPr>
+          <w:p>
+            <w:pPr>
+              <w:jc w:val="center"/>
+            </w:pPr>
+            <w:r>
+              <w:rPr>
+                <w:rFonts w:ascii="Arial" w:cs="Arial" w:eastAsia="Arial" w:hAnsi="Arial"/>
+                <w:b/>
+                <w:bCs/>
+                <w:color w:val="FFFFFF"/>
+                <w:sz w:val="20"/>
+                <w:szCs w:val="20"/>
+              </w:rPr>
+              <w:t xml:space="preserve">Symbole</w:t>
+            </w:r>
+          </w:p>
+        </w:tc>
+        <w:tc>
+          <w:tcPr>
+            <w:tcW w:type="dxa" w:w="1100"/>
+            <w:tcBorders>
+              <w:top w:val="single" w:color="CCCCCC" w:sz="1"/>
+              <w:left w:val="single" w:color="CCCCCC" w:sz="1"/>
+              <w:bottom w:val="single" w:color="CCCCCC" w:sz="1"/>
+              <w:right w:val="single" w:color="CCCCCC" w:sz="1"/>
+            </w:tcBorders>
+            <w:shd w:fill="2B5797" w:val="clear"/>
+            <w:tcMar>
+              <w:top w:type="dxa" w:w="80"/>
+              <w:left w:type="dxa" w:w="120"/>
+              <w:bottom w:type="dxa" w:w="80"/>
+              <w:right w:type="dxa" w:w="120"/>
+            </w:tcMar>
+            <w:vAlign w:val="center"/>
+          </w:tcPr>
+          <w:p>
+            <w:pPr>
+              <w:jc w:val="center"/>
+            </w:pPr>
+            <w:r>
+              <w:rPr>
+                <w:rFonts w:ascii="Arial" w:cs="Arial" w:eastAsia="Arial" w:hAnsi="Arial"/>
+                <w:b/>
+                <w:bCs/>
+                <w:color w:val="FFFFFF"/>
+                <w:sz w:val="20"/>
+                <w:szCs w:val="20"/>
+              </w:rPr>
+              <w:t xml:space="preserve">Binaire</w:t>
+            </w:r>
+          </w:p>
+        </w:tc>
+        <w:tc>
+          <w:tcPr>
+            <w:tcW w:type="dxa" w:w="1100"/>
+            <w:tcBorders>
+              <w:top w:val="single" w:color="CCCCCC" w:sz="1"/>
+              <w:left w:val="single" w:color="CCCCCC" w:sz="1"/>
+              <w:bottom w:val="single" w:color="CCCCCC" w:sz="1"/>
+              <w:right w:val="single" w:color="CCCCCC" w:sz="1"/>
+            </w:tcBorders>
+            <w:shd w:fill="2B5797" w:val="clear"/>
+            <w:tcMar>
+              <w:top w:type="dxa" w:w="80"/>
+              <w:left w:type="dxa" w:w="120"/>
+              <w:bottom w:type="dxa" w:w="80"/>
+              <w:right w:type="dxa" w:w="120"/>
+            </w:tcMar>
+            <w:vAlign w:val="center"/>
+          </w:tcPr>
+          <w:p>
+            <w:pPr>
+              <w:jc w:val="center"/>
+            </w:pPr>
+            <w:r>
+              <w:rPr>
+                <w:rFonts w:ascii="Arial" w:cs="Arial" w:eastAsia="Arial" w:hAnsi="Arial"/>
+                <w:b/>
+                <w:bCs/>
+                <w:color w:val="FFFFFF"/>
+                <w:sz w:val="20"/>
+                <w:szCs w:val="20"/>
+              </w:rPr>
+              <w:t xml:space="preserve">Taille</w:t>
+            </w:r>
+          </w:p>
+        </w:tc>
+        <w:tc>
+          <w:tcPr>
+            <w:tcW w:type="dxa" w:w="1100"/>
+            <w:tcBorders>
+              <w:top w:val="single" w:color="CCCCCC" w:sz="1"/>
+              <w:left w:val="single" w:color="CCCCCC" w:sz="1"/>
+              <w:bottom w:val="single" w:color="CCCCCC" w:sz="1"/>
+              <w:right w:val="single" w:color="CCCCCC" w:sz="1"/>
+            </w:tcBorders>
+            <w:shd w:fill="2B5797" w:val="clear"/>
+            <w:tcMar>
+              <w:top w:type="dxa" w:w="80"/>
+              <w:left w:type="dxa" w:w="120"/>
+              <w:bottom w:type="dxa" w:w="80"/>
+              <w:right w:type="dxa" w:w="120"/>
+            </w:tcMar>
+            <w:vAlign w:val="center"/>
+          </w:tcPr>
+          <w:p>
+            <w:pPr>
+              <w:jc w:val="center"/>
+            </w:pPr>
+            <w:r>
+              <w:rPr>
+                <w:rFonts w:ascii="Arial" w:cs="Arial" w:eastAsia="Arial" w:hAnsi="Arial"/>
+                <w:b/>
+                <w:bCs/>
+                <w:color w:val="FFFFFF"/>
+                <w:sz w:val="20"/>
+                <w:szCs w:val="20"/>
+              </w:rPr>
+              <w:t xml:space="preserve">Couleur</w:t>
+            </w:r>
+          </w:p>
+        </w:tc>
+        <w:tc>
+          <w:tcPr>
+            <w:tcW w:type="dxa" w:w="1100"/>
+            <w:tcBorders>
+              <w:top w:val="single" w:color="CCCCCC" w:sz="1"/>
+              <w:left w:val="single" w:color="CCCCCC" w:sz="1"/>
+              <w:bottom w:val="single" w:color="CCCCCC" w:sz="1"/>
+              <w:right w:val="single" w:color="CCCCCC" w:sz="1"/>
+            </w:tcBorders>
+            <w:shd w:fill="2B5797" w:val="clear"/>
+            <w:tcMar>
+              <w:top w:type="dxa" w:w="80"/>
+              <w:left w:type="dxa" w:w="120"/>
+              <w:bottom w:type="dxa" w:w="80"/>
+              <w:right w:type="dxa" w:w="120"/>
+            </w:tcMar>
+            <w:vAlign w:val="center"/>
+          </w:tcPr>
+          <w:p>
+            <w:pPr>
+              <w:jc w:val="center"/>
+            </w:pPr>
+            <w:r>
+              <w:rPr>
+                <w:rFonts w:ascii="Arial" w:cs="Arial" w:eastAsia="Arial" w:hAnsi="Arial"/>
+                <w:b/>
+                <w:bCs/>
+                <w:color w:val="FFFFFF"/>
+                <w:sz w:val="20"/>
+                <w:szCs w:val="20"/>
+              </w:rPr>
+              <w:t xml:space="preserve">Forme</w:t>
+            </w:r>
+          </w:p>
+        </w:tc>
+        <w:tc>
+          <w:tcPr>
+            <w:tcW w:type="dxa" w:w="1100"/>
+            <w:tcBorders>
+              <w:top w:val="single" w:color="CCCCCC" w:sz="1"/>
+              <w:left w:val="single" w:color="CCCCCC" w:sz="1"/>
+              <w:bottom w:val="single" w:color="CCCCCC" w:sz="1"/>
+              <w:right w:val="single" w:color="CCCCCC" w:sz="1"/>
+            </w:tcBorders>
+            <w:shd w:fill="2B5797" w:val="clear"/>
+            <w:tcMar>
+              <w:top w:type="dxa" w:w="80"/>
+              <w:left w:type="dxa" w:w="120"/>
+              <w:bottom w:type="dxa" w:w="80"/>
+              <w:right w:type="dxa" w:w="120"/>
+            </w:tcMar>
+            <w:vAlign w:val="center"/>
+          </w:tcPr>
+          <w:p>
+            <w:pPr>
+              <w:jc w:val="center"/>
+            </w:pPr>
+            <w:r>
+              <w:rPr>
+                <w:rFonts w:ascii="Arial" w:cs="Arial" w:eastAsia="Arial" w:hAnsi="Arial"/>
+                <w:b/>
+                <w:bCs/>
+                <w:color w:val="FFFFFF"/>
+                <w:sz w:val="20"/>
+                <w:szCs w:val="20"/>
+              </w:rPr>
+              <w:t xml:space="preserve">Contenu</w:t>
+            </w:r>
+          </w:p>
+        </w:tc>
+        <w:tc>
+          <w:tcPr>
+            <w:tcW w:type="dxa" w:w="1460"/>
+            <w:tcBorders>
+              <w:top w:val="single" w:color="CCCCCC" w:sz="1"/>
+              <w:left w:val="single" w:color="CCCCCC" w:sz="1"/>
+              <w:bottom w:val="single" w:color="CCCCCC" w:sz="1"/>
+              <w:right w:val="single" w:color="CCCCCC" w:sz="1"/>
+            </w:tcBorders>
+            <w:shd w:fill="2B5797" w:val="clear"/>
+            <w:tcMar>
+              <w:top w:type="dxa" w:w="80"/>
+              <w:left w:type="dxa" w:w="120"/>
+              <w:bottom w:type="dxa" w:w="80"/>
+              <w:right w:type="dxa" w:w="120"/>
+            </w:tcMar>
+            <w:vAlign w:val="center"/>
+          </w:tcPr>
+          <w:p>
+            <w:pPr>
+              <w:jc w:val="center"/>
+            </w:pPr>
+            <w:r>
+              <w:rPr>
+                <w:rFonts w:ascii="Arial" w:cs="Arial" w:eastAsia="Arial" w:hAnsi="Arial"/>
+                <w:b/>
+                <w:bCs/>
+                <w:color w:val="FFFFFF"/>
+                <w:sz w:val="20"/>
+                <w:szCs w:val="20"/>
+              </w:rPr>
+              <w:t xml:space="preserve">Encodage</w:t>
+            </w:r>
+          </w:p>
+        </w:tc>
+      </w:tr>
+      <w:tr>
+        <w:tc>
+          <w:tcPr>
+            <w:tcW w:type="dxa" w:w="900"/>
+            <w:tcBorders>
+              <w:top w:val="single" w:color="CCCCCC" w:sz="1"/>
+              <w:left w:val="single" w:color="CCCCCC" w:sz="1"/>
+              <w:bottom w:val="single" w:color="CCCCCC" w:sz="1"/>
+              <w:right w:val="single" w:color="CCCCCC" w:sz="1"/>
+            </w:tcBorders>
+            <w:tcMar>
+              <w:top w:type="dxa" w:w="80"/>
+              <w:left w:type="dxa" w:w="120"/>
+              <w:bottom w:type="dxa" w:w="80"/>
+              <w:right w:type="dxa" w:w="120"/>
+            </w:tcMar>
+          </w:tcPr>
+          <w:p>
+            <w:pPr>
+              <w:jc w:val="center"/>
+            </w:pPr>
+            <w:r>
+              <w:rPr>
+                <w:rFonts w:ascii="Arial" w:cs="Arial" w:eastAsia="Arial" w:hAnsi="Arial"/>
+                <w:b/>
+                <w:bCs/>
+                <w:sz w:val="20"/>
+                <w:szCs w:val="20"/>
+              </w:rPr>
+              <w:t xml:space="preserve">0</w:t>
+            </w:r>
+          </w:p>
+        </w:tc>
+        <w:tc>
+          <w:tcPr>
+            <w:tcW w:type="dxa" w:w="1400"/>
+            <w:tcBorders>
+              <w:top w:val="single" w:color="CCCCCC" w:sz="1"/>
+              <w:left w:val="single" w:color="CCCCCC" w:sz="1"/>
+              <w:bottom w:val="single" w:color="CCCCCC" w:sz="1"/>
+              <w:right w:val="single" w:color="CCCCCC" w:sz="1"/>
+            </w:tcBorders>
+            <w:tcMar>
+              <w:top w:type="dxa" w:w="80"/>
+              <w:left w:type="dxa" w:w="120"/>
+              <w:bottom w:type="dxa" w:w="80"/>
+              <w:right w:type="dxa" w:w="120"/>
+            </w:tcMar>
+          </w:tcPr>
+          <w:p>
+            <w:pPr>
+              <w:jc w:val="center"/>
+            </w:pPr>
+            <w:r>
+              <w:rPr>
+                <w:rFonts w:ascii="Arial" w:cs="Arial" w:eastAsia="Arial" w:hAnsi="Arial"/>
+                <w:sz w:val="20"/>
+                <w:szCs w:val="20"/>
+              </w:rPr>
+              <w:t xml:space="preserve">b■</w:t>
+            </w:r>
+          </w:p>
+        </w:tc>
+        <w:tc>
+          <w:tcPr>
+            <w:tcW w:type="dxa" w:w="1100"/>
+            <w:tcBorders>
+              <w:top w:val="single" w:color="CCCCCC" w:sz="1"/>
+              <w:left w:val="single" w:color="CCCCCC" w:sz="1"/>
+              <w:bottom w:val="single" w:color="CCCCCC" w:sz="1"/>
+              <w:right w:val="single" w:color="CCCCCC" w:sz="1"/>
+            </w:tcBorders>
+            <w:shd w:fill="F5F5F5" w:val="clear"/>
+            <w:tcMar>
+              <w:top w:type="dxa" w:w="80"/>
+              <w:left w:type="dxa" w:w="120"/>
+              <w:bottom w:type="dxa" w:w="80"/>
+              <w:right w:type="dxa" w:w="120"/>
+            </w:tcMar>
+          </w:tcPr>
+          <w:p>
+            <w:r>
+              <w:rPr>
+                <w:rFonts w:ascii="Courier New" w:cs="Courier New" w:eastAsia="Courier New" w:hAnsi="Courier New"/>
+                <w:sz w:val="18"/>
+                <w:szCs w:val="18"/>
+              </w:rPr>
+              <w:t xml:space="preserve">0000</w:t>
+            </w:r>
+          </w:p>
+        </w:tc>
+        <w:tc>
+          <w:tcPr>
+            <w:tcW w:type="dxa" w:w="1100"/>
+            <w:tcBorders>
+              <w:top w:val="single" w:color="CCCCCC" w:sz="1"/>
+              <w:left w:val="single" w:color="CCCCCC" w:sz="1"/>
+              <w:bottom w:val="single" w:color="CCCCCC" w:sz="1"/>
+              <w:right w:val="single" w:color="CCCCCC" w:sz="1"/>
+            </w:tcBorders>
+            <w:tcMar>
+              <w:top w:type="dxa" w:w="80"/>
+              <w:left w:type="dxa" w:w="120"/>
+              <w:bottom w:type="dxa" w:w="80"/>
+              <w:right w:type="dxa" w:w="120"/>
+            </w:tcMar>
+          </w:tcPr>
+          <w:p>
+            <w:pPr>
+              <w:jc w:val="center"/>
+            </w:pPr>
+            <w:r>
+              <w:rPr>
+                <w:rFonts w:ascii="Arial" w:cs="Arial" w:eastAsia="Arial" w:hAnsi="Arial"/>
+                <w:sz w:val="20"/>
+                <w:szCs w:val="20"/>
+              </w:rPr>
+              <w:t xml:space="preserve">Petite</w:t>
+            </w:r>
+          </w:p>
+        </w:tc>
+        <w:tc>
+          <w:tcPr>
+            <w:tcW w:type="dxa" w:w="1100"/>
+            <w:tcBorders>
+              <w:top w:val="single" w:color="CCCCCC" w:sz="1"/>
+              <w:left w:val="single" w:color="CCCCCC" w:sz="1"/>
+              <w:bottom w:val="single" w:color="CCCCCC" w:sz="1"/>
+              <w:right w:val="single" w:color="CCCCCC" w:sz="1"/>
+            </w:tcBorders>
+            <w:tcMar>
+              <w:top w:type="dxa" w:w="80"/>
+              <w:left w:type="dxa" w:w="120"/>
+              <w:bottom w:type="dxa" w:w="80"/>
+              <w:right w:type="dxa" w:w="120"/>
+            </w:tcMar>
+          </w:tcPr>
+          <w:p>
+            <w:pPr>
+              <w:jc w:val="center"/>
+            </w:pPr>
+            <w:r>
+              <w:rPr>
+                <w:rFonts w:ascii="Arial" w:cs="Arial" w:eastAsia="Arial" w:hAnsi="Arial"/>
+                <w:sz w:val="20"/>
+                <w:szCs w:val="20"/>
+              </w:rPr>
+              <w:t xml:space="preserve">Claire</w:t>
+            </w:r>
+          </w:p>
+        </w:tc>
+        <w:tc>
+          <w:tcPr>
+            <w:tcW w:type="dxa" w:w="1100"/>
+            <w:tcBorders>
+              <w:top w:val="single" w:color="CCCCCC" w:sz="1"/>
+              <w:left w:val="single" w:color="CCCCCC" w:sz="1"/>
+              <w:bottom w:val="single" w:color="CCCCCC" w:sz="1"/>
+              <w:right w:val="single" w:color="CCCCCC" w:sz="1"/>
+            </w:tcBorders>
+            <w:tcMar>
+              <w:top w:type="dxa" w:w="80"/>
+              <w:left w:type="dxa" w:w="120"/>
+              <w:bottom w:type="dxa" w:w="80"/>
+              <w:right w:type="dxa" w:w="120"/>
+            </w:tcMar>
+          </w:tcPr>
+          <w:p>
+            <w:pPr>
+              <w:jc w:val="center"/>
+            </w:pPr>
+            <w:r>
+              <w:rPr>
+                <w:rFonts w:ascii="Arial" w:cs="Arial" w:eastAsia="Arial" w:hAnsi="Arial"/>
+                <w:sz w:val="20"/>
+                <w:szCs w:val="20"/>
+              </w:rPr>
+              <w:t xml:space="preserve">Carree</w:t>
+            </w:r>
+          </w:p>
+        </w:tc>
+        <w:tc>
+          <w:tcPr>
+            <w:tcW w:type="dxa" w:w="1100"/>
+            <w:tcBorders>
+              <w:top w:val="single" w:color="CCCCCC" w:sz="1"/>
+              <w:left w:val="single" w:color="CCCCCC" w:sz="1"/>
+              <w:bottom w:val="single" w:color="CCCCCC" w:sz="1"/>
+              <w:right w:val="single" w:color="CCCCCC" w:sz="1"/>
+            </w:tcBorders>
+            <w:tcMar>
+              <w:top w:type="dxa" w:w="80"/>
+              <w:left w:type="dxa" w:w="120"/>
+              <w:bottom w:type="dxa" w:w="80"/>
+              <w:right w:type="dxa" w:w="120"/>
+            </w:tcMar>
+          </w:tcPr>
+          <w:p>
+            <w:pPr>
+              <w:jc w:val="center"/>
+            </w:pPr>
+            <w:r>
+              <w:rPr>
+                <w:rFonts w:ascii="Arial" w:cs="Arial" w:eastAsia="Arial" w:hAnsi="Arial"/>
+                <w:sz w:val="20"/>
+                <w:szCs w:val="20"/>
+              </w:rPr>
+              <w:t xml:space="preserve">Pleine</w:t>
+            </w:r>
+          </w:p>
+        </w:tc>
+        <w:tc>
+          <w:tcPr>
+            <w:tcW w:type="dxa" w:w="1460"/>
+            <w:tcBorders>
+              <w:top w:val="single" w:color="CCCCCC" w:sz="1"/>
+              <w:left w:val="single" w:color="CCCCCC" w:sz="1"/>
+              <w:bottom w:val="single" w:color="CCCCCC" w:sz="1"/>
+              <w:right w:val="single" w:color="CCCCCC" w:sz="1"/>
+            </w:tcBorders>
+            <w:shd w:fill="F5F5F5" w:val="clear"/>
+            <w:tcMar>
+              <w:top w:type="dxa" w:w="80"/>
+              <w:left w:type="dxa" w:w="120"/>
+              <w:bottom w:type="dxa" w:w="80"/>
+              <w:right w:type="dxa" w:w="120"/>
+            </w:tcMar>
+          </w:tcPr>
+          <w:p>
+            <w:r>
+              <w:rPr>
+                <w:rFonts w:ascii="Courier New" w:cs="Courier New" w:eastAsia="Courier New" w:hAnsi="Courier New"/>
+                <w:sz w:val="18"/>
+                <w:szCs w:val="18"/>
+              </w:rPr>
+              <w:t xml:space="preserve">[1,0,0,0,0]</w:t>
+            </w:r>
+          </w:p>
+        </w:tc>
+      </w:tr>
+      <w:tr>
+        <w:tc>
+          <w:tcPr>
+            <w:tcW w:type="dxa" w:w="900"/>
+            <w:tcBorders>
+              <w:top w:val="single" w:color="CCCCCC" w:sz="1"/>
+              <w:left w:val="single" w:color="CCCCCC" w:sz="1"/>
+              <w:bottom w:val="single" w:color="CCCCCC" w:sz="1"/>
+              <w:right w:val="single" w:color="CCCCCC" w:sz="1"/>
+            </w:tcBorders>
+            <w:tcMar>
+              <w:top w:type="dxa" w:w="80"/>
+              <w:left w:type="dxa" w:w="120"/>
+              <w:bottom w:type="dxa" w:w="80"/>
+              <w:right w:type="dxa" w:w="120"/>
+            </w:tcMar>
+          </w:tcPr>
+          <w:p>
+            <w:pPr>
+              <w:jc w:val="center"/>
+            </w:pPr>
+            <w:r>
+              <w:rPr>
+                <w:rFonts w:ascii="Arial" w:cs="Arial" w:eastAsia="Arial" w:hAnsi="Arial"/>
+                <w:b/>
+                <w:bCs/>
+                <w:sz w:val="20"/>
+                <w:szCs w:val="20"/>
+              </w:rPr>
+              <w:t xml:space="preserve">1</w:t>
+            </w:r>
+          </w:p>
+        </w:tc>
+        <w:tc>
+          <w:tcPr>
+            <w:tcW w:type="dxa" w:w="1400"/>
+            <w:tcBorders>
+              <w:top w:val="single" w:color="CCCCCC" w:sz="1"/>
+              <w:left w:val="single" w:color="CCCCCC" w:sz="1"/>
+              <w:bottom w:val="single" w:color="CCCCCC" w:sz="1"/>
+              <w:right w:val="single" w:color="CCCCCC" w:sz="1"/>
+            </w:tcBorders>
+            <w:tcMar>
+              <w:top w:type="dxa" w:w="80"/>
+              <w:left w:type="dxa" w:w="120"/>
+              <w:bottom w:type="dxa" w:w="80"/>
+              <w:right w:type="dxa" w:w="120"/>
+            </w:tcMar>
+          </w:tcPr>
+          <w:p>
+            <w:pPr>
+              <w:jc w:val="center"/>
+            </w:pPr>
+            <w:r>
+              <w:rPr>
+                <w:rFonts w:ascii="Arial" w:cs="Arial" w:eastAsia="Arial" w:hAnsi="Arial"/>
+                <w:sz w:val="20"/>
+                <w:szCs w:val="20"/>
+              </w:rPr>
+              <w:t xml:space="preserve">B■</w:t>
+            </w:r>
+          </w:p>
+        </w:tc>
+        <w:tc>
+          <w:tcPr>
+            <w:tcW w:type="dxa" w:w="1100"/>
+            <w:tcBorders>
+              <w:top w:val="single" w:color="CCCCCC" w:sz="1"/>
+              <w:left w:val="single" w:color="CCCCCC" w:sz="1"/>
+              <w:bottom w:val="single" w:color="CCCCCC" w:sz="1"/>
+              <w:right w:val="single" w:color="CCCCCC" w:sz="1"/>
+            </w:tcBorders>
+            <w:shd w:fill="F5F5F5" w:val="clear"/>
+            <w:tcMar>
+              <w:top w:type="dxa" w:w="80"/>
+              <w:left w:type="dxa" w:w="120"/>
+              <w:bottom w:type="dxa" w:w="80"/>
+              <w:right w:type="dxa" w:w="120"/>
+            </w:tcMar>
+          </w:tcPr>
+          <w:p>
+            <w:r>
+              <w:rPr>
+                <w:rFonts w:ascii="Courier New" w:cs="Courier New" w:eastAsia="Courier New" w:hAnsi="Courier New"/>
+                <w:sz w:val="18"/>
+                <w:szCs w:val="18"/>
+              </w:rPr>
+              <w:t xml:space="preserve">0001</w:t>
+            </w:r>
+          </w:p>
+        </w:tc>
+        <w:tc>
+          <w:tcPr>
+            <w:tcW w:type="dxa" w:w="1100"/>
+            <w:tcBorders>
+              <w:top w:val="single" w:color="CCCCCC" w:sz="1"/>
+              <w:left w:val="single" w:color="CCCCCC" w:sz="1"/>
+              <w:bottom w:val="single" w:color="CCCCCC" w:sz="1"/>
+              <w:right w:val="single" w:color="CCCCCC" w:sz="1"/>
+            </w:tcBorders>
+            <w:tcMar>
+              <w:top w:type="dxa" w:w="80"/>
+              <w:left w:type="dxa" w:w="120"/>
+              <w:bottom w:type="dxa" w:w="80"/>
+              <w:right w:type="dxa" w:w="120"/>
+            </w:tcMar>
+          </w:tcPr>
+          <w:p>
+            <w:pPr>
+              <w:jc w:val="center"/>
+            </w:pPr>
+            <w:r>
+              <w:rPr>
+                <w:rFonts w:ascii="Arial" w:cs="Arial" w:eastAsia="Arial" w:hAnsi="Arial"/>
+                <w:sz w:val="20"/>
+                <w:szCs w:val="20"/>
+              </w:rPr>
+              <w:t xml:space="preserve">Grande</w:t>
+            </w:r>
+          </w:p>
+        </w:tc>
+        <w:tc>
+          <w:tcPr>
+            <w:tcW w:type="dxa" w:w="1100"/>
+            <w:tcBorders>
+              <w:top w:val="single" w:color="CCCCCC" w:sz="1"/>
+              <w:left w:val="single" w:color="CCCCCC" w:sz="1"/>
+              <w:bottom w:val="single" w:color="CCCCCC" w:sz="1"/>
+              <w:right w:val="single" w:color="CCCCCC" w:sz="1"/>
+            </w:tcBorders>
+            <w:tcMar>
+              <w:top w:type="dxa" w:w="80"/>
+              <w:left w:type="dxa" w:w="120"/>
+              <w:bottom w:type="dxa" w:w="80"/>
+              <w:right w:type="dxa" w:w="120"/>
+            </w:tcMar>
+          </w:tcPr>
+          <w:p>
+            <w:pPr>
+              <w:jc w:val="center"/>
+            </w:pPr>
+            <w:r>
+              <w:rPr>
+                <w:rFonts w:ascii="Arial" w:cs="Arial" w:eastAsia="Arial" w:hAnsi="Arial"/>
+                <w:sz w:val="20"/>
+                <w:szCs w:val="20"/>
+              </w:rPr>
+              <w:t xml:space="preserve">Claire</w:t>
+            </w:r>
+          </w:p>
+        </w:tc>
+        <w:tc>
+          <w:tcPr>
+            <w:tcW w:type="dxa" w:w="1100"/>
+            <w:tcBorders>
+              <w:top w:val="single" w:color="CCCCCC" w:sz="1"/>
+              <w:left w:val="single" w:color="CCCCCC" w:sz="1"/>
+              <w:bottom w:val="single" w:color="CCCCCC" w:sz="1"/>
+              <w:right w:val="single" w:color="CCCCCC" w:sz="1"/>
+            </w:tcBorders>
+            <w:tcMar>
+              <w:top w:type="dxa" w:w="80"/>
+              <w:left w:type="dxa" w:w="120"/>
+              <w:bottom w:type="dxa" w:w="80"/>
+              <w:right w:type="dxa" w:w="120"/>
+            </w:tcMar>
+          </w:tcPr>
+          <w:p>
+            <w:pPr>
+              <w:jc w:val="center"/>
+            </w:pPr>
+            <w:r>
+              <w:rPr>
+                <w:rFonts w:ascii="Arial" w:cs="Arial" w:eastAsia="Arial" w:hAnsi="Arial"/>
+                <w:sz w:val="20"/>
+                <w:szCs w:val="20"/>
+              </w:rPr>
+              <w:t xml:space="preserve">Carree</w:t>
+            </w:r>
+          </w:p>
+        </w:tc>
+        <w:tc>
+          <w:tcPr>
+            <w:tcW w:type="dxa" w:w="1100"/>
+            <w:tcBorders>
+              <w:top w:val="single" w:color="CCCCCC" w:sz="1"/>
+              <w:left w:val="single" w:color="CCCCCC" w:sz="1"/>
+              <w:bottom w:val="single" w:color="CCCCCC" w:sz="1"/>
+              <w:right w:val="single" w:color="CCCCCC" w:sz="1"/>
+            </w:tcBorders>
+            <w:tcMar>
+              <w:top w:type="dxa" w:w="80"/>
+              <w:left w:type="dxa" w:w="120"/>
+              <w:bottom w:type="dxa" w:w="80"/>
+              <w:right w:type="dxa" w:w="120"/>
+            </w:tcMar>
+          </w:tcPr>
+          <w:p>
+            <w:pPr>
+              <w:jc w:val="center"/>
+            </w:pPr>
+            <w:r>
+              <w:rPr>
+                <w:rFonts w:ascii="Arial" w:cs="Arial" w:eastAsia="Arial" w:hAnsi="Arial"/>
+                <w:sz w:val="20"/>
+                <w:szCs w:val="20"/>
+              </w:rPr>
+              <w:t xml:space="preserve">Pleine</w:t>
+            </w:r>
+          </w:p>
+        </w:tc>
+        <w:tc>
+          <w:tcPr>
+            <w:tcW w:type="dxa" w:w="1460"/>
+            <w:tcBorders>
+              <w:top w:val="single" w:color="CCCCCC" w:sz="1"/>
+              <w:left w:val="single" w:color="CCCCCC" w:sz="1"/>
+              <w:bottom w:val="single" w:color="CCCCCC" w:sz="1"/>
+              <w:right w:val="single" w:color="CCCCCC" w:sz="1"/>
+            </w:tcBorders>
+            <w:shd w:fill="F5F5F5" w:val="clear"/>
+            <w:tcMar>
+              <w:top w:type="dxa" w:w="80"/>
+              <w:left w:type="dxa" w:w="120"/>
+              <w:bottom w:type="dxa" w:w="80"/>
+              <w:right w:type="dxa" w:w="120"/>
+            </w:tcMar>
+          </w:tcPr>
+          <w:p>
+            <w:r>
+              <w:rPr>
+                <w:rFonts w:ascii="Courier New" w:cs="Courier New" w:eastAsia="Courier New" w:hAnsi="Courier New"/>
+                <w:sz w:val="18"/>
+                <w:szCs w:val="18"/>
+              </w:rPr>
+              <w:t xml:space="preserve">[1,1,0,0,0]</w:t>
+            </w:r>
+          </w:p>
+        </w:tc>
+      </w:tr>
+      <w:tr>
+        <w:tc>
+          <w:tcPr>
+            <w:tcW w:type="dxa" w:w="900"/>
+            <w:tcBorders>
+              <w:top w:val="single" w:color="CCCCCC" w:sz="1"/>
+              <w:left w:val="single" w:color="CCCCCC" w:sz="1"/>
+              <w:bottom w:val="single" w:color="CCCCCC" w:sz="1"/>
+              <w:right w:val="single" w:color="CCCCCC" w:sz="1"/>
+            </w:tcBorders>
+            <w:tcMar>
+              <w:top w:type="dxa" w:w="80"/>
+              <w:left w:type="dxa" w:w="120"/>
+              <w:bottom w:type="dxa" w:w="80"/>
+              <w:right w:type="dxa" w:w="120"/>
+            </w:tcMar>
+          </w:tcPr>
+          <w:p>
+            <w:pPr>
+              <w:jc w:val="center"/>
+            </w:pPr>
+            <w:r>
+              <w:rPr>
+                <w:rFonts w:ascii="Arial" w:cs="Arial" w:eastAsia="Arial" w:hAnsi="Arial"/>
+                <w:b/>
+                <w:bCs/>
+                <w:sz w:val="20"/>
+                <w:szCs w:val="20"/>
+              </w:rPr>
+              <w:t xml:space="preserve">2</w:t>
+            </w:r>
+          </w:p>
+        </w:tc>
+        <w:tc>
+          <w:tcPr>
+            <w:tcW w:type="dxa" w:w="1400"/>
+            <w:tcBorders>
+              <w:top w:val="single" w:color="CCCCCC" w:sz="1"/>
+              <w:left w:val="single" w:color="CCCCCC" w:sz="1"/>
+              <w:bottom w:val="single" w:color="CCCCCC" w:sz="1"/>
+              <w:right w:val="single" w:color="CCCCCC" w:sz="1"/>
+            </w:tcBorders>
+            <w:tcMar>
+              <w:top w:type="dxa" w:w="80"/>
+              <w:left w:type="dxa" w:w="120"/>
+              <w:bottom w:type="dxa" w:w="80"/>
+              <w:right w:type="dxa" w:w="120"/>
+            </w:tcMar>
+          </w:tcPr>
+          <w:p>
+            <w:pPr>
+              <w:jc w:val="center"/>
+            </w:pPr>
+            <w:r>
+              <w:rPr>
+                <w:rFonts w:ascii="Arial" w:cs="Arial" w:eastAsia="Arial" w:hAnsi="Arial"/>
+                <w:sz w:val="20"/>
+                <w:szCs w:val="20"/>
+              </w:rPr>
+              <w:t xml:space="preserve">r■</w:t>
+            </w:r>
+          </w:p>
+        </w:tc>
+        <w:tc>
+          <w:tcPr>
+            <w:tcW w:type="dxa" w:w="1100"/>
+            <w:tcBorders>
+              <w:top w:val="single" w:color="CCCCCC" w:sz="1"/>
+              <w:left w:val="single" w:color="CCCCCC" w:sz="1"/>
+              <w:bottom w:val="single" w:color="CCCCCC" w:sz="1"/>
+              <w:right w:val="single" w:color="CCCCCC" w:sz="1"/>
+            </w:tcBorders>
+            <w:shd w:fill="F5F5F5" w:val="clear"/>
+            <w:tcMar>
+              <w:top w:type="dxa" w:w="80"/>
+              <w:left w:type="dxa" w:w="120"/>
+              <w:bottom w:type="dxa" w:w="80"/>
+              <w:right w:type="dxa" w:w="120"/>
+            </w:tcMar>
+          </w:tcPr>
+          <w:p>
+            <w:r>
+              <w:rPr>
+                <w:rFonts w:ascii="Courier New" w:cs="Courier New" w:eastAsia="Courier New" w:hAnsi="Courier New"/>
+                <w:sz w:val="18"/>
+                <w:szCs w:val="18"/>
+              </w:rPr>
+              <w:t xml:space="preserve">0010</w:t>
+            </w:r>
+          </w:p>
+        </w:tc>
+        <w:tc>
+          <w:tcPr>
+            <w:tcW w:type="dxa" w:w="1100"/>
+            <w:tcBorders>
+              <w:top w:val="single" w:color="CCCCCC" w:sz="1"/>
+              <w:left w:val="single" w:color="CCCCCC" w:sz="1"/>
+              <w:bottom w:val="single" w:color="CCCCCC" w:sz="1"/>
+              <w:right w:val="single" w:color="CCCCCC" w:sz="1"/>
+            </w:tcBorders>
+            <w:tcMar>
+              <w:top w:type="dxa" w:w="80"/>
+              <w:left w:type="dxa" w:w="120"/>
+              <w:bottom w:type="dxa" w:w="80"/>
+              <w:right w:type="dxa" w:w="120"/>
+            </w:tcMar>
+          </w:tcPr>
+          <w:p>
+            <w:pPr>
+              <w:jc w:val="center"/>
+            </w:pPr>
+            <w:r>
+              <w:rPr>
+                <w:rFonts w:ascii="Arial" w:cs="Arial" w:eastAsia="Arial" w:hAnsi="Arial"/>
+                <w:sz w:val="20"/>
+                <w:szCs w:val="20"/>
+              </w:rPr>
+              <w:t xml:space="preserve">Petite</w:t>
+            </w:r>
+          </w:p>
+        </w:tc>
+        <w:tc>
+          <w:tcPr>
+            <w:tcW w:type="dxa" w:w="1100"/>
+            <w:tcBorders>
+              <w:top w:val="single" w:color="CCCCCC" w:sz="1"/>
+              <w:left w:val="single" w:color="CCCCCC" w:sz="1"/>
+              <w:bottom w:val="single" w:color="CCCCCC" w:sz="1"/>
+              <w:right w:val="single" w:color="CCCCCC" w:sz="1"/>
+            </w:tcBorders>
+            <w:tcMar>
+              <w:top w:type="dxa" w:w="80"/>
+              <w:left w:type="dxa" w:w="120"/>
+              <w:bottom w:type="dxa" w:w="80"/>
+              <w:right w:type="dxa" w:w="120"/>
+            </w:tcMar>
+          </w:tcPr>
+          <w:p>
+            <w:pPr>
+              <w:jc w:val="center"/>
+            </w:pPr>
+            <w:r>
+              <w:rPr>
+                <w:rFonts w:ascii="Arial" w:cs="Arial" w:eastAsia="Arial" w:hAnsi="Arial"/>
+                <w:sz w:val="20"/>
+                <w:szCs w:val="20"/>
+              </w:rPr>
+              <w:t xml:space="preserve">Foncee</w:t>
+            </w:r>
+          </w:p>
+        </w:tc>
+        <w:tc>
+          <w:tcPr>
+            <w:tcW w:type="dxa" w:w="1100"/>
+            <w:tcBorders>
+              <w:top w:val="single" w:color="CCCCCC" w:sz="1"/>
+              <w:left w:val="single" w:color="CCCCCC" w:sz="1"/>
+              <w:bottom w:val="single" w:color="CCCCCC" w:sz="1"/>
+              <w:right w:val="single" w:color="CCCCCC" w:sz="1"/>
+            </w:tcBorders>
+            <w:tcMar>
+              <w:top w:type="dxa" w:w="80"/>
+              <w:left w:type="dxa" w:w="120"/>
+              <w:bottom w:type="dxa" w:w="80"/>
+              <w:right w:type="dxa" w:w="120"/>
+            </w:tcMar>
+          </w:tcPr>
+          <w:p>
+            <w:pPr>
+              <w:jc w:val="center"/>
+            </w:pPr>
+            <w:r>
+              <w:rPr>
+                <w:rFonts w:ascii="Arial" w:cs="Arial" w:eastAsia="Arial" w:hAnsi="Arial"/>
+                <w:sz w:val="20"/>
+                <w:szCs w:val="20"/>
+              </w:rPr>
+              <w:t xml:space="preserve">Carree</w:t>
+            </w:r>
+          </w:p>
+        </w:tc>
+        <w:tc>
+          <w:tcPr>
+            <w:tcW w:type="dxa" w:w="1100"/>
+            <w:tcBorders>
+              <w:top w:val="single" w:color="CCCCCC" w:sz="1"/>
+              <w:left w:val="single" w:color="CCCCCC" w:sz="1"/>
+              <w:bottom w:val="single" w:color="CCCCCC" w:sz="1"/>
+              <w:right w:val="single" w:color="CCCCCC" w:sz="1"/>
+            </w:tcBorders>
+            <w:tcMar>
+              <w:top w:type="dxa" w:w="80"/>
+              <w:left w:type="dxa" w:w="120"/>
+              <w:bottom w:type="dxa" w:w="80"/>
+              <w:right w:type="dxa" w:w="120"/>
+            </w:tcMar>
+          </w:tcPr>
+          <w:p>
+            <w:pPr>
+              <w:jc w:val="center"/>
+            </w:pPr>
+            <w:r>
+              <w:rPr>
+                <w:rFonts w:ascii="Arial" w:cs="Arial" w:eastAsia="Arial" w:hAnsi="Arial"/>
+                <w:sz w:val="20"/>
+                <w:szCs w:val="20"/>
+              </w:rPr>
+              <w:t xml:space="preserve">Pleine</w:t>
+            </w:r>
+          </w:p>
+        </w:tc>
+        <w:tc>
+          <w:tcPr>
+            <w:tcW w:type="dxa" w:w="1460"/>
+            <w:tcBorders>
+              <w:top w:val="single" w:color="CCCCCC" w:sz="1"/>
+              <w:left w:val="single" w:color="CCCCCC" w:sz="1"/>
+              <w:bottom w:val="single" w:color="CCCCCC" w:sz="1"/>
+              <w:right w:val="single" w:color="CCCCCC" w:sz="1"/>
+            </w:tcBorders>
+            <w:shd w:fill="F5F5F5" w:val="clear"/>
+            <w:tcMar>
+              <w:top w:type="dxa" w:w="80"/>
+              <w:left w:type="dxa" w:w="120"/>
+              <w:bottom w:type="dxa" w:w="80"/>
+              <w:right w:type="dxa" w:w="120"/>
+            </w:tcMar>
+          </w:tcPr>
+          <w:p>
+            <w:r>
+              <w:rPr>
+                <w:rFonts w:ascii="Courier New" w:cs="Courier New" w:eastAsia="Courier New" w:hAnsi="Courier New"/>
+                <w:sz w:val="18"/>
+                <w:szCs w:val="18"/>
+              </w:rPr>
+              <w:t xml:space="preserve">[1,0,1,0,0]</w:t>
+            </w:r>
+          </w:p>
+        </w:tc>
+      </w:tr>
+      <w:tr>
+        <w:tc>
+          <w:tcPr>
+            <w:tcW w:type="dxa" w:w="900"/>
+            <w:tcBorders>
+              <w:top w:val="single" w:color="CCCCCC" w:sz="1"/>
+              <w:left w:val="single" w:color="CCCCCC" w:sz="1"/>
+              <w:bottom w:val="single" w:color="CCCCCC" w:sz="1"/>
+              <w:right w:val="single" w:color="CCCCCC" w:sz="1"/>
+            </w:tcBorders>
+            <w:tcMar>
+              <w:top w:type="dxa" w:w="80"/>
+              <w:left w:type="dxa" w:w="120"/>
+              <w:bottom w:type="dxa" w:w="80"/>
+              <w:right w:type="dxa" w:w="120"/>
+            </w:tcMar>
+          </w:tcPr>
+          <w:p>
+            <w:pPr>
+              <w:jc w:val="center"/>
+            </w:pPr>
+            <w:r>
+              <w:rPr>
+                <w:rFonts w:ascii="Arial" w:cs="Arial" w:eastAsia="Arial" w:hAnsi="Arial"/>
+                <w:b/>
+                <w:bCs/>
+                <w:sz w:val="20"/>
+                <w:szCs w:val="20"/>
+              </w:rPr>
+              <w:t xml:space="preserve">3</w:t>
+            </w:r>
+          </w:p>
+        </w:tc>
+        <w:tc>
+          <w:tcPr>
+            <w:tcW w:type="dxa" w:w="1400"/>
+            <w:tcBorders>
+              <w:top w:val="single" w:color="CCCCCC" w:sz="1"/>
+              <w:left w:val="single" w:color="CCCCCC" w:sz="1"/>
+              <w:bottom w:val="single" w:color="CCCCCC" w:sz="1"/>
+              <w:right w:val="single" w:color="CCCCCC" w:sz="1"/>
+            </w:tcBorders>
+            <w:tcMar>
+              <w:top w:type="dxa" w:w="80"/>
+              <w:left w:type="dxa" w:w="120"/>
+              <w:bottom w:type="dxa" w:w="80"/>
+              <w:right w:type="dxa" w:w="120"/>
+            </w:tcMar>
+          </w:tcPr>
+          <w:p>
+            <w:pPr>
+              <w:jc w:val="center"/>
+            </w:pPr>
+            <w:r>
+              <w:rPr>
+                <w:rFonts w:ascii="Arial" w:cs="Arial" w:eastAsia="Arial" w:hAnsi="Arial"/>
+                <w:sz w:val="20"/>
+                <w:szCs w:val="20"/>
+              </w:rPr>
+              <w:t xml:space="preserve">R■</w:t>
+            </w:r>
+          </w:p>
+        </w:tc>
+        <w:tc>
+          <w:tcPr>
+            <w:tcW w:type="dxa" w:w="1100"/>
+            <w:tcBorders>
+              <w:top w:val="single" w:color="CCCCCC" w:sz="1"/>
+              <w:left w:val="single" w:color="CCCCCC" w:sz="1"/>
+              <w:bottom w:val="single" w:color="CCCCCC" w:sz="1"/>
+              <w:right w:val="single" w:color="CCCCCC" w:sz="1"/>
+            </w:tcBorders>
+            <w:shd w:fill="F5F5F5" w:val="clear"/>
+            <w:tcMar>
+              <w:top w:type="dxa" w:w="80"/>
+              <w:left w:type="dxa" w:w="120"/>
+              <w:bottom w:type="dxa" w:w="80"/>
+              <w:right w:type="dxa" w:w="120"/>
+            </w:tcMar>
+          </w:tcPr>
+          <w:p>
+            <w:r>
+              <w:rPr>
+                <w:rFonts w:ascii="Courier New" w:cs="Courier New" w:eastAsia="Courier New" w:hAnsi="Courier New"/>
+                <w:sz w:val="18"/>
+                <w:szCs w:val="18"/>
+              </w:rPr>
+              <w:t xml:space="preserve">0011</w:t>
+            </w:r>
+          </w:p>
+        </w:tc>
+        <w:tc>
+          <w:tcPr>
+            <w:tcW w:type="dxa" w:w="1100"/>
+            <w:tcBorders>
+              <w:top w:val="single" w:color="CCCCCC" w:sz="1"/>
+              <w:left w:val="single" w:color="CCCCCC" w:sz="1"/>
+              <w:bottom w:val="single" w:color="CCCCCC" w:sz="1"/>
+              <w:right w:val="single" w:color="CCCCCC" w:sz="1"/>
+            </w:tcBorders>
+            <w:tcMar>
+              <w:top w:type="dxa" w:w="80"/>
+              <w:left w:type="dxa" w:w="120"/>
+              <w:bottom w:type="dxa" w:w="80"/>
+              <w:right w:type="dxa" w:w="120"/>
+            </w:tcMar>
+          </w:tcPr>
+          <w:p>
+            <w:pPr>
+              <w:jc w:val="center"/>
+            </w:pPr>
+            <w:r>
+              <w:rPr>
+                <w:rFonts w:ascii="Arial" w:cs="Arial" w:eastAsia="Arial" w:hAnsi="Arial"/>
+                <w:sz w:val="20"/>
+                <w:szCs w:val="20"/>
+              </w:rPr>
+              <w:t xml:space="preserve">Grande</w:t>
+            </w:r>
+          </w:p>
+        </w:tc>
+        <w:tc>
+          <w:tcPr>
+            <w:tcW w:type="dxa" w:w="1100"/>
+            <w:tcBorders>
+              <w:top w:val="single" w:color="CCCCCC" w:sz="1"/>
+              <w:left w:val="single" w:color="CCCCCC" w:sz="1"/>
+              <w:bottom w:val="single" w:color="CCCCCC" w:sz="1"/>
+              <w:right w:val="single" w:color="CCCCCC" w:sz="1"/>
+            </w:tcBorders>
+            <w:tcMar>
+              <w:top w:type="dxa" w:w="80"/>
+              <w:left w:type="dxa" w:w="120"/>
+              <w:bottom w:type="dxa" w:w="80"/>
+              <w:right w:type="dxa" w:w="120"/>
+            </w:tcMar>
+          </w:tcPr>
+          <w:p>
+            <w:pPr>
+              <w:jc w:val="center"/>
+            </w:pPr>
+            <w:r>
+              <w:rPr>
+                <w:rFonts w:ascii="Arial" w:cs="Arial" w:eastAsia="Arial" w:hAnsi="Arial"/>
+                <w:sz w:val="20"/>
+                <w:szCs w:val="20"/>
+              </w:rPr>
+              <w:t xml:space="preserve">Foncee</w:t>
+            </w:r>
+          </w:p>
+        </w:tc>
+        <w:tc>
+          <w:tcPr>
+            <w:tcW w:type="dxa" w:w="1100"/>
+            <w:tcBorders>
+              <w:top w:val="single" w:color="CCCCCC" w:sz="1"/>
+              <w:left w:val="single" w:color="CCCCCC" w:sz="1"/>
+              <w:bottom w:val="single" w:color="CCCCCC" w:sz="1"/>
+              <w:right w:val="single" w:color="CCCCCC" w:sz="1"/>
+            </w:tcBorders>
+            <w:tcMar>
+              <w:top w:type="dxa" w:w="80"/>
+              <w:left w:type="dxa" w:w="120"/>
+              <w:bottom w:type="dxa" w:w="80"/>
+              <w:right w:type="dxa" w:w="120"/>
+            </w:tcMar>
+          </w:tcPr>
+          <w:p>
+            <w:pPr>
+              <w:jc w:val="center"/>
+            </w:pPr>
+            <w:r>
+              <w:rPr>
+                <w:rFonts w:ascii="Arial" w:cs="Arial" w:eastAsia="Arial" w:hAnsi="Arial"/>
+                <w:sz w:val="20"/>
+                <w:szCs w:val="20"/>
+              </w:rPr>
+              <w:t xml:space="preserve">Carree</w:t>
+            </w:r>
+          </w:p>
+        </w:tc>
+        <w:tc>
+          <w:tcPr>
+            <w:tcW w:type="dxa" w:w="1100"/>
+            <w:tcBorders>
+              <w:top w:val="single" w:color="CCCCCC" w:sz="1"/>
+              <w:left w:val="single" w:color="CCCCCC" w:sz="1"/>
+              <w:bottom w:val="single" w:color="CCCCCC" w:sz="1"/>
+              <w:right w:val="single" w:color="CCCCCC" w:sz="1"/>
+            </w:tcBorders>
+            <w:tcMar>
+              <w:top w:type="dxa" w:w="80"/>
+              <w:left w:type="dxa" w:w="120"/>
+              <w:bottom w:type="dxa" w:w="80"/>
+              <w:right w:type="dxa" w:w="120"/>
+            </w:tcMar>
+          </w:tcPr>
+          <w:p>
+            <w:pPr>
+              <w:jc w:val="center"/>
+            </w:pPr>
+            <w:r>
+              <w:rPr>
+                <w:rFonts w:ascii="Arial" w:cs="Arial" w:eastAsia="Arial" w:hAnsi="Arial"/>
+                <w:sz w:val="20"/>
+                <w:szCs w:val="20"/>
+              </w:rPr>
+              <w:t xml:space="preserve">Pleine</w:t>
+            </w:r>
+          </w:p>
+        </w:tc>
+        <w:tc>
+          <w:tcPr>
+            <w:tcW w:type="dxa" w:w="1460"/>
+            <w:tcBorders>
+              <w:top w:val="single" w:color="CCCCCC" w:sz="1"/>
+              <w:left w:val="single" w:color="CCCCCC" w:sz="1"/>
+              <w:bottom w:val="single" w:color="CCCCCC" w:sz="1"/>
+              <w:right w:val="single" w:color="CCCCCC" w:sz="1"/>
+            </w:tcBorders>
+            <w:shd w:fill="F5F5F5" w:val="clear"/>
+            <w:tcMar>
+              <w:top w:type="dxa" w:w="80"/>
+              <w:left w:type="dxa" w:w="120"/>
+              <w:bottom w:type="dxa" w:w="80"/>
+              <w:right w:type="dxa" w:w="120"/>
+            </w:tcMar>
+          </w:tcPr>
+          <w:p>
+            <w:r>
+              <w:rPr>
+                <w:rFonts w:ascii="Courier New" w:cs="Courier New" w:eastAsia="Courier New" w:hAnsi="Courier New"/>
+                <w:sz w:val="18"/>
+                <w:szCs w:val="18"/>
+              </w:rPr>
+              <w:t xml:space="preserve">[1,1,1,0,0]</w:t>
+            </w:r>
+          </w:p>
+        </w:tc>
+      </w:tr>
+      <w:tr>
+        <w:tc>
+          <w:tcPr>
+            <w:tcW w:type="dxa" w:w="900"/>
+            <w:tcBorders>
+              <w:top w:val="single" w:color="CCCCCC" w:sz="1"/>
+              <w:left w:val="single" w:color="CCCCCC" w:sz="1"/>
+              <w:bottom w:val="single" w:color="CCCCCC" w:sz="1"/>
+              <w:right w:val="single" w:color="CCCCCC" w:sz="1"/>
+            </w:tcBorders>
+            <w:tcMar>
+              <w:top w:type="dxa" w:w="80"/>
+              <w:left w:type="dxa" w:w="120"/>
+              <w:bottom w:type="dxa" w:w="80"/>
+              <w:right w:type="dxa" w:w="120"/>
+            </w:tcMar>
+          </w:tcPr>
+          <w:p>
+            <w:pPr>
+              <w:jc w:val="center"/>
+            </w:pPr>
+            <w:r>
+              <w:rPr>
+                <w:rFonts w:ascii="Arial" w:cs="Arial" w:eastAsia="Arial" w:hAnsi="Arial"/>
+                <w:b/>
+                <w:bCs/>
+                <w:sz w:val="20"/>
+                <w:szCs w:val="20"/>
+              </w:rPr>
+              <w:t xml:space="preserve">4</w:t>
+            </w:r>
+          </w:p>
+        </w:tc>
+        <w:tc>
+          <w:tcPr>
+            <w:tcW w:type="dxa" w:w="1400"/>
+            <w:tcBorders>
+              <w:top w:val="single" w:color="CCCCCC" w:sz="1"/>
+              <w:left w:val="single" w:color="CCCCCC" w:sz="1"/>
+              <w:bottom w:val="single" w:color="CCCCCC" w:sz="1"/>
+              <w:right w:val="single" w:color="CCCCCC" w:sz="1"/>
+            </w:tcBorders>
+            <w:tcMar>
+              <w:top w:type="dxa" w:w="80"/>
+              <w:left w:type="dxa" w:w="120"/>
+              <w:bottom w:type="dxa" w:w="80"/>
+              <w:right w:type="dxa" w:w="120"/>
+            </w:tcMar>
+          </w:tcPr>
+          <w:p>
+            <w:pPr>
+              <w:jc w:val="center"/>
+            </w:pPr>
+            <w:r>
+              <w:rPr>
+                <w:rFonts w:ascii="Arial" w:cs="Arial" w:eastAsia="Arial" w:hAnsi="Arial"/>
+                <w:sz w:val="20"/>
+                <w:szCs w:val="20"/>
+              </w:rPr>
+              <w:t xml:space="preserve">b●</w:t>
+            </w:r>
+          </w:p>
+        </w:tc>
+        <w:tc>
+          <w:tcPr>
+            <w:tcW w:type="dxa" w:w="1100"/>
+            <w:tcBorders>
+              <w:top w:val="single" w:color="CCCCCC" w:sz="1"/>
+              <w:left w:val="single" w:color="CCCCCC" w:sz="1"/>
+              <w:bottom w:val="single" w:color="CCCCCC" w:sz="1"/>
+              <w:right w:val="single" w:color="CCCCCC" w:sz="1"/>
+            </w:tcBorders>
+            <w:shd w:fill="F5F5F5" w:val="clear"/>
+            <w:tcMar>
+              <w:top w:type="dxa" w:w="80"/>
+              <w:left w:type="dxa" w:w="120"/>
+              <w:bottom w:type="dxa" w:w="80"/>
+              <w:right w:type="dxa" w:w="120"/>
+            </w:tcMar>
+          </w:tcPr>
+          <w:p>
+            <w:r>
+              <w:rPr>
+                <w:rFonts w:ascii="Courier New" w:cs="Courier New" w:eastAsia="Courier New" w:hAnsi="Courier New"/>
+                <w:sz w:val="18"/>
+                <w:szCs w:val="18"/>
+              </w:rPr>
+              <w:t xml:space="preserve">0100</w:t>
+            </w:r>
+          </w:p>
+        </w:tc>
+        <w:tc>
+          <w:tcPr>
+            <w:tcW w:type="dxa" w:w="1100"/>
+            <w:tcBorders>
+              <w:top w:val="single" w:color="CCCCCC" w:sz="1"/>
+              <w:left w:val="single" w:color="CCCCCC" w:sz="1"/>
+              <w:bottom w:val="single" w:color="CCCCCC" w:sz="1"/>
+              <w:right w:val="single" w:color="CCCCCC" w:sz="1"/>
+            </w:tcBorders>
+            <w:tcMar>
+              <w:top w:type="dxa" w:w="80"/>
+              <w:left w:type="dxa" w:w="120"/>
+              <w:bottom w:type="dxa" w:w="80"/>
+              <w:right w:type="dxa" w:w="120"/>
+            </w:tcMar>
+          </w:tcPr>
+          <w:p>
+            <w:pPr>
+              <w:jc w:val="center"/>
+            </w:pPr>
+            <w:r>
+              <w:rPr>
+                <w:rFonts w:ascii="Arial" w:cs="Arial" w:eastAsia="Arial" w:hAnsi="Arial"/>
+                <w:sz w:val="20"/>
+                <w:szCs w:val="20"/>
+              </w:rPr>
+              <w:t xml:space="preserve">Petite</w:t>
+            </w:r>
+          </w:p>
+        </w:tc>
+        <w:tc>
+          <w:tcPr>
+            <w:tcW w:type="dxa" w:w="1100"/>
+            <w:tcBorders>
+              <w:top w:val="single" w:color="CCCCCC" w:sz="1"/>
+              <w:left w:val="single" w:color="CCCCCC" w:sz="1"/>
+              <w:bottom w:val="single" w:color="CCCCCC" w:sz="1"/>
+              <w:right w:val="single" w:color="CCCCCC" w:sz="1"/>
+            </w:tcBorders>
+            <w:tcMar>
+              <w:top w:type="dxa" w:w="80"/>
+              <w:left w:type="dxa" w:w="120"/>
+              <w:bottom w:type="dxa" w:w="80"/>
+              <w:right w:type="dxa" w:w="120"/>
+            </w:tcMar>
+          </w:tcPr>
+          <w:p>
+            <w:pPr>
+              <w:jc w:val="center"/>
+            </w:pPr>
+            <w:r>
+              <w:rPr>
+                <w:rFonts w:ascii="Arial" w:cs="Arial" w:eastAsia="Arial" w:hAnsi="Arial"/>
+                <w:sz w:val="20"/>
+                <w:szCs w:val="20"/>
+              </w:rPr>
+              <w:t xml:space="preserve">Claire</w:t>
+            </w:r>
+          </w:p>
+        </w:tc>
+        <w:tc>
+          <w:tcPr>
+            <w:tcW w:type="dxa" w:w="1100"/>
+            <w:tcBorders>
+              <w:top w:val="single" w:color="CCCCCC" w:sz="1"/>
+              <w:left w:val="single" w:color="CCCCCC" w:sz="1"/>
+              <w:bottom w:val="single" w:color="CCCCCC" w:sz="1"/>
+              <w:right w:val="single" w:color="CCCCCC" w:sz="1"/>
+            </w:tcBorders>
+            <w:tcMar>
+              <w:top w:type="dxa" w:w="80"/>
+              <w:left w:type="dxa" w:w="120"/>
+              <w:bottom w:type="dxa" w:w="80"/>
+              <w:right w:type="dxa" w:w="120"/>
+            </w:tcMar>
+          </w:tcPr>
+          <w:p>
+            <w:pPr>
+              <w:jc w:val="center"/>
+            </w:pPr>
+            <w:r>
+              <w:rPr>
+                <w:rFonts w:ascii="Arial" w:cs="Arial" w:eastAsia="Arial" w:hAnsi="Arial"/>
+                <w:sz w:val="20"/>
+                <w:szCs w:val="20"/>
+              </w:rPr>
+              <w:t xml:space="preserve">Ronde</w:t>
+            </w:r>
+          </w:p>
+        </w:tc>
+        <w:tc>
+          <w:tcPr>
+            <w:tcW w:type="dxa" w:w="1100"/>
+            <w:tcBorders>
+              <w:top w:val="single" w:color="CCCCCC" w:sz="1"/>
+              <w:left w:val="single" w:color="CCCCCC" w:sz="1"/>
+              <w:bottom w:val="single" w:color="CCCCCC" w:sz="1"/>
+              <w:right w:val="single" w:color="CCCCCC" w:sz="1"/>
+            </w:tcBorders>
+            <w:tcMar>
+              <w:top w:type="dxa" w:w="80"/>
+              <w:left w:type="dxa" w:w="120"/>
+              <w:bottom w:type="dxa" w:w="80"/>
+              <w:right w:type="dxa" w:w="120"/>
+            </w:tcMar>
+          </w:tcPr>
+          <w:p>
+            <w:pPr>
+              <w:jc w:val="center"/>
+            </w:pPr>
+            <w:r>
+              <w:rPr>
+                <w:rFonts w:ascii="Arial" w:cs="Arial" w:eastAsia="Arial" w:hAnsi="Arial"/>
+                <w:sz w:val="20"/>
+                <w:szCs w:val="20"/>
+              </w:rPr>
+              <w:t xml:space="preserve">Pleine</w:t>
+            </w:r>
+          </w:p>
+        </w:tc>
+        <w:tc>
+          <w:tcPr>
+            <w:tcW w:type="dxa" w:w="1460"/>
+            <w:tcBorders>
+              <w:top w:val="single" w:color="CCCCCC" w:sz="1"/>
+              <w:left w:val="single" w:color="CCCCCC" w:sz="1"/>
+              <w:bottom w:val="single" w:color="CCCCCC" w:sz="1"/>
+              <w:right w:val="single" w:color="CCCCCC" w:sz="1"/>
+            </w:tcBorders>
+            <w:shd w:fill="F5F5F5" w:val="clear"/>
+            <w:tcMar>
+              <w:top w:type="dxa" w:w="80"/>
+              <w:left w:type="dxa" w:w="120"/>
+              <w:bottom w:type="dxa" w:w="80"/>
+              <w:right w:type="dxa" w:w="120"/>
+            </w:tcMar>
+          </w:tcPr>
+          <w:p>
+            <w:r>
+              <w:rPr>
+                <w:rFonts w:ascii="Courier New" w:cs="Courier New" w:eastAsia="Courier New" w:hAnsi="Courier New"/>
+                <w:sz w:val="18"/>
+                <w:szCs w:val="18"/>
+              </w:rPr>
+              <w:t xml:space="preserve">[1,0,0,1,0]</w:t>
+            </w:r>
+          </w:p>
+        </w:tc>
+      </w:tr>
+      <w:tr>
+        <w:tc>
+          <w:tcPr>
+            <w:tcW w:type="dxa" w:w="900"/>
+            <w:tcBorders>
+              <w:top w:val="single" w:color="CCCCCC" w:sz="1"/>
+              <w:left w:val="single" w:color="CCCCCC" w:sz="1"/>
+              <w:bottom w:val="single" w:color="CCCCCC" w:sz="1"/>
+              <w:right w:val="single" w:color="CCCCCC" w:sz="1"/>
+            </w:tcBorders>
+            <w:tcMar>
+              <w:top w:type="dxa" w:w="80"/>
+              <w:left w:type="dxa" w:w="120"/>
+              <w:bottom w:type="dxa" w:w="80"/>
+              <w:right w:type="dxa" w:w="120"/>
+            </w:tcMar>
+          </w:tcPr>
+          <w:p>
+            <w:pPr>
+              <w:jc w:val="center"/>
+            </w:pPr>
+            <w:r>
+              <w:rPr>
+                <w:rFonts w:ascii="Arial" w:cs="Arial" w:eastAsia="Arial" w:hAnsi="Arial"/>
+                <w:b/>
+                <w:bCs/>
+                <w:sz w:val="20"/>
+                <w:szCs w:val="20"/>
+              </w:rPr>
+              <w:t xml:space="preserve">5</w:t>
+            </w:r>
+          </w:p>
+        </w:tc>
+        <w:tc>
+          <w:tcPr>
+            <w:tcW w:type="dxa" w:w="1400"/>
+            <w:tcBorders>
+              <w:top w:val="single" w:color="CCCCCC" w:sz="1"/>
+              <w:left w:val="single" w:color="CCCCCC" w:sz="1"/>
+              <w:bottom w:val="single" w:color="CCCCCC" w:sz="1"/>
+              <w:right w:val="single" w:color="CCCCCC" w:sz="1"/>
+            </w:tcBorders>
+            <w:tcMar>
+              <w:top w:type="dxa" w:w="80"/>
+              <w:left w:type="dxa" w:w="120"/>
+              <w:bottom w:type="dxa" w:w="80"/>
+              <w:right w:type="dxa" w:w="120"/>
+            </w:tcMar>
+          </w:tcPr>
+          <w:p>
+            <w:pPr>
+              <w:jc w:val="center"/>
+            </w:pPr>
+            <w:r>
+              <w:rPr>
+                <w:rFonts w:ascii="Arial" w:cs="Arial" w:eastAsia="Arial" w:hAnsi="Arial"/>
+                <w:sz w:val="20"/>
+                <w:szCs w:val="20"/>
+              </w:rPr>
+              <w:t xml:space="preserve">B●</w:t>
+            </w:r>
+          </w:p>
+        </w:tc>
+        <w:tc>
+          <w:tcPr>
+            <w:tcW w:type="dxa" w:w="1100"/>
+            <w:tcBorders>
+              <w:top w:val="single" w:color="CCCCCC" w:sz="1"/>
+              <w:left w:val="single" w:color="CCCCCC" w:sz="1"/>
+              <w:bottom w:val="single" w:color="CCCCCC" w:sz="1"/>
+              <w:right w:val="single" w:color="CCCCCC" w:sz="1"/>
+            </w:tcBorders>
+            <w:shd w:fill="F5F5F5" w:val="clear"/>
+            <w:tcMar>
+              <w:top w:type="dxa" w:w="80"/>
+              <w:left w:type="dxa" w:w="120"/>
+              <w:bottom w:type="dxa" w:w="80"/>
+              <w:right w:type="dxa" w:w="120"/>
+            </w:tcMar>
+          </w:tcPr>
+          <w:p>
+            <w:r>
+              <w:rPr>
+                <w:rFonts w:ascii="Courier New" w:cs="Courier New" w:eastAsia="Courier New" w:hAnsi="Courier New"/>
+                <w:sz w:val="18"/>
+                <w:szCs w:val="18"/>
+              </w:rPr>
+              <w:t xml:space="preserve">0101</w:t>
+            </w:r>
+          </w:p>
+        </w:tc>
+        <w:tc>
+          <w:tcPr>
+            <w:tcW w:type="dxa" w:w="1100"/>
+            <w:tcBorders>
+              <w:top w:val="single" w:color="CCCCCC" w:sz="1"/>
+              <w:left w:val="single" w:color="CCCCCC" w:sz="1"/>
+              <w:bottom w:val="single" w:color="CCCCCC" w:sz="1"/>
+              <w:right w:val="single" w:color="CCCCCC" w:sz="1"/>
+            </w:tcBorders>
+            <w:tcMar>
+              <w:top w:type="dxa" w:w="80"/>
+              <w:left w:type="dxa" w:w="120"/>
+              <w:bottom w:type="dxa" w:w="80"/>
+              <w:right w:type="dxa" w:w="120"/>
+            </w:tcMar>
+          </w:tcPr>
+          <w:p>
+            <w:pPr>
+              <w:jc w:val="center"/>
+            </w:pPr>
+            <w:r>
+              <w:rPr>
+                <w:rFonts w:ascii="Arial" w:cs="Arial" w:eastAsia="Arial" w:hAnsi="Arial"/>
+                <w:sz w:val="20"/>
+                <w:szCs w:val="20"/>
+              </w:rPr>
+              <w:t xml:space="preserve">Grande</w:t>
+            </w:r>
+          </w:p>
+        </w:tc>
+        <w:tc>
+          <w:tcPr>
+            <w:tcW w:type="dxa" w:w="1100"/>
+            <w:tcBorders>
+              <w:top w:val="single" w:color="CCCCCC" w:sz="1"/>
+              <w:left w:val="single" w:color="CCCCCC" w:sz="1"/>
+              <w:bottom w:val="single" w:color="CCCCCC" w:sz="1"/>
+              <w:right w:val="single" w:color="CCCCCC" w:sz="1"/>
+            </w:tcBorders>
+            <w:tcMar>
+              <w:top w:type="dxa" w:w="80"/>
+              <w:left w:type="dxa" w:w="120"/>
+              <w:bottom w:type="dxa" w:w="80"/>
+              <w:right w:type="dxa" w:w="120"/>
+            </w:tcMar>
+          </w:tcPr>
+          <w:p>
+            <w:pPr>
+              <w:jc w:val="center"/>
+            </w:pPr>
+            <w:r>
+              <w:rPr>
+                <w:rFonts w:ascii="Arial" w:cs="Arial" w:eastAsia="Arial" w:hAnsi="Arial"/>
+                <w:sz w:val="20"/>
+                <w:szCs w:val="20"/>
+              </w:rPr>
+              <w:t xml:space="preserve">Claire</w:t>
+            </w:r>
+          </w:p>
+        </w:tc>
+        <w:tc>
+          <w:tcPr>
+            <w:tcW w:type="dxa" w:w="1100"/>
+            <w:tcBorders>
+              <w:top w:val="single" w:color="CCCCCC" w:sz="1"/>
+              <w:left w:val="single" w:color="CCCCCC" w:sz="1"/>
+              <w:bottom w:val="single" w:color="CCCCCC" w:sz="1"/>
+              <w:right w:val="single" w:color="CCCCCC" w:sz="1"/>
+            </w:tcBorders>
+            <w:tcMar>
+              <w:top w:type="dxa" w:w="80"/>
+              <w:left w:type="dxa" w:w="120"/>
+              <w:bottom w:type="dxa" w:w="80"/>
+              <w:right w:type="dxa" w:w="120"/>
+            </w:tcMar>
+          </w:tcPr>
+          <w:p>
+            <w:pPr>
+              <w:jc w:val="center"/>
+            </w:pPr>
+            <w:r>
+              <w:rPr>
+                <w:rFonts w:ascii="Arial" w:cs="Arial" w:eastAsia="Arial" w:hAnsi="Arial"/>
+                <w:sz w:val="20"/>
+                <w:szCs w:val="20"/>
+              </w:rPr>
+              <w:t xml:space="preserve">Ronde</w:t>
+            </w:r>
+          </w:p>
+        </w:tc>
+        <w:tc>
+          <w:tcPr>
+            <w:tcW w:type="dxa" w:w="1100"/>
+            <w:tcBorders>
+              <w:top w:val="single" w:color="CCCCCC" w:sz="1"/>
+              <w:left w:val="single" w:color="CCCCCC" w:sz="1"/>
+              <w:bottom w:val="single" w:color="CCCCCC" w:sz="1"/>
+              <w:right w:val="single" w:color="CCCCCC" w:sz="1"/>
+            </w:tcBorders>
+            <w:tcMar>
+              <w:top w:type="dxa" w:w="80"/>
+              <w:left w:type="dxa" w:w="120"/>
+              <w:bottom w:type="dxa" w:w="80"/>
+              <w:right w:type="dxa" w:w="120"/>
+            </w:tcMar>
+          </w:tcPr>
+          <w:p>
+            <w:pPr>
+              <w:jc w:val="center"/>
+            </w:pPr>
+            <w:r>
+              <w:rPr>
+                <w:rFonts w:ascii="Arial" w:cs="Arial" w:eastAsia="Arial" w:hAnsi="Arial"/>
+                <w:sz w:val="20"/>
+                <w:szCs w:val="20"/>
+              </w:rPr>
+              <w:t xml:space="preserve">Pleine</w:t>
+            </w:r>
+          </w:p>
+        </w:tc>
+        <w:tc>
+          <w:tcPr>
+            <w:tcW w:type="dxa" w:w="1460"/>
+            <w:tcBorders>
+              <w:top w:val="single" w:color="CCCCCC" w:sz="1"/>
+              <w:left w:val="single" w:color="CCCCCC" w:sz="1"/>
+              <w:bottom w:val="single" w:color="CCCCCC" w:sz="1"/>
+              <w:right w:val="single" w:color="CCCCCC" w:sz="1"/>
+            </w:tcBorders>
+            <w:shd w:fill="F5F5F5" w:val="clear"/>
+            <w:tcMar>
+              <w:top w:type="dxa" w:w="80"/>
+              <w:left w:type="dxa" w:w="120"/>
+              <w:bottom w:type="dxa" w:w="80"/>
+              <w:right w:type="dxa" w:w="120"/>
+            </w:tcMar>
+          </w:tcPr>
+          <w:p>
+            <w:r>
+              <w:rPr>
+                <w:rFonts w:ascii="Courier New" w:cs="Courier New" w:eastAsia="Courier New" w:hAnsi="Courier New"/>
+                <w:sz w:val="18"/>
+                <w:szCs w:val="18"/>
+              </w:rPr>
+              <w:t xml:space="preserve">[1,1,0,1,0]</w:t>
+            </w:r>
+          </w:p>
+        </w:tc>
+      </w:tr>
+      <w:tr>
+        <w:tc>
+          <w:tcPr>
+            <w:tcW w:type="dxa" w:w="900"/>
+            <w:tcBorders>
+              <w:top w:val="single" w:color="CCCCCC" w:sz="1"/>
+              <w:left w:val="single" w:color="CCCCCC" w:sz="1"/>
+              <w:bottom w:val="single" w:color="CCCCCC" w:sz="1"/>
+              <w:right w:val="single" w:color="CCCCCC" w:sz="1"/>
+            </w:tcBorders>
+            <w:tcMar>
+              <w:top w:type="dxa" w:w="80"/>
+              <w:left w:type="dxa" w:w="120"/>
+              <w:bottom w:type="dxa" w:w="80"/>
+              <w:right w:type="dxa" w:w="120"/>
+            </w:tcMar>
+          </w:tcPr>
+          <w:p>
+            <w:pPr>
+              <w:jc w:val="center"/>
+            </w:pPr>
+            <w:r>
+              <w:rPr>
+                <w:rFonts w:ascii="Arial" w:cs="Arial" w:eastAsia="Arial" w:hAnsi="Arial"/>
+                <w:b/>
+                <w:bCs/>
+                <w:sz w:val="20"/>
+                <w:szCs w:val="20"/>
+              </w:rPr>
+              <w:t xml:space="preserve">6</w:t>
+            </w:r>
+          </w:p>
+        </w:tc>
+        <w:tc>
+          <w:tcPr>
+            <w:tcW w:type="dxa" w:w="1400"/>
+            <w:tcBorders>
+              <w:top w:val="single" w:color="CCCCCC" w:sz="1"/>
+              <w:left w:val="single" w:color="CCCCCC" w:sz="1"/>
+              <w:bottom w:val="single" w:color="CCCCCC" w:sz="1"/>
+              <w:right w:val="single" w:color="CCCCCC" w:sz="1"/>
+            </w:tcBorders>
+            <w:tcMar>
+              <w:top w:type="dxa" w:w="80"/>
+              <w:left w:type="dxa" w:w="120"/>
+              <w:bottom w:type="dxa" w:w="80"/>
+              <w:right w:type="dxa" w:w="120"/>
+            </w:tcMar>
+          </w:tcPr>
+          <w:p>
+            <w:pPr>
+              <w:jc w:val="center"/>
+            </w:pPr>
+            <w:r>
+              <w:rPr>
+                <w:rFonts w:ascii="Arial" w:cs="Arial" w:eastAsia="Arial" w:hAnsi="Arial"/>
+                <w:sz w:val="20"/>
+                <w:szCs w:val="20"/>
+              </w:rPr>
+              <w:t xml:space="preserve">r●</w:t>
+            </w:r>
+          </w:p>
+        </w:tc>
+        <w:tc>
+          <w:tcPr>
+            <w:tcW w:type="dxa" w:w="1100"/>
+            <w:tcBorders>
+              <w:top w:val="single" w:color="CCCCCC" w:sz="1"/>
+              <w:left w:val="single" w:color="CCCCCC" w:sz="1"/>
+              <w:bottom w:val="single" w:color="CCCCCC" w:sz="1"/>
+              <w:right w:val="single" w:color="CCCCCC" w:sz="1"/>
+            </w:tcBorders>
+            <w:shd w:fill="F5F5F5" w:val="clear"/>
+            <w:tcMar>
+              <w:top w:type="dxa" w:w="80"/>
+              <w:left w:type="dxa" w:w="120"/>
+              <w:bottom w:type="dxa" w:w="80"/>
+              <w:right w:type="dxa" w:w="120"/>
+            </w:tcMar>
+          </w:tcPr>
+          <w:p>
+            <w:r>
+              <w:rPr>
+                <w:rFonts w:ascii="Courier New" w:cs="Courier New" w:eastAsia="Courier New" w:hAnsi="Courier New"/>
+                <w:sz w:val="18"/>
+                <w:szCs w:val="18"/>
+              </w:rPr>
+              <w:t xml:space="preserve">0110</w:t>
+            </w:r>
+          </w:p>
+        </w:tc>
+        <w:tc>
+          <w:tcPr>
+            <w:tcW w:type="dxa" w:w="1100"/>
+            <w:tcBorders>
+              <w:top w:val="single" w:color="CCCCCC" w:sz="1"/>
+              <w:left w:val="single" w:color="CCCCCC" w:sz="1"/>
+              <w:bottom w:val="single" w:color="CCCCCC" w:sz="1"/>
+              <w:right w:val="single" w:color="CCCCCC" w:sz="1"/>
+            </w:tcBorders>
+            <w:tcMar>
+              <w:top w:type="dxa" w:w="80"/>
+              <w:left w:type="dxa" w:w="120"/>
+              <w:bottom w:type="dxa" w:w="80"/>
+              <w:right w:type="dxa" w:w="120"/>
+            </w:tcMar>
+          </w:tcPr>
+          <w:p>
+            <w:pPr>
+              <w:jc w:val="center"/>
+            </w:pPr>
+            <w:r>
+              <w:rPr>
+                <w:rFonts w:ascii="Arial" w:cs="Arial" w:eastAsia="Arial" w:hAnsi="Arial"/>
+                <w:sz w:val="20"/>
+                <w:szCs w:val="20"/>
+              </w:rPr>
+              <w:t xml:space="preserve">Petite</w:t>
+            </w:r>
+          </w:p>
+        </w:tc>
+        <w:tc>
+          <w:tcPr>
+            <w:tcW w:type="dxa" w:w="1100"/>
+            <w:tcBorders>
+              <w:top w:val="single" w:color="CCCCCC" w:sz="1"/>
+              <w:left w:val="single" w:color="CCCCCC" w:sz="1"/>
+              <w:bottom w:val="single" w:color="CCCCCC" w:sz="1"/>
+              <w:right w:val="single" w:color="CCCCCC" w:sz="1"/>
+            </w:tcBorders>
+            <w:tcMar>
+              <w:top w:type="dxa" w:w="80"/>
+              <w:left w:type="dxa" w:w="120"/>
+              <w:bottom w:type="dxa" w:w="80"/>
+              <w:right w:type="dxa" w:w="120"/>
+            </w:tcMar>
+          </w:tcPr>
+          <w:p>
+            <w:pPr>
+              <w:jc w:val="center"/>
+            </w:pPr>
+            <w:r>
+              <w:rPr>
+                <w:rFonts w:ascii="Arial" w:cs="Arial" w:eastAsia="Arial" w:hAnsi="Arial"/>
+                <w:sz w:val="20"/>
+                <w:szCs w:val="20"/>
+              </w:rPr>
+              <w:t xml:space="preserve">Foncee</w:t>
+            </w:r>
+          </w:p>
+        </w:tc>
+        <w:tc>
+          <w:tcPr>
+            <w:tcW w:type="dxa" w:w="1100"/>
+            <w:tcBorders>
+              <w:top w:val="single" w:color="CCCCCC" w:sz="1"/>
+              <w:left w:val="single" w:color="CCCCCC" w:sz="1"/>
+              <w:bottom w:val="single" w:color="CCCCCC" w:sz="1"/>
+              <w:right w:val="single" w:color="CCCCCC" w:sz="1"/>
+            </w:tcBorders>
+            <w:tcMar>
+              <w:top w:type="dxa" w:w="80"/>
+              <w:left w:type="dxa" w:w="120"/>
+              <w:bottom w:type="dxa" w:w="80"/>
+              <w:right w:type="dxa" w:w="120"/>
+            </w:tcMar>
+          </w:tcPr>
+          <w:p>
+            <w:pPr>
+              <w:jc w:val="center"/>
+            </w:pPr>
+            <w:r>
+              <w:rPr>
+                <w:rFonts w:ascii="Arial" w:cs="Arial" w:eastAsia="Arial" w:hAnsi="Arial"/>
+                <w:sz w:val="20"/>
+                <w:szCs w:val="20"/>
+              </w:rPr>
+              <w:t xml:space="preserve">Ronde</w:t>
+            </w:r>
+          </w:p>
+        </w:tc>
+        <w:tc>
+          <w:tcPr>
+            <w:tcW w:type="dxa" w:w="1100"/>
+            <w:tcBorders>
+              <w:top w:val="single" w:color="CCCCCC" w:sz="1"/>
+              <w:left w:val="single" w:color="CCCCCC" w:sz="1"/>
+              <w:bottom w:val="single" w:color="CCCCCC" w:sz="1"/>
+              <w:right w:val="single" w:color="CCCCCC" w:sz="1"/>
+            </w:tcBorders>
+            <w:tcMar>
+              <w:top w:type="dxa" w:w="80"/>
+              <w:left w:type="dxa" w:w="120"/>
+              <w:bottom w:type="dxa" w:w="80"/>
+              <w:right w:type="dxa" w:w="120"/>
+            </w:tcMar>
+          </w:tcPr>
+          <w:p>
+            <w:pPr>
+              <w:jc w:val="center"/>
+            </w:pPr>
+            <w:r>
+              <w:rPr>
+                <w:rFonts w:ascii="Arial" w:cs="Arial" w:eastAsia="Arial" w:hAnsi="Arial"/>
+                <w:sz w:val="20"/>
+                <w:szCs w:val="20"/>
+              </w:rPr>
+              <w:t xml:space="preserve">Pleine</w:t>
+            </w:r>
+          </w:p>
+        </w:tc>
+        <w:tc>
+          <w:tcPr>
+            <w:tcW w:type="dxa" w:w="1460"/>
+            <w:tcBorders>
+              <w:top w:val="single" w:color="CCCCCC" w:sz="1"/>
+              <w:left w:val="single" w:color="CCCCCC" w:sz="1"/>
+              <w:bottom w:val="single" w:color="CCCCCC" w:sz="1"/>
+              <w:right w:val="single" w:color="CCCCCC" w:sz="1"/>
+            </w:tcBorders>
+            <w:shd w:fill="F5F5F5" w:val="clear"/>
+            <w:tcMar>
+              <w:top w:type="dxa" w:w="80"/>
+              <w:left w:type="dxa" w:w="120"/>
+              <w:bottom w:type="dxa" w:w="80"/>
+              <w:right w:type="dxa" w:w="120"/>
+            </w:tcMar>
+          </w:tcPr>
+          <w:p>
+            <w:r>
+              <w:rPr>
+                <w:rFonts w:ascii="Courier New" w:cs="Courier New" w:eastAsia="Courier New" w:hAnsi="Courier New"/>
+                <w:sz w:val="18"/>
+                <w:szCs w:val="18"/>
+              </w:rPr>
+              <w:t xml:space="preserve">[1,0,1,1,0]</w:t>
+            </w:r>
+          </w:p>
+        </w:tc>
+      </w:tr>
+      <w:tr>
+        <w:tc>
+          <w:tcPr>
+            <w:tcW w:type="dxa" w:w="900"/>
+            <w:tcBorders>
+              <w:top w:val="single" w:color="CCCCCC" w:sz="1"/>
+              <w:left w:val="single" w:color="CCCCCC" w:sz="1"/>
+              <w:bottom w:val="single" w:color="CCCCCC" w:sz="1"/>
+              <w:right w:val="single" w:color="CCCCCC" w:sz="1"/>
+            </w:tcBorders>
+            <w:tcMar>
+              <w:top w:type="dxa" w:w="80"/>
+              <w:left w:type="dxa" w:w="120"/>
+              <w:bottom w:type="dxa" w:w="80"/>
+              <w:right w:type="dxa" w:w="120"/>
+            </w:tcMar>
+          </w:tcPr>
+          <w:p>
+            <w:pPr>
+              <w:jc w:val="center"/>
+            </w:pPr>
+            <w:r>
+              <w:rPr>
+                <w:rFonts w:ascii="Arial" w:cs="Arial" w:eastAsia="Arial" w:hAnsi="Arial"/>
+                <w:b/>
+                <w:bCs/>
+                <w:sz w:val="20"/>
+                <w:szCs w:val="20"/>
+              </w:rPr>
+              <w:t xml:space="preserve">7</w:t>
+            </w:r>
+          </w:p>
+        </w:tc>
+        <w:tc>
+          <w:tcPr>
+            <w:tcW w:type="dxa" w:w="1400"/>
+            <w:tcBorders>
+              <w:top w:val="single" w:color="CCCCCC" w:sz="1"/>
+              <w:left w:val="single" w:color="CCCCCC" w:sz="1"/>
+              <w:bottom w:val="single" w:color="CCCCCC" w:sz="1"/>
+              <w:right w:val="single" w:color="CCCCCC" w:sz="1"/>
+            </w:tcBorders>
+            <w:tcMar>
+              <w:top w:type="dxa" w:w="80"/>
+              <w:left w:type="dxa" w:w="120"/>
+              <w:bottom w:type="dxa" w:w="80"/>
+              <w:right w:type="dxa" w:w="120"/>
+            </w:tcMar>
+          </w:tcPr>
+          <w:p>
+            <w:pPr>
+              <w:jc w:val="center"/>
+            </w:pPr>
+            <w:r>
+              <w:rPr>
+                <w:rFonts w:ascii="Arial" w:cs="Arial" w:eastAsia="Arial" w:hAnsi="Arial"/>
+                <w:sz w:val="20"/>
+                <w:szCs w:val="20"/>
+              </w:rPr>
+              <w:t xml:space="preserve">R●</w:t>
+            </w:r>
+          </w:p>
+        </w:tc>
+        <w:tc>
+          <w:tcPr>
+            <w:tcW w:type="dxa" w:w="1100"/>
+            <w:tcBorders>
+              <w:top w:val="single" w:color="CCCCCC" w:sz="1"/>
+              <w:left w:val="single" w:color="CCCCCC" w:sz="1"/>
+              <w:bottom w:val="single" w:color="CCCCCC" w:sz="1"/>
+              <w:right w:val="single" w:color="CCCCCC" w:sz="1"/>
+            </w:tcBorders>
+            <w:shd w:fill="F5F5F5" w:val="clear"/>
+            <w:tcMar>
+              <w:top w:type="dxa" w:w="80"/>
+              <w:left w:type="dxa" w:w="120"/>
+              <w:bottom w:type="dxa" w:w="80"/>
+              <w:right w:type="dxa" w:w="120"/>
+            </w:tcMar>
+          </w:tcPr>
+          <w:p>
+            <w:r>
+              <w:rPr>
+                <w:rFonts w:ascii="Courier New" w:cs="Courier New" w:eastAsia="Courier New" w:hAnsi="Courier New"/>
+                <w:sz w:val="18"/>
+                <w:szCs w:val="18"/>
+              </w:rPr>
+              <w:t xml:space="preserve">0111</w:t>
+            </w:r>
+          </w:p>
+        </w:tc>
+        <w:tc>
+          <w:tcPr>
+            <w:tcW w:type="dxa" w:w="1100"/>
+            <w:tcBorders>
+              <w:top w:val="single" w:color="CCCCCC" w:sz="1"/>
+              <w:left w:val="single" w:color="CCCCCC" w:sz="1"/>
+              <w:bottom w:val="single" w:color="CCCCCC" w:sz="1"/>
+              <w:right w:val="single" w:color="CCCCCC" w:sz="1"/>
+            </w:tcBorders>
+            <w:tcMar>
+              <w:top w:type="dxa" w:w="80"/>
+              <w:left w:type="dxa" w:w="120"/>
+              <w:bottom w:type="dxa" w:w="80"/>
+              <w:right w:type="dxa" w:w="120"/>
+            </w:tcMar>
+          </w:tcPr>
+          <w:p>
+            <w:pPr>
+              <w:jc w:val="center"/>
+            </w:pPr>
+            <w:r>
+              <w:rPr>
+                <w:rFonts w:ascii="Arial" w:cs="Arial" w:eastAsia="Arial" w:hAnsi="Arial"/>
+                <w:sz w:val="20"/>
+                <w:szCs w:val="20"/>
+              </w:rPr>
+              <w:t xml:space="preserve">Grande</w:t>
+            </w:r>
+          </w:p>
+        </w:tc>
+        <w:tc>
+          <w:tcPr>
+            <w:tcW w:type="dxa" w:w="1100"/>
+            <w:tcBorders>
+              <w:top w:val="single" w:color="CCCCCC" w:sz="1"/>
+              <w:left w:val="single" w:color="CCCCCC" w:sz="1"/>
+              <w:bottom w:val="single" w:color="CCCCCC" w:sz="1"/>
+              <w:right w:val="single" w:color="CCCCCC" w:sz="1"/>
+            </w:tcBorders>
+            <w:tcMar>
+              <w:top w:type="dxa" w:w="80"/>
+              <w:left w:type="dxa" w:w="120"/>
+              <w:bottom w:type="dxa" w:w="80"/>
+              <w:right w:type="dxa" w:w="120"/>
+            </w:tcMar>
+          </w:tcPr>
+          <w:p>
+            <w:pPr>
+              <w:jc w:val="center"/>
+            </w:pPr>
+            <w:r>
+              <w:rPr>
+                <w:rFonts w:ascii="Arial" w:cs="Arial" w:eastAsia="Arial" w:hAnsi="Arial"/>
+                <w:sz w:val="20"/>
+                <w:szCs w:val="20"/>
+              </w:rPr>
+              <w:t xml:space="preserve">Foncee</w:t>
+            </w:r>
+          </w:p>
+        </w:tc>
+        <w:tc>
+          <w:tcPr>
+            <w:tcW w:type="dxa" w:w="1100"/>
+            <w:tcBorders>
+              <w:top w:val="single" w:color="CCCCCC" w:sz="1"/>
+              <w:left w:val="single" w:color="CCCCCC" w:sz="1"/>
+              <w:bottom w:val="single" w:color="CCCCCC" w:sz="1"/>
+              <w:right w:val="single" w:color="CCCCCC" w:sz="1"/>
+            </w:tcBorders>
+            <w:tcMar>
+              <w:top w:type="dxa" w:w="80"/>
+              <w:left w:type="dxa" w:w="120"/>
+              <w:bottom w:type="dxa" w:w="80"/>
+              <w:right w:type="dxa" w:w="120"/>
+            </w:tcMar>
+          </w:tcPr>
+          <w:p>
+            <w:pPr>
+              <w:jc w:val="center"/>
+            </w:pPr>
+            <w:r>
+              <w:rPr>
+                <w:rFonts w:ascii="Arial" w:cs="Arial" w:eastAsia="Arial" w:hAnsi="Arial"/>
+                <w:sz w:val="20"/>
+                <w:szCs w:val="20"/>
+              </w:rPr>
+              <w:t xml:space="preserve">Ronde</w:t>
+            </w:r>
+          </w:p>
+        </w:tc>
+        <w:tc>
+          <w:tcPr>
+            <w:tcW w:type="dxa" w:w="1100"/>
+            <w:tcBorders>
+              <w:top w:val="single" w:color="CCCCCC" w:sz="1"/>
+              <w:left w:val="single" w:color="CCCCCC" w:sz="1"/>
+              <w:bottom w:val="single" w:color="CCCCCC" w:sz="1"/>
+              <w:right w:val="single" w:color="CCCCCC" w:sz="1"/>
+            </w:tcBorders>
+            <w:tcMar>
+              <w:top w:type="dxa" w:w="80"/>
+              <w:left w:type="dxa" w:w="120"/>
+              <w:bottom w:type="dxa" w:w="80"/>
+              <w:right w:type="dxa" w:w="120"/>
+            </w:tcMar>
+          </w:tcPr>
+          <w:p>
+            <w:pPr>
+              <w:jc w:val="center"/>
+            </w:pPr>
+            <w:r>
+              <w:rPr>
+                <w:rFonts w:ascii="Arial" w:cs="Arial" w:eastAsia="Arial" w:hAnsi="Arial"/>
+                <w:sz w:val="20"/>
+                <w:szCs w:val="20"/>
+              </w:rPr>
+              <w:t xml:space="preserve">Pleine</w:t>
+            </w:r>
+          </w:p>
+        </w:tc>
+        <w:tc>
+          <w:tcPr>
+            <w:tcW w:type="dxa" w:w="1460"/>
+            <w:tcBorders>
+              <w:top w:val="single" w:color="CCCCCC" w:sz="1"/>
+              <w:left w:val="single" w:color="CCCCCC" w:sz="1"/>
+              <w:bottom w:val="single" w:color="CCCCCC" w:sz="1"/>
+              <w:right w:val="single" w:color="CCCCCC" w:sz="1"/>
+            </w:tcBorders>
+            <w:shd w:fill="F5F5F5" w:val="clear"/>
+            <w:tcMar>
+              <w:top w:type="dxa" w:w="80"/>
+              <w:left w:type="dxa" w:w="120"/>
+              <w:bottom w:type="dxa" w:w="80"/>
+              <w:right w:type="dxa" w:w="120"/>
+            </w:tcMar>
+          </w:tcPr>
+          <w:p>
+            <w:r>
+              <w:rPr>
+                <w:rFonts w:ascii="Courier New" w:cs="Courier New" w:eastAsia="Courier New" w:hAnsi="Courier New"/>
+                <w:sz w:val="18"/>
+                <w:szCs w:val="18"/>
+              </w:rPr>
+              <w:t xml:space="preserve">[1,1,1,1,0]</w:t>
+            </w:r>
+          </w:p>
+        </w:tc>
+      </w:tr>
+      <w:tr>
+        <w:tc>
+          <w:tcPr>
+            <w:tcW w:type="dxa" w:w="900"/>
+            <w:tcBorders>
+              <w:top w:val="single" w:color="CCCCCC" w:sz="1"/>
+              <w:left w:val="single" w:color="CCCCCC" w:sz="1"/>
+              <w:bottom w:val="single" w:color="CCCCCC" w:sz="1"/>
+              <w:right w:val="single" w:color="CCCCCC" w:sz="1"/>
+            </w:tcBorders>
+            <w:tcMar>
+              <w:top w:type="dxa" w:w="80"/>
+              <w:left w:type="dxa" w:w="120"/>
+              <w:bottom w:type="dxa" w:w="80"/>
+              <w:right w:type="dxa" w:w="120"/>
+            </w:tcMar>
+          </w:tcPr>
+          <w:p>
+            <w:pPr>
+              <w:jc w:val="center"/>
+            </w:pPr>
+            <w:r>
+              <w:rPr>
+                <w:rFonts w:ascii="Arial" w:cs="Arial" w:eastAsia="Arial" w:hAnsi="Arial"/>
+                <w:b/>
+                <w:bCs/>
+                <w:sz w:val="20"/>
+                <w:szCs w:val="20"/>
+              </w:rPr>
+              <w:t xml:space="preserve">8</w:t>
+            </w:r>
+          </w:p>
+        </w:tc>
+        <w:tc>
+          <w:tcPr>
+            <w:tcW w:type="dxa" w:w="1400"/>
+            <w:tcBorders>
+              <w:top w:val="single" w:color="CCCCCC" w:sz="1"/>
+              <w:left w:val="single" w:color="CCCCCC" w:sz="1"/>
+              <w:bottom w:val="single" w:color="CCCCCC" w:sz="1"/>
+              <w:right w:val="single" w:color="CCCCCC" w:sz="1"/>
+            </w:tcBorders>
+            <w:tcMar>
+              <w:top w:type="dxa" w:w="80"/>
+              <w:left w:type="dxa" w:w="120"/>
+              <w:bottom w:type="dxa" w:w="80"/>
+              <w:right w:type="dxa" w:w="120"/>
+            </w:tcMar>
+          </w:tcPr>
+          <w:p>
+            <w:pPr>
+              <w:jc w:val="center"/>
+            </w:pPr>
+            <w:r>
+              <w:rPr>
+                <w:rFonts w:ascii="Arial" w:cs="Arial" w:eastAsia="Arial" w:hAnsi="Arial"/>
+                <w:sz w:val="20"/>
+                <w:szCs w:val="20"/>
+              </w:rPr>
+              <w:t xml:space="preserve">b□</w:t>
+            </w:r>
+          </w:p>
+        </w:tc>
+        <w:tc>
+          <w:tcPr>
+            <w:tcW w:type="dxa" w:w="1100"/>
+            <w:tcBorders>
+              <w:top w:val="single" w:color="CCCCCC" w:sz="1"/>
+              <w:left w:val="single" w:color="CCCCCC" w:sz="1"/>
+              <w:bottom w:val="single" w:color="CCCCCC" w:sz="1"/>
+              <w:right w:val="single" w:color="CCCCCC" w:sz="1"/>
+            </w:tcBorders>
+            <w:shd w:fill="F5F5F5" w:val="clear"/>
+            <w:tcMar>
+              <w:top w:type="dxa" w:w="80"/>
+              <w:left w:type="dxa" w:w="120"/>
+              <w:bottom w:type="dxa" w:w="80"/>
+              <w:right w:type="dxa" w:w="120"/>
+            </w:tcMar>
+          </w:tcPr>
+          <w:p>
+            <w:r>
+              <w:rPr>
+                <w:rFonts w:ascii="Courier New" w:cs="Courier New" w:eastAsia="Courier New" w:hAnsi="Courier New"/>
+                <w:sz w:val="18"/>
+                <w:szCs w:val="18"/>
+              </w:rPr>
+              <w:t xml:space="preserve">1000</w:t>
+            </w:r>
+          </w:p>
+        </w:tc>
+        <w:tc>
+          <w:tcPr>
+            <w:tcW w:type="dxa" w:w="1100"/>
+            <w:tcBorders>
+              <w:top w:val="single" w:color="CCCCCC" w:sz="1"/>
+              <w:left w:val="single" w:color="CCCCCC" w:sz="1"/>
+              <w:bottom w:val="single" w:color="CCCCCC" w:sz="1"/>
+              <w:right w:val="single" w:color="CCCCCC" w:sz="1"/>
+            </w:tcBorders>
+            <w:tcMar>
+              <w:top w:type="dxa" w:w="80"/>
+              <w:left w:type="dxa" w:w="120"/>
+              <w:bottom w:type="dxa" w:w="80"/>
+              <w:right w:type="dxa" w:w="120"/>
+            </w:tcMar>
+          </w:tcPr>
+          <w:p>
+            <w:pPr>
+              <w:jc w:val="center"/>
+            </w:pPr>
+            <w:r>
+              <w:rPr>
+                <w:rFonts w:ascii="Arial" w:cs="Arial" w:eastAsia="Arial" w:hAnsi="Arial"/>
+                <w:sz w:val="20"/>
+                <w:szCs w:val="20"/>
+              </w:rPr>
+              <w:t xml:space="preserve">Petite</w:t>
+            </w:r>
+          </w:p>
+        </w:tc>
+        <w:tc>
+          <w:tcPr>
+            <w:tcW w:type="dxa" w:w="1100"/>
+            <w:tcBorders>
+              <w:top w:val="single" w:color="CCCCCC" w:sz="1"/>
+              <w:left w:val="single" w:color="CCCCCC" w:sz="1"/>
+              <w:bottom w:val="single" w:color="CCCCCC" w:sz="1"/>
+              <w:right w:val="single" w:color="CCCCCC" w:sz="1"/>
+            </w:tcBorders>
+            <w:tcMar>
+              <w:top w:type="dxa" w:w="80"/>
+              <w:left w:type="dxa" w:w="120"/>
+              <w:bottom w:type="dxa" w:w="80"/>
+              <w:right w:type="dxa" w:w="120"/>
+            </w:tcMar>
+          </w:tcPr>
+          <w:p>
+            <w:pPr>
+              <w:jc w:val="center"/>
+            </w:pPr>
+            <w:r>
+              <w:rPr>
+                <w:rFonts w:ascii="Arial" w:cs="Arial" w:eastAsia="Arial" w:hAnsi="Arial"/>
+                <w:sz w:val="20"/>
+                <w:szCs w:val="20"/>
+              </w:rPr>
+              <w:t xml:space="preserve">Claire</w:t>
+            </w:r>
+          </w:p>
+        </w:tc>
+        <w:tc>
+          <w:tcPr>
+            <w:tcW w:type="dxa" w:w="1100"/>
+            <w:tcBorders>
+              <w:top w:val="single" w:color="CCCCCC" w:sz="1"/>
+              <w:left w:val="single" w:color="CCCCCC" w:sz="1"/>
+              <w:bottom w:val="single" w:color="CCCCCC" w:sz="1"/>
+              <w:right w:val="single" w:color="CCCCCC" w:sz="1"/>
+            </w:tcBorders>
+            <w:tcMar>
+              <w:top w:type="dxa" w:w="80"/>
+              <w:left w:type="dxa" w:w="120"/>
+              <w:bottom w:type="dxa" w:w="80"/>
+              <w:right w:type="dxa" w:w="120"/>
+            </w:tcMar>
+          </w:tcPr>
+          <w:p>
+            <w:pPr>
+              <w:jc w:val="center"/>
+            </w:pPr>
+            <w:r>
+              <w:rPr>
+                <w:rFonts w:ascii="Arial" w:cs="Arial" w:eastAsia="Arial" w:hAnsi="Arial"/>
+                <w:sz w:val="20"/>
+                <w:szCs w:val="20"/>
+              </w:rPr>
+              <w:t xml:space="preserve">Carree</w:t>
+            </w:r>
+          </w:p>
+        </w:tc>
+        <w:tc>
+          <w:tcPr>
+            <w:tcW w:type="dxa" w:w="1100"/>
+            <w:tcBorders>
+              <w:top w:val="single" w:color="CCCCCC" w:sz="1"/>
+              <w:left w:val="single" w:color="CCCCCC" w:sz="1"/>
+              <w:bottom w:val="single" w:color="CCCCCC" w:sz="1"/>
+              <w:right w:val="single" w:color="CCCCCC" w:sz="1"/>
+            </w:tcBorders>
+            <w:tcMar>
+              <w:top w:type="dxa" w:w="80"/>
+              <w:left w:type="dxa" w:w="120"/>
+              <w:bottom w:type="dxa" w:w="80"/>
+              <w:right w:type="dxa" w:w="120"/>
+            </w:tcMar>
+          </w:tcPr>
+          <w:p>
+            <w:pPr>
+              <w:jc w:val="center"/>
+            </w:pPr>
+            <w:r>
+              <w:rPr>
+                <w:rFonts w:ascii="Arial" w:cs="Arial" w:eastAsia="Arial" w:hAnsi="Arial"/>
+                <w:sz w:val="20"/>
+                <w:szCs w:val="20"/>
+              </w:rPr>
+              <w:t xml:space="preserve">Creuse</w:t>
+            </w:r>
+          </w:p>
+        </w:tc>
+        <w:tc>
+          <w:tcPr>
+            <w:tcW w:type="dxa" w:w="1460"/>
+            <w:tcBorders>
+              <w:top w:val="single" w:color="CCCCCC" w:sz="1"/>
+              <w:left w:val="single" w:color="CCCCCC" w:sz="1"/>
+              <w:bottom w:val="single" w:color="CCCCCC" w:sz="1"/>
+              <w:right w:val="single" w:color="CCCCCC" w:sz="1"/>
+            </w:tcBorders>
+            <w:shd w:fill="F5F5F5" w:val="clear"/>
+            <w:tcMar>
+              <w:top w:type="dxa" w:w="80"/>
+              <w:left w:type="dxa" w:w="120"/>
+              <w:bottom w:type="dxa" w:w="80"/>
+              <w:right w:type="dxa" w:w="120"/>
+            </w:tcMar>
+          </w:tcPr>
+          <w:p>
+            <w:r>
+              <w:rPr>
+                <w:rFonts w:ascii="Courier New" w:cs="Courier New" w:eastAsia="Courier New" w:hAnsi="Courier New"/>
+                <w:sz w:val="18"/>
+                <w:szCs w:val="18"/>
+              </w:rPr>
+              <w:t xml:space="preserve">[1,0,0,0,1]</w:t>
+            </w:r>
+          </w:p>
+        </w:tc>
+      </w:tr>
+      <w:tr>
+        <w:tc>
+          <w:tcPr>
+            <w:tcW w:type="dxa" w:w="900"/>
+            <w:tcBorders>
+              <w:top w:val="single" w:color="CCCCCC" w:sz="1"/>
+              <w:left w:val="single" w:color="CCCCCC" w:sz="1"/>
+              <w:bottom w:val="single" w:color="CCCCCC" w:sz="1"/>
+              <w:right w:val="single" w:color="CCCCCC" w:sz="1"/>
+            </w:tcBorders>
+            <w:tcMar>
+              <w:top w:type="dxa" w:w="80"/>
+              <w:left w:type="dxa" w:w="120"/>
+              <w:bottom w:type="dxa" w:w="80"/>
+              <w:right w:type="dxa" w:w="120"/>
+            </w:tcMar>
+          </w:tcPr>
+          <w:p>
+            <w:pPr>
+              <w:jc w:val="center"/>
+            </w:pPr>
+            <w:r>
+              <w:rPr>
+                <w:rFonts w:ascii="Arial" w:cs="Arial" w:eastAsia="Arial" w:hAnsi="Arial"/>
+                <w:b/>
+                <w:bCs/>
+                <w:sz w:val="20"/>
+                <w:szCs w:val="20"/>
+              </w:rPr>
+              <w:t xml:space="preserve">9</w:t>
+            </w:r>
+          </w:p>
+        </w:tc>
+        <w:tc>
+          <w:tcPr>
+            <w:tcW w:type="dxa" w:w="1400"/>
+            <w:tcBorders>
+              <w:top w:val="single" w:color="CCCCCC" w:sz="1"/>
+              <w:left w:val="single" w:color="CCCCCC" w:sz="1"/>
+              <w:bottom w:val="single" w:color="CCCCCC" w:sz="1"/>
+              <w:right w:val="single" w:color="CCCCCC" w:sz="1"/>
+            </w:tcBorders>
+            <w:tcMar>
+              <w:top w:type="dxa" w:w="80"/>
+              <w:left w:type="dxa" w:w="120"/>
+              <w:bottom w:type="dxa" w:w="80"/>
+              <w:right w:type="dxa" w:w="120"/>
+            </w:tcMar>
+          </w:tcPr>
+          <w:p>
+            <w:pPr>
+              <w:jc w:val="center"/>
+            </w:pPr>
+            <w:r>
+              <w:rPr>
+                <w:rFonts w:ascii="Arial" w:cs="Arial" w:eastAsia="Arial" w:hAnsi="Arial"/>
+                <w:sz w:val="20"/>
+                <w:szCs w:val="20"/>
+              </w:rPr>
+              <w:t xml:space="preserve">B□</w:t>
+            </w:r>
+          </w:p>
+        </w:tc>
+        <w:tc>
+          <w:tcPr>
+            <w:tcW w:type="dxa" w:w="1100"/>
+            <w:tcBorders>
+              <w:top w:val="single" w:color="CCCCCC" w:sz="1"/>
+              <w:left w:val="single" w:color="CCCCCC" w:sz="1"/>
+              <w:bottom w:val="single" w:color="CCCCCC" w:sz="1"/>
+              <w:right w:val="single" w:color="CCCCCC" w:sz="1"/>
+            </w:tcBorders>
+            <w:shd w:fill="F5F5F5" w:val="clear"/>
+            <w:tcMar>
+              <w:top w:type="dxa" w:w="80"/>
+              <w:left w:type="dxa" w:w="120"/>
+              <w:bottom w:type="dxa" w:w="80"/>
+              <w:right w:type="dxa" w:w="120"/>
+            </w:tcMar>
+          </w:tcPr>
+          <w:p>
+            <w:r>
+              <w:rPr>
+                <w:rFonts w:ascii="Courier New" w:cs="Courier New" w:eastAsia="Courier New" w:hAnsi="Courier New"/>
+                <w:sz w:val="18"/>
+                <w:szCs w:val="18"/>
+              </w:rPr>
+              <w:t xml:space="preserve">1001</w:t>
+            </w:r>
+          </w:p>
+        </w:tc>
+        <w:tc>
+          <w:tcPr>
+            <w:tcW w:type="dxa" w:w="1100"/>
+            <w:tcBorders>
+              <w:top w:val="single" w:color="CCCCCC" w:sz="1"/>
+              <w:left w:val="single" w:color="CCCCCC" w:sz="1"/>
+              <w:bottom w:val="single" w:color="CCCCCC" w:sz="1"/>
+              <w:right w:val="single" w:color="CCCCCC" w:sz="1"/>
+            </w:tcBorders>
+            <w:tcMar>
+              <w:top w:type="dxa" w:w="80"/>
+              <w:left w:type="dxa" w:w="120"/>
+              <w:bottom w:type="dxa" w:w="80"/>
+              <w:right w:type="dxa" w:w="120"/>
+            </w:tcMar>
+          </w:tcPr>
+          <w:p>
+            <w:pPr>
+              <w:jc w:val="center"/>
+            </w:pPr>
+            <w:r>
+              <w:rPr>
+                <w:rFonts w:ascii="Arial" w:cs="Arial" w:eastAsia="Arial" w:hAnsi="Arial"/>
+                <w:sz w:val="20"/>
+                <w:szCs w:val="20"/>
+              </w:rPr>
+              <w:t xml:space="preserve">Grande</w:t>
+            </w:r>
+          </w:p>
+        </w:tc>
+        <w:tc>
+          <w:tcPr>
+            <w:tcW w:type="dxa" w:w="1100"/>
+            <w:tcBorders>
+              <w:top w:val="single" w:color="CCCCCC" w:sz="1"/>
+              <w:left w:val="single" w:color="CCCCCC" w:sz="1"/>
+              <w:bottom w:val="single" w:color="CCCCCC" w:sz="1"/>
+              <w:right w:val="single" w:color="CCCCCC" w:sz="1"/>
+            </w:tcBorders>
+            <w:tcMar>
+              <w:top w:type="dxa" w:w="80"/>
+              <w:left w:type="dxa" w:w="120"/>
+              <w:bottom w:type="dxa" w:w="80"/>
+              <w:right w:type="dxa" w:w="120"/>
+            </w:tcMar>
+          </w:tcPr>
+          <w:p>
+            <w:pPr>
+              <w:jc w:val="center"/>
+            </w:pPr>
+            <w:r>
+              <w:rPr>
+                <w:rFonts w:ascii="Arial" w:cs="Arial" w:eastAsia="Arial" w:hAnsi="Arial"/>
+                <w:sz w:val="20"/>
+                <w:szCs w:val="20"/>
+              </w:rPr>
+              <w:t xml:space="preserve">Claire</w:t>
+            </w:r>
+          </w:p>
+        </w:tc>
+        <w:tc>
+          <w:tcPr>
+            <w:tcW w:type="dxa" w:w="1100"/>
+            <w:tcBorders>
+              <w:top w:val="single" w:color="CCCCCC" w:sz="1"/>
+              <w:left w:val="single" w:color="CCCCCC" w:sz="1"/>
+              <w:bottom w:val="single" w:color="CCCCCC" w:sz="1"/>
+              <w:right w:val="single" w:color="CCCCCC" w:sz="1"/>
+            </w:tcBorders>
+            <w:tcMar>
+              <w:top w:type="dxa" w:w="80"/>
+              <w:left w:type="dxa" w:w="120"/>
+              <w:bottom w:type="dxa" w:w="80"/>
+              <w:right w:type="dxa" w:w="120"/>
+            </w:tcMar>
+          </w:tcPr>
+          <w:p>
+            <w:pPr>
+              <w:jc w:val="center"/>
+            </w:pPr>
+            <w:r>
+              <w:rPr>
+                <w:rFonts w:ascii="Arial" w:cs="Arial" w:eastAsia="Arial" w:hAnsi="Arial"/>
+                <w:sz w:val="20"/>
+                <w:szCs w:val="20"/>
+              </w:rPr>
+              <w:t xml:space="preserve">Carree</w:t>
+            </w:r>
+          </w:p>
+        </w:tc>
+        <w:tc>
+          <w:tcPr>
+            <w:tcW w:type="dxa" w:w="1100"/>
+            <w:tcBorders>
+              <w:top w:val="single" w:color="CCCCCC" w:sz="1"/>
+              <w:left w:val="single" w:color="CCCCCC" w:sz="1"/>
+              <w:bottom w:val="single" w:color="CCCCCC" w:sz="1"/>
+              <w:right w:val="single" w:color="CCCCCC" w:sz="1"/>
+            </w:tcBorders>
+            <w:tcMar>
+              <w:top w:type="dxa" w:w="80"/>
+              <w:left w:type="dxa" w:w="120"/>
+              <w:bottom w:type="dxa" w:w="80"/>
+              <w:right w:type="dxa" w:w="120"/>
+            </w:tcMar>
+          </w:tcPr>
+          <w:p>
+            <w:pPr>
+              <w:jc w:val="center"/>
+            </w:pPr>
+            <w:r>
+              <w:rPr>
+                <w:rFonts w:ascii="Arial" w:cs="Arial" w:eastAsia="Arial" w:hAnsi="Arial"/>
+                <w:sz w:val="20"/>
+                <w:szCs w:val="20"/>
+              </w:rPr>
+              <w:t xml:space="preserve">Creuse</w:t>
+            </w:r>
+          </w:p>
+        </w:tc>
+        <w:tc>
+          <w:tcPr>
+            <w:tcW w:type="dxa" w:w="1460"/>
+            <w:tcBorders>
+              <w:top w:val="single" w:color="CCCCCC" w:sz="1"/>
+              <w:left w:val="single" w:color="CCCCCC" w:sz="1"/>
+              <w:bottom w:val="single" w:color="CCCCCC" w:sz="1"/>
+              <w:right w:val="single" w:color="CCCCCC" w:sz="1"/>
+            </w:tcBorders>
+            <w:shd w:fill="F5F5F5" w:val="clear"/>
+            <w:tcMar>
+              <w:top w:type="dxa" w:w="80"/>
+              <w:left w:type="dxa" w:w="120"/>
+              <w:bottom w:type="dxa" w:w="80"/>
+              <w:right w:type="dxa" w:w="120"/>
+            </w:tcMar>
+          </w:tcPr>
+          <w:p>
+            <w:r>
+              <w:rPr>
+                <w:rFonts w:ascii="Courier New" w:cs="Courier New" w:eastAsia="Courier New" w:hAnsi="Courier New"/>
+                <w:sz w:val="18"/>
+                <w:szCs w:val="18"/>
+              </w:rPr>
+              <w:t xml:space="preserve">[1,1,0,0,1]</w:t>
+            </w:r>
+          </w:p>
+        </w:tc>
+      </w:tr>
+      <w:tr>
+        <w:tc>
+          <w:tcPr>
+            <w:tcW w:type="dxa" w:w="900"/>
+            <w:tcBorders>
+              <w:top w:val="single" w:color="CCCCCC" w:sz="1"/>
+              <w:left w:val="single" w:color="CCCCCC" w:sz="1"/>
+              <w:bottom w:val="single" w:color="CCCCCC" w:sz="1"/>
+              <w:right w:val="single" w:color="CCCCCC" w:sz="1"/>
+            </w:tcBorders>
+            <w:tcMar>
+              <w:top w:type="dxa" w:w="80"/>
+              <w:left w:type="dxa" w:w="120"/>
+              <w:bottom w:type="dxa" w:w="80"/>
+              <w:right w:type="dxa" w:w="120"/>
+            </w:tcMar>
+          </w:tcPr>
+          <w:p>
+            <w:pPr>
+              <w:jc w:val="center"/>
+            </w:pPr>
+            <w:r>
+              <w:rPr>
+                <w:rFonts w:ascii="Arial" w:cs="Arial" w:eastAsia="Arial" w:hAnsi="Arial"/>
+                <w:b/>
+                <w:bCs/>
+                <w:sz w:val="20"/>
+                <w:szCs w:val="20"/>
+              </w:rPr>
+              <w:t xml:space="preserve">10</w:t>
+            </w:r>
+          </w:p>
+        </w:tc>
+        <w:tc>
+          <w:tcPr>
+            <w:tcW w:type="dxa" w:w="1400"/>
+            <w:tcBorders>
+              <w:top w:val="single" w:color="CCCCCC" w:sz="1"/>
+              <w:left w:val="single" w:color="CCCCCC" w:sz="1"/>
+              <w:bottom w:val="single" w:color="CCCCCC" w:sz="1"/>
+              <w:right w:val="single" w:color="CCCCCC" w:sz="1"/>
+            </w:tcBorders>
+            <w:tcMar>
+              <w:top w:type="dxa" w:w="80"/>
+              <w:left w:type="dxa" w:w="120"/>
+              <w:bottom w:type="dxa" w:w="80"/>
+              <w:right w:type="dxa" w:w="120"/>
+            </w:tcMar>
+          </w:tcPr>
+          <w:p>
+            <w:pPr>
+              <w:jc w:val="center"/>
+            </w:pPr>
+            <w:r>
+              <w:rPr>
+                <w:rFonts w:ascii="Arial" w:cs="Arial" w:eastAsia="Arial" w:hAnsi="Arial"/>
+                <w:sz w:val="20"/>
+                <w:szCs w:val="20"/>
+              </w:rPr>
+              <w:t xml:space="preserve">r□</w:t>
+            </w:r>
+          </w:p>
+        </w:tc>
+        <w:tc>
+          <w:tcPr>
+            <w:tcW w:type="dxa" w:w="1100"/>
+            <w:tcBorders>
+              <w:top w:val="single" w:color="CCCCCC" w:sz="1"/>
+              <w:left w:val="single" w:color="CCCCCC" w:sz="1"/>
+              <w:bottom w:val="single" w:color="CCCCCC" w:sz="1"/>
+              <w:right w:val="single" w:color="CCCCCC" w:sz="1"/>
+            </w:tcBorders>
+            <w:shd w:fill="F5F5F5" w:val="clear"/>
+            <w:tcMar>
+              <w:top w:type="dxa" w:w="80"/>
+              <w:left w:type="dxa" w:w="120"/>
+              <w:bottom w:type="dxa" w:w="80"/>
+              <w:right w:type="dxa" w:w="120"/>
+            </w:tcMar>
+          </w:tcPr>
+          <w:p>
+            <w:r>
+              <w:rPr>
+                <w:rFonts w:ascii="Courier New" w:cs="Courier New" w:eastAsia="Courier New" w:hAnsi="Courier New"/>
+                <w:sz w:val="18"/>
+                <w:szCs w:val="18"/>
+              </w:rPr>
+              <w:t xml:space="preserve">1010</w:t>
+            </w:r>
+          </w:p>
+        </w:tc>
+        <w:tc>
+          <w:tcPr>
+            <w:tcW w:type="dxa" w:w="1100"/>
+            <w:tcBorders>
+              <w:top w:val="single" w:color="CCCCCC" w:sz="1"/>
+              <w:left w:val="single" w:color="CCCCCC" w:sz="1"/>
+              <w:bottom w:val="single" w:color="CCCCCC" w:sz="1"/>
+              <w:right w:val="single" w:color="CCCCCC" w:sz="1"/>
+            </w:tcBorders>
+            <w:tcMar>
+              <w:top w:type="dxa" w:w="80"/>
+              <w:left w:type="dxa" w:w="120"/>
+              <w:bottom w:type="dxa" w:w="80"/>
+              <w:right w:type="dxa" w:w="120"/>
+            </w:tcMar>
+          </w:tcPr>
+          <w:p>
+            <w:pPr>
+              <w:jc w:val="center"/>
+            </w:pPr>
+            <w:r>
+              <w:rPr>
+                <w:rFonts w:ascii="Arial" w:cs="Arial" w:eastAsia="Arial" w:hAnsi="Arial"/>
+                <w:sz w:val="20"/>
+                <w:szCs w:val="20"/>
+              </w:rPr>
+              <w:t xml:space="preserve">Petite</w:t>
+            </w:r>
+          </w:p>
+        </w:tc>
+        <w:tc>
+          <w:tcPr>
+            <w:tcW w:type="dxa" w:w="1100"/>
+            <w:tcBorders>
+              <w:top w:val="single" w:color="CCCCCC" w:sz="1"/>
+              <w:left w:val="single" w:color="CCCCCC" w:sz="1"/>
+              <w:bottom w:val="single" w:color="CCCCCC" w:sz="1"/>
+              <w:right w:val="single" w:color="CCCCCC" w:sz="1"/>
+            </w:tcBorders>
+            <w:tcMar>
+              <w:top w:type="dxa" w:w="80"/>
+              <w:left w:type="dxa" w:w="120"/>
+              <w:bottom w:type="dxa" w:w="80"/>
+              <w:right w:type="dxa" w:w="120"/>
+            </w:tcMar>
+          </w:tcPr>
+          <w:p>
+            <w:pPr>
+              <w:jc w:val="center"/>
+            </w:pPr>
+            <w:r>
+              <w:rPr>
+                <w:rFonts w:ascii="Arial" w:cs="Arial" w:eastAsia="Arial" w:hAnsi="Arial"/>
+                <w:sz w:val="20"/>
+                <w:szCs w:val="20"/>
+              </w:rPr>
+              <w:t xml:space="preserve">Foncee</w:t>
+            </w:r>
+          </w:p>
+        </w:tc>
+        <w:tc>
+          <w:tcPr>
+            <w:tcW w:type="dxa" w:w="1100"/>
+            <w:tcBorders>
+              <w:top w:val="single" w:color="CCCCCC" w:sz="1"/>
+              <w:left w:val="single" w:color="CCCCCC" w:sz="1"/>
+              <w:bottom w:val="single" w:color="CCCCCC" w:sz="1"/>
+              <w:right w:val="single" w:color="CCCCCC" w:sz="1"/>
+            </w:tcBorders>
+            <w:tcMar>
+              <w:top w:type="dxa" w:w="80"/>
+              <w:left w:type="dxa" w:w="120"/>
+              <w:bottom w:type="dxa" w:w="80"/>
+              <w:right w:type="dxa" w:w="120"/>
+            </w:tcMar>
+          </w:tcPr>
+          <w:p>
+            <w:pPr>
+              <w:jc w:val="center"/>
+            </w:pPr>
+            <w:r>
+              <w:rPr>
+                <w:rFonts w:ascii="Arial" w:cs="Arial" w:eastAsia="Arial" w:hAnsi="Arial"/>
+                <w:sz w:val="20"/>
+                <w:szCs w:val="20"/>
+              </w:rPr>
+              <w:t xml:space="preserve">Carree</w:t>
+            </w:r>
+          </w:p>
+        </w:tc>
+        <w:tc>
+          <w:tcPr>
+            <w:tcW w:type="dxa" w:w="1100"/>
+            <w:tcBorders>
+              <w:top w:val="single" w:color="CCCCCC" w:sz="1"/>
+              <w:left w:val="single" w:color="CCCCCC" w:sz="1"/>
+              <w:bottom w:val="single" w:color="CCCCCC" w:sz="1"/>
+              <w:right w:val="single" w:color="CCCCCC" w:sz="1"/>
+            </w:tcBorders>
+            <w:tcMar>
+              <w:top w:type="dxa" w:w="80"/>
+              <w:left w:type="dxa" w:w="120"/>
+              <w:bottom w:type="dxa" w:w="80"/>
+              <w:right w:type="dxa" w:w="120"/>
+            </w:tcMar>
+          </w:tcPr>
+          <w:p>
+            <w:pPr>
+              <w:jc w:val="center"/>
+            </w:pPr>
+            <w:r>
+              <w:rPr>
+                <w:rFonts w:ascii="Arial" w:cs="Arial" w:eastAsia="Arial" w:hAnsi="Arial"/>
+                <w:sz w:val="20"/>
+                <w:szCs w:val="20"/>
+              </w:rPr>
+              <w:t xml:space="preserve">Creuse</w:t>
+            </w:r>
+          </w:p>
+        </w:tc>
+        <w:tc>
+          <w:tcPr>
+            <w:tcW w:type="dxa" w:w="1460"/>
+            <w:tcBorders>
+              <w:top w:val="single" w:color="CCCCCC" w:sz="1"/>
+              <w:left w:val="single" w:color="CCCCCC" w:sz="1"/>
+              <w:bottom w:val="single" w:color="CCCCCC" w:sz="1"/>
+              <w:right w:val="single" w:color="CCCCCC" w:sz="1"/>
+            </w:tcBorders>
+            <w:shd w:fill="F5F5F5" w:val="clear"/>
+            <w:tcMar>
+              <w:top w:type="dxa" w:w="80"/>
+              <w:left w:type="dxa" w:w="120"/>
+              <w:bottom w:type="dxa" w:w="80"/>
+              <w:right w:type="dxa" w:w="120"/>
+            </w:tcMar>
+          </w:tcPr>
+          <w:p>
+            <w:r>
+              <w:rPr>
+                <w:rFonts w:ascii="Courier New" w:cs="Courier New" w:eastAsia="Courier New" w:hAnsi="Courier New"/>
+                <w:sz w:val="18"/>
+                <w:szCs w:val="18"/>
+              </w:rPr>
+              <w:t xml:space="preserve">[1,0,1,0,1]</w:t>
+            </w:r>
+          </w:p>
+        </w:tc>
+      </w:tr>
+      <w:tr>
+        <w:tc>
+          <w:tcPr>
+            <w:tcW w:type="dxa" w:w="900"/>
+            <w:tcBorders>
+              <w:top w:val="single" w:color="CCCCCC" w:sz="1"/>
+              <w:left w:val="single" w:color="CCCCCC" w:sz="1"/>
+              <w:bottom w:val="single" w:color="CCCCCC" w:sz="1"/>
+              <w:right w:val="single" w:color="CCCCCC" w:sz="1"/>
+            </w:tcBorders>
+            <w:tcMar>
+              <w:top w:type="dxa" w:w="80"/>
+              <w:left w:type="dxa" w:w="120"/>
+              <w:bottom w:type="dxa" w:w="80"/>
+              <w:right w:type="dxa" w:w="120"/>
+            </w:tcMar>
+          </w:tcPr>
+          <w:p>
+            <w:pPr>
+              <w:jc w:val="center"/>
+            </w:pPr>
+            <w:r>
+              <w:rPr>
+                <w:rFonts w:ascii="Arial" w:cs="Arial" w:eastAsia="Arial" w:hAnsi="Arial"/>
+                <w:b/>
+                <w:bCs/>
+                <w:sz w:val="20"/>
+                <w:szCs w:val="20"/>
+              </w:rPr>
+              <w:t xml:space="preserve">11</w:t>
+            </w:r>
+          </w:p>
+        </w:tc>
+        <w:tc>
+          <w:tcPr>
+            <w:tcW w:type="dxa" w:w="1400"/>
+            <w:tcBorders>
+              <w:top w:val="single" w:color="CCCCCC" w:sz="1"/>
+              <w:left w:val="single" w:color="CCCCCC" w:sz="1"/>
+              <w:bottom w:val="single" w:color="CCCCCC" w:sz="1"/>
+              <w:right w:val="single" w:color="CCCCCC" w:sz="1"/>
+            </w:tcBorders>
+            <w:tcMar>
+              <w:top w:type="dxa" w:w="80"/>
+              <w:left w:type="dxa" w:w="120"/>
+              <w:bottom w:type="dxa" w:w="80"/>
+              <w:right w:type="dxa" w:w="120"/>
+            </w:tcMar>
+          </w:tcPr>
+          <w:p>
+            <w:pPr>
+              <w:jc w:val="center"/>
+            </w:pPr>
+            <w:r>
+              <w:rPr>
+                <w:rFonts w:ascii="Arial" w:cs="Arial" w:eastAsia="Arial" w:hAnsi="Arial"/>
+                <w:sz w:val="20"/>
+                <w:szCs w:val="20"/>
+              </w:rPr>
+              <w:t xml:space="preserve">R□</w:t>
+            </w:r>
+          </w:p>
+        </w:tc>
+        <w:tc>
+          <w:tcPr>
+            <w:tcW w:type="dxa" w:w="1100"/>
+            <w:tcBorders>
+              <w:top w:val="single" w:color="CCCCCC" w:sz="1"/>
+              <w:left w:val="single" w:color="CCCCCC" w:sz="1"/>
+              <w:bottom w:val="single" w:color="CCCCCC" w:sz="1"/>
+              <w:right w:val="single" w:color="CCCCCC" w:sz="1"/>
+            </w:tcBorders>
+            <w:shd w:fill="F5F5F5" w:val="clear"/>
+            <w:tcMar>
+              <w:top w:type="dxa" w:w="80"/>
+              <w:left w:type="dxa" w:w="120"/>
+              <w:bottom w:type="dxa" w:w="80"/>
+              <w:right w:type="dxa" w:w="120"/>
+            </w:tcMar>
+          </w:tcPr>
+          <w:p>
+            <w:r>
+              <w:rPr>
+                <w:rFonts w:ascii="Courier New" w:cs="Courier New" w:eastAsia="Courier New" w:hAnsi="Courier New"/>
+                <w:sz w:val="18"/>
+                <w:szCs w:val="18"/>
+              </w:rPr>
+              <w:t xml:space="preserve">1011</w:t>
+            </w:r>
+          </w:p>
+        </w:tc>
+        <w:tc>
+          <w:tcPr>
+            <w:tcW w:type="dxa" w:w="1100"/>
+            <w:tcBorders>
+              <w:top w:val="single" w:color="CCCCCC" w:sz="1"/>
+              <w:left w:val="single" w:color="CCCCCC" w:sz="1"/>
+              <w:bottom w:val="single" w:color="CCCCCC" w:sz="1"/>
+              <w:right w:val="single" w:color="CCCCCC" w:sz="1"/>
+            </w:tcBorders>
+            <w:tcMar>
+              <w:top w:type="dxa" w:w="80"/>
+              <w:left w:type="dxa" w:w="120"/>
+              <w:bottom w:type="dxa" w:w="80"/>
+              <w:right w:type="dxa" w:w="120"/>
+            </w:tcMar>
+          </w:tcPr>
+          <w:p>
+            <w:pPr>
+              <w:jc w:val="center"/>
+            </w:pPr>
+            <w:r>
+              <w:rPr>
+                <w:rFonts w:ascii="Arial" w:cs="Arial" w:eastAsia="Arial" w:hAnsi="Arial"/>
+                <w:sz w:val="20"/>
+                <w:szCs w:val="20"/>
+              </w:rPr>
+              <w:t xml:space="preserve">Grande</w:t>
+            </w:r>
+          </w:p>
+        </w:tc>
+        <w:tc>
+          <w:tcPr>
+            <w:tcW w:type="dxa" w:w="1100"/>
+            <w:tcBorders>
+              <w:top w:val="single" w:color="CCCCCC" w:sz="1"/>
+              <w:left w:val="single" w:color="CCCCCC" w:sz="1"/>
+              <w:bottom w:val="single" w:color="CCCCCC" w:sz="1"/>
+              <w:right w:val="single" w:color="CCCCCC" w:sz="1"/>
+            </w:tcBorders>
+            <w:tcMar>
+              <w:top w:type="dxa" w:w="80"/>
+              <w:left w:type="dxa" w:w="120"/>
+              <w:bottom w:type="dxa" w:w="80"/>
+              <w:right w:type="dxa" w:w="120"/>
+            </w:tcMar>
+          </w:tcPr>
+          <w:p>
+            <w:pPr>
+              <w:jc w:val="center"/>
+            </w:pPr>
+            <w:r>
+              <w:rPr>
+                <w:rFonts w:ascii="Arial" w:cs="Arial" w:eastAsia="Arial" w:hAnsi="Arial"/>
+                <w:sz w:val="20"/>
+                <w:szCs w:val="20"/>
+              </w:rPr>
+              <w:t xml:space="preserve">Foncee</w:t>
+            </w:r>
+          </w:p>
+        </w:tc>
+        <w:tc>
+          <w:tcPr>
+            <w:tcW w:type="dxa" w:w="1100"/>
+            <w:tcBorders>
+              <w:top w:val="single" w:color="CCCCCC" w:sz="1"/>
+              <w:left w:val="single" w:color="CCCCCC" w:sz="1"/>
+              <w:bottom w:val="single" w:color="CCCCCC" w:sz="1"/>
+              <w:right w:val="single" w:color="CCCCCC" w:sz="1"/>
+            </w:tcBorders>
+            <w:tcMar>
+              <w:top w:type="dxa" w:w="80"/>
+              <w:left w:type="dxa" w:w="120"/>
+              <w:bottom w:type="dxa" w:w="80"/>
+              <w:right w:type="dxa" w:w="120"/>
+            </w:tcMar>
+          </w:tcPr>
+          <w:p>
+            <w:pPr>
+              <w:jc w:val="center"/>
+            </w:pPr>
+            <w:r>
+              <w:rPr>
+                <w:rFonts w:ascii="Arial" w:cs="Arial" w:eastAsia="Arial" w:hAnsi="Arial"/>
+                <w:sz w:val="20"/>
+                <w:szCs w:val="20"/>
+              </w:rPr>
+              <w:t xml:space="preserve">Carree</w:t>
+            </w:r>
+          </w:p>
+        </w:tc>
+        <w:tc>
+          <w:tcPr>
+            <w:tcW w:type="dxa" w:w="1100"/>
+            <w:tcBorders>
+              <w:top w:val="single" w:color="CCCCCC" w:sz="1"/>
+              <w:left w:val="single" w:color="CCCCCC" w:sz="1"/>
+              <w:bottom w:val="single" w:color="CCCCCC" w:sz="1"/>
+              <w:right w:val="single" w:color="CCCCCC" w:sz="1"/>
+            </w:tcBorders>
+            <w:tcMar>
+              <w:top w:type="dxa" w:w="80"/>
+              <w:left w:type="dxa" w:w="120"/>
+              <w:bottom w:type="dxa" w:w="80"/>
+              <w:right w:type="dxa" w:w="120"/>
+            </w:tcMar>
+          </w:tcPr>
+          <w:p>
+            <w:pPr>
+              <w:jc w:val="center"/>
+            </w:pPr>
+            <w:r>
+              <w:rPr>
+                <w:rFonts w:ascii="Arial" w:cs="Arial" w:eastAsia="Arial" w:hAnsi="Arial"/>
+                <w:sz w:val="20"/>
+                <w:szCs w:val="20"/>
+              </w:rPr>
+              <w:t xml:space="preserve">Creuse</w:t>
+            </w:r>
+          </w:p>
+        </w:tc>
+        <w:tc>
+          <w:tcPr>
+            <w:tcW w:type="dxa" w:w="1460"/>
+            <w:tcBorders>
+              <w:top w:val="single" w:color="CCCCCC" w:sz="1"/>
+              <w:left w:val="single" w:color="CCCCCC" w:sz="1"/>
+              <w:bottom w:val="single" w:color="CCCCCC" w:sz="1"/>
+              <w:right w:val="single" w:color="CCCCCC" w:sz="1"/>
+            </w:tcBorders>
+            <w:shd w:fill="F5F5F5" w:val="clear"/>
+            <w:tcMar>
+              <w:top w:type="dxa" w:w="80"/>
+              <w:left w:type="dxa" w:w="120"/>
+              <w:bottom w:type="dxa" w:w="80"/>
+              <w:right w:type="dxa" w:w="120"/>
+            </w:tcMar>
+          </w:tcPr>
+          <w:p>
+            <w:r>
+              <w:rPr>
+                <w:rFonts w:ascii="Courier New" w:cs="Courier New" w:eastAsia="Courier New" w:hAnsi="Courier New"/>
+                <w:sz w:val="18"/>
+                <w:szCs w:val="18"/>
+              </w:rPr>
+              <w:t xml:space="preserve">[1,1,1,0,1]</w:t>
+            </w:r>
+          </w:p>
+        </w:tc>
+      </w:tr>
+      <w:tr>
+        <w:tc>
+          <w:tcPr>
+            <w:tcW w:type="dxa" w:w="900"/>
+            <w:tcBorders>
+              <w:top w:val="single" w:color="CCCCCC" w:sz="1"/>
+              <w:left w:val="single" w:color="CCCCCC" w:sz="1"/>
+              <w:bottom w:val="single" w:color="CCCCCC" w:sz="1"/>
+              <w:right w:val="single" w:color="CCCCCC" w:sz="1"/>
+            </w:tcBorders>
+            <w:tcMar>
+              <w:top w:type="dxa" w:w="80"/>
+              <w:left w:type="dxa" w:w="120"/>
+              <w:bottom w:type="dxa" w:w="80"/>
+              <w:right w:type="dxa" w:w="120"/>
+            </w:tcMar>
+          </w:tcPr>
+          <w:p>
+            <w:pPr>
+              <w:jc w:val="center"/>
+            </w:pPr>
+            <w:r>
+              <w:rPr>
+                <w:rFonts w:ascii="Arial" w:cs="Arial" w:eastAsia="Arial" w:hAnsi="Arial"/>
+                <w:b/>
+                <w:bCs/>
+                <w:sz w:val="20"/>
+                <w:szCs w:val="20"/>
+              </w:rPr>
+              <w:t xml:space="preserve">12</w:t>
+            </w:r>
+          </w:p>
+        </w:tc>
+        <w:tc>
+          <w:tcPr>
+            <w:tcW w:type="dxa" w:w="1400"/>
+            <w:tcBorders>
+              <w:top w:val="single" w:color="CCCCCC" w:sz="1"/>
+              <w:left w:val="single" w:color="CCCCCC" w:sz="1"/>
+              <w:bottom w:val="single" w:color="CCCCCC" w:sz="1"/>
+              <w:right w:val="single" w:color="CCCCCC" w:sz="1"/>
+            </w:tcBorders>
+            <w:tcMar>
+              <w:top w:type="dxa" w:w="80"/>
+              <w:left w:type="dxa" w:w="120"/>
+              <w:bottom w:type="dxa" w:w="80"/>
+              <w:right w:type="dxa" w:w="120"/>
+            </w:tcMar>
+          </w:tcPr>
+          <w:p>
+            <w:pPr>
+              <w:jc w:val="center"/>
+            </w:pPr>
+            <w:r>
+              <w:rPr>
+                <w:rFonts w:ascii="Arial" w:cs="Arial" w:eastAsia="Arial" w:hAnsi="Arial"/>
+                <w:sz w:val="20"/>
+                <w:szCs w:val="20"/>
+              </w:rPr>
+              <w:t xml:space="preserve">b○</w:t>
+            </w:r>
+          </w:p>
+        </w:tc>
+        <w:tc>
+          <w:tcPr>
+            <w:tcW w:type="dxa" w:w="1100"/>
+            <w:tcBorders>
+              <w:top w:val="single" w:color="CCCCCC" w:sz="1"/>
+              <w:left w:val="single" w:color="CCCCCC" w:sz="1"/>
+              <w:bottom w:val="single" w:color="CCCCCC" w:sz="1"/>
+              <w:right w:val="single" w:color="CCCCCC" w:sz="1"/>
+            </w:tcBorders>
+            <w:shd w:fill="F5F5F5" w:val="clear"/>
+            <w:tcMar>
+              <w:top w:type="dxa" w:w="80"/>
+              <w:left w:type="dxa" w:w="120"/>
+              <w:bottom w:type="dxa" w:w="80"/>
+              <w:right w:type="dxa" w:w="120"/>
+            </w:tcMar>
+          </w:tcPr>
+          <w:p>
+            <w:r>
+              <w:rPr>
+                <w:rFonts w:ascii="Courier New" w:cs="Courier New" w:eastAsia="Courier New" w:hAnsi="Courier New"/>
+                <w:sz w:val="18"/>
+                <w:szCs w:val="18"/>
+              </w:rPr>
+              <w:t xml:space="preserve">1100</w:t>
+            </w:r>
+          </w:p>
+        </w:tc>
+        <w:tc>
+          <w:tcPr>
+            <w:tcW w:type="dxa" w:w="1100"/>
+            <w:tcBorders>
+              <w:top w:val="single" w:color="CCCCCC" w:sz="1"/>
+              <w:left w:val="single" w:color="CCCCCC" w:sz="1"/>
+              <w:bottom w:val="single" w:color="CCCCCC" w:sz="1"/>
+              <w:right w:val="single" w:color="CCCCCC" w:sz="1"/>
+            </w:tcBorders>
+            <w:tcMar>
+              <w:top w:type="dxa" w:w="80"/>
+              <w:left w:type="dxa" w:w="120"/>
+              <w:bottom w:type="dxa" w:w="80"/>
+              <w:right w:type="dxa" w:w="120"/>
+            </w:tcMar>
+          </w:tcPr>
+          <w:p>
+            <w:pPr>
+              <w:jc w:val="center"/>
+            </w:pPr>
+            <w:r>
+              <w:rPr>
+                <w:rFonts w:ascii="Arial" w:cs="Arial" w:eastAsia="Arial" w:hAnsi="Arial"/>
+                <w:sz w:val="20"/>
+                <w:szCs w:val="20"/>
+              </w:rPr>
+              <w:t xml:space="preserve">Petite</w:t>
+            </w:r>
+          </w:p>
+        </w:tc>
+        <w:tc>
+          <w:tcPr>
+            <w:tcW w:type="dxa" w:w="1100"/>
+            <w:tcBorders>
+              <w:top w:val="single" w:color="CCCCCC" w:sz="1"/>
+              <w:left w:val="single" w:color="CCCCCC" w:sz="1"/>
+              <w:bottom w:val="single" w:color="CCCCCC" w:sz="1"/>
+              <w:right w:val="single" w:color="CCCCCC" w:sz="1"/>
+            </w:tcBorders>
+            <w:tcMar>
+              <w:top w:type="dxa" w:w="80"/>
+              <w:left w:type="dxa" w:w="120"/>
+              <w:bottom w:type="dxa" w:w="80"/>
+              <w:right w:type="dxa" w:w="120"/>
+            </w:tcMar>
+          </w:tcPr>
+          <w:p>
+            <w:pPr>
+              <w:jc w:val="center"/>
+            </w:pPr>
+            <w:r>
+              <w:rPr>
+                <w:rFonts w:ascii="Arial" w:cs="Arial" w:eastAsia="Arial" w:hAnsi="Arial"/>
+                <w:sz w:val="20"/>
+                <w:szCs w:val="20"/>
+              </w:rPr>
+              <w:t xml:space="preserve">Claire</w:t>
+            </w:r>
+          </w:p>
+        </w:tc>
+        <w:tc>
+          <w:tcPr>
+            <w:tcW w:type="dxa" w:w="1100"/>
+            <w:tcBorders>
+              <w:top w:val="single" w:color="CCCCCC" w:sz="1"/>
+              <w:left w:val="single" w:color="CCCCCC" w:sz="1"/>
+              <w:bottom w:val="single" w:color="CCCCCC" w:sz="1"/>
+              <w:right w:val="single" w:color="CCCCCC" w:sz="1"/>
+            </w:tcBorders>
+            <w:tcMar>
+              <w:top w:type="dxa" w:w="80"/>
+              <w:left w:type="dxa" w:w="120"/>
+              <w:bottom w:type="dxa" w:w="80"/>
+              <w:right w:type="dxa" w:w="120"/>
+            </w:tcMar>
+          </w:tcPr>
+          <w:p>
+            <w:pPr>
+              <w:jc w:val="center"/>
+            </w:pPr>
+            <w:r>
+              <w:rPr>
+                <w:rFonts w:ascii="Arial" w:cs="Arial" w:eastAsia="Arial" w:hAnsi="Arial"/>
+                <w:sz w:val="20"/>
+                <w:szCs w:val="20"/>
+              </w:rPr>
+              <w:t xml:space="preserve">Ronde</w:t>
+            </w:r>
+          </w:p>
+        </w:tc>
+        <w:tc>
+          <w:tcPr>
+            <w:tcW w:type="dxa" w:w="1100"/>
+            <w:tcBorders>
+              <w:top w:val="single" w:color="CCCCCC" w:sz="1"/>
+              <w:left w:val="single" w:color="CCCCCC" w:sz="1"/>
+              <w:bottom w:val="single" w:color="CCCCCC" w:sz="1"/>
+              <w:right w:val="single" w:color="CCCCCC" w:sz="1"/>
+            </w:tcBorders>
+            <w:tcMar>
+              <w:top w:type="dxa" w:w="80"/>
+              <w:left w:type="dxa" w:w="120"/>
+              <w:bottom w:type="dxa" w:w="80"/>
+              <w:right w:type="dxa" w:w="120"/>
+            </w:tcMar>
+          </w:tcPr>
+          <w:p>
+            <w:pPr>
+              <w:jc w:val="center"/>
+            </w:pPr>
+            <w:r>
+              <w:rPr>
+                <w:rFonts w:ascii="Arial" w:cs="Arial" w:eastAsia="Arial" w:hAnsi="Arial"/>
+                <w:sz w:val="20"/>
+                <w:szCs w:val="20"/>
+              </w:rPr>
+              <w:t xml:space="preserve">Creuse</w:t>
+            </w:r>
+          </w:p>
+        </w:tc>
+        <w:tc>
+          <w:tcPr>
+            <w:tcW w:type="dxa" w:w="1460"/>
+            <w:tcBorders>
+              <w:top w:val="single" w:color="CCCCCC" w:sz="1"/>
+              <w:left w:val="single" w:color="CCCCCC" w:sz="1"/>
+              <w:bottom w:val="single" w:color="CCCCCC" w:sz="1"/>
+              <w:right w:val="single" w:color="CCCCCC" w:sz="1"/>
+            </w:tcBorders>
+            <w:shd w:fill="F5F5F5" w:val="clear"/>
+            <w:tcMar>
+              <w:top w:type="dxa" w:w="80"/>
+              <w:left w:type="dxa" w:w="120"/>
+              <w:bottom w:type="dxa" w:w="80"/>
+              <w:right w:type="dxa" w:w="120"/>
+            </w:tcMar>
+          </w:tcPr>
+          <w:p>
+            <w:r>
+              <w:rPr>
+                <w:rFonts w:ascii="Courier New" w:cs="Courier New" w:eastAsia="Courier New" w:hAnsi="Courier New"/>
+                <w:sz w:val="18"/>
+                <w:szCs w:val="18"/>
+              </w:rPr>
+              <w:t xml:space="preserve">[1,0,0,1,1]</w:t>
+            </w:r>
+          </w:p>
+        </w:tc>
+      </w:tr>
+      <w:tr>
+        <w:tc>
+          <w:tcPr>
+            <w:tcW w:type="dxa" w:w="900"/>
+            <w:tcBorders>
+              <w:top w:val="single" w:color="CCCCCC" w:sz="1"/>
+              <w:left w:val="single" w:color="CCCCCC" w:sz="1"/>
+              <w:bottom w:val="single" w:color="CCCCCC" w:sz="1"/>
+              <w:right w:val="single" w:color="CCCCCC" w:sz="1"/>
+            </w:tcBorders>
+            <w:tcMar>
+              <w:top w:type="dxa" w:w="80"/>
+              <w:left w:type="dxa" w:w="120"/>
+              <w:bottom w:type="dxa" w:w="80"/>
+              <w:right w:type="dxa" w:w="120"/>
+            </w:tcMar>
+          </w:tcPr>
+          <w:p>
+            <w:pPr>
+              <w:jc w:val="center"/>
+            </w:pPr>
+            <w:r>
+              <w:rPr>
+                <w:rFonts w:ascii="Arial" w:cs="Arial" w:eastAsia="Arial" w:hAnsi="Arial"/>
+                <w:b/>
+                <w:bCs/>
+                <w:sz w:val="20"/>
+                <w:szCs w:val="20"/>
+              </w:rPr>
+              <w:t xml:space="preserve">13</w:t>
+            </w:r>
+          </w:p>
+        </w:tc>
+        <w:tc>
+          <w:tcPr>
+            <w:tcW w:type="dxa" w:w="1400"/>
+            <w:tcBorders>
+              <w:top w:val="single" w:color="CCCCCC" w:sz="1"/>
+              <w:left w:val="single" w:color="CCCCCC" w:sz="1"/>
+              <w:bottom w:val="single" w:color="CCCCCC" w:sz="1"/>
+              <w:right w:val="single" w:color="CCCCCC" w:sz="1"/>
+            </w:tcBorders>
+            <w:tcMar>
+              <w:top w:type="dxa" w:w="80"/>
+              <w:left w:type="dxa" w:w="120"/>
+              <w:bottom w:type="dxa" w:w="80"/>
+              <w:right w:type="dxa" w:w="120"/>
+            </w:tcMar>
+          </w:tcPr>
+          <w:p>
+            <w:pPr>
+              <w:jc w:val="center"/>
+            </w:pPr>
+            <w:r>
+              <w:rPr>
+                <w:rFonts w:ascii="Arial" w:cs="Arial" w:eastAsia="Arial" w:hAnsi="Arial"/>
+                <w:sz w:val="20"/>
+                <w:szCs w:val="20"/>
+              </w:rPr>
+              <w:t xml:space="preserve">B○</w:t>
+            </w:r>
+          </w:p>
+        </w:tc>
+        <w:tc>
+          <w:tcPr>
+            <w:tcW w:type="dxa" w:w="1100"/>
+            <w:tcBorders>
+              <w:top w:val="single" w:color="CCCCCC" w:sz="1"/>
+              <w:left w:val="single" w:color="CCCCCC" w:sz="1"/>
+              <w:bottom w:val="single" w:color="CCCCCC" w:sz="1"/>
+              <w:right w:val="single" w:color="CCCCCC" w:sz="1"/>
+            </w:tcBorders>
+            <w:shd w:fill="F5F5F5" w:val="clear"/>
+            <w:tcMar>
+              <w:top w:type="dxa" w:w="80"/>
+              <w:left w:type="dxa" w:w="120"/>
+              <w:bottom w:type="dxa" w:w="80"/>
+              <w:right w:type="dxa" w:w="120"/>
+            </w:tcMar>
+          </w:tcPr>
+          <w:p>
+            <w:r>
+              <w:rPr>
+                <w:rFonts w:ascii="Courier New" w:cs="Courier New" w:eastAsia="Courier New" w:hAnsi="Courier New"/>
+                <w:sz w:val="18"/>
+                <w:szCs w:val="18"/>
+              </w:rPr>
+              <w:t xml:space="preserve">1101</w:t>
+            </w:r>
+          </w:p>
+        </w:tc>
+        <w:tc>
+          <w:tcPr>
+            <w:tcW w:type="dxa" w:w="1100"/>
+            <w:tcBorders>
+              <w:top w:val="single" w:color="CCCCCC" w:sz="1"/>
+              <w:left w:val="single" w:color="CCCCCC" w:sz="1"/>
+              <w:bottom w:val="single" w:color="CCCCCC" w:sz="1"/>
+              <w:right w:val="single" w:color="CCCCCC" w:sz="1"/>
+            </w:tcBorders>
+            <w:tcMar>
+              <w:top w:type="dxa" w:w="80"/>
+              <w:left w:type="dxa" w:w="120"/>
+              <w:bottom w:type="dxa" w:w="80"/>
+              <w:right w:type="dxa" w:w="120"/>
+            </w:tcMar>
+          </w:tcPr>
+          <w:p>
+            <w:pPr>
+              <w:jc w:val="center"/>
+            </w:pPr>
+            <w:r>
+              <w:rPr>
+                <w:rFonts w:ascii="Arial" w:cs="Arial" w:eastAsia="Arial" w:hAnsi="Arial"/>
+                <w:sz w:val="20"/>
+                <w:szCs w:val="20"/>
+              </w:rPr>
+              <w:t xml:space="preserve">Grande</w:t>
+            </w:r>
+          </w:p>
+        </w:tc>
+        <w:tc>
+          <w:tcPr>
+            <w:tcW w:type="dxa" w:w="1100"/>
+            <w:tcBorders>
+              <w:top w:val="single" w:color="CCCCCC" w:sz="1"/>
+              <w:left w:val="single" w:color="CCCCCC" w:sz="1"/>
+              <w:bottom w:val="single" w:color="CCCCCC" w:sz="1"/>
+              <w:right w:val="single" w:color="CCCCCC" w:sz="1"/>
+            </w:tcBorders>
+            <w:tcMar>
+              <w:top w:type="dxa" w:w="80"/>
+              <w:left w:type="dxa" w:w="120"/>
+              <w:bottom w:type="dxa" w:w="80"/>
+              <w:right w:type="dxa" w:w="120"/>
+            </w:tcMar>
+          </w:tcPr>
+          <w:p>
+            <w:pPr>
+              <w:jc w:val="center"/>
+            </w:pPr>
+            <w:r>
+              <w:rPr>
+                <w:rFonts w:ascii="Arial" w:cs="Arial" w:eastAsia="Arial" w:hAnsi="Arial"/>
+                <w:sz w:val="20"/>
+                <w:szCs w:val="20"/>
+              </w:rPr>
+              <w:t xml:space="preserve">Claire</w:t>
+            </w:r>
+          </w:p>
+        </w:tc>
+        <w:tc>
+          <w:tcPr>
+            <w:tcW w:type="dxa" w:w="1100"/>
+            <w:tcBorders>
+              <w:top w:val="single" w:color="CCCCCC" w:sz="1"/>
+              <w:left w:val="single" w:color="CCCCCC" w:sz="1"/>
+              <w:bottom w:val="single" w:color="CCCCCC" w:sz="1"/>
+              <w:right w:val="single" w:color="CCCCCC" w:sz="1"/>
+            </w:tcBorders>
+            <w:tcMar>
+              <w:top w:type="dxa" w:w="80"/>
+              <w:left w:type="dxa" w:w="120"/>
+              <w:bottom w:type="dxa" w:w="80"/>
+              <w:right w:type="dxa" w:w="120"/>
+            </w:tcMar>
+          </w:tcPr>
+          <w:p>
+            <w:pPr>
+              <w:jc w:val="center"/>
+            </w:pPr>
+            <w:r>
+              <w:rPr>
+                <w:rFonts w:ascii="Arial" w:cs="Arial" w:eastAsia="Arial" w:hAnsi="Arial"/>
+                <w:sz w:val="20"/>
+                <w:szCs w:val="20"/>
+              </w:rPr>
+              <w:t xml:space="preserve">Ronde</w:t>
+            </w:r>
+          </w:p>
+        </w:tc>
+        <w:tc>
+          <w:tcPr>
+            <w:tcW w:type="dxa" w:w="1100"/>
+            <w:tcBorders>
+              <w:top w:val="single" w:color="CCCCCC" w:sz="1"/>
+              <w:left w:val="single" w:color="CCCCCC" w:sz="1"/>
+              <w:bottom w:val="single" w:color="CCCCCC" w:sz="1"/>
+              <w:right w:val="single" w:color="CCCCCC" w:sz="1"/>
+            </w:tcBorders>
+            <w:tcMar>
+              <w:top w:type="dxa" w:w="80"/>
+              <w:left w:type="dxa" w:w="120"/>
+              <w:bottom w:type="dxa" w:w="80"/>
+              <w:right w:type="dxa" w:w="120"/>
+            </w:tcMar>
+          </w:tcPr>
+          <w:p>
+            <w:pPr>
+              <w:jc w:val="center"/>
+            </w:pPr>
+            <w:r>
+              <w:rPr>
+                <w:rFonts w:ascii="Arial" w:cs="Arial" w:eastAsia="Arial" w:hAnsi="Arial"/>
+                <w:sz w:val="20"/>
+                <w:szCs w:val="20"/>
+              </w:rPr>
+              <w:t xml:space="preserve">Creuse</w:t>
+            </w:r>
+          </w:p>
+        </w:tc>
+        <w:tc>
+          <w:tcPr>
+            <w:tcW w:type="dxa" w:w="1460"/>
+            <w:tcBorders>
+              <w:top w:val="single" w:color="CCCCCC" w:sz="1"/>
+              <w:left w:val="single" w:color="CCCCCC" w:sz="1"/>
+              <w:bottom w:val="single" w:color="CCCCCC" w:sz="1"/>
+              <w:right w:val="single" w:color="CCCCCC" w:sz="1"/>
+            </w:tcBorders>
+            <w:shd w:fill="F5F5F5" w:val="clear"/>
+            <w:tcMar>
+              <w:top w:type="dxa" w:w="80"/>
+              <w:left w:type="dxa" w:w="120"/>
+              <w:bottom w:type="dxa" w:w="80"/>
+              <w:right w:type="dxa" w:w="120"/>
+            </w:tcMar>
+          </w:tcPr>
+          <w:p>
+            <w:r>
+              <w:rPr>
+                <w:rFonts w:ascii="Courier New" w:cs="Courier New" w:eastAsia="Courier New" w:hAnsi="Courier New"/>
+                <w:sz w:val="18"/>
+                <w:szCs w:val="18"/>
+              </w:rPr>
+              <w:t xml:space="preserve">[1,1,0,1,1]</w:t>
+            </w:r>
+          </w:p>
+        </w:tc>
+      </w:tr>
+      <w:tr>
+        <w:tc>
+          <w:tcPr>
+            <w:tcW w:type="dxa" w:w="900"/>
+            <w:tcBorders>
+              <w:top w:val="single" w:color="CCCCCC" w:sz="1"/>
+              <w:left w:val="single" w:color="CCCCCC" w:sz="1"/>
+              <w:bottom w:val="single" w:color="CCCCCC" w:sz="1"/>
+              <w:right w:val="single" w:color="CCCCCC" w:sz="1"/>
+            </w:tcBorders>
+            <w:tcMar>
+              <w:top w:type="dxa" w:w="80"/>
+              <w:left w:type="dxa" w:w="120"/>
+              <w:bottom w:type="dxa" w:w="80"/>
+              <w:right w:type="dxa" w:w="120"/>
+            </w:tcMar>
+          </w:tcPr>
+          <w:p>
+            <w:pPr>
+              <w:jc w:val="center"/>
+            </w:pPr>
+            <w:r>
+              <w:rPr>
+                <w:rFonts w:ascii="Arial" w:cs="Arial" w:eastAsia="Arial" w:hAnsi="Arial"/>
+                <w:b/>
+                <w:bCs/>
+                <w:sz w:val="20"/>
+                <w:szCs w:val="20"/>
+              </w:rPr>
+              <w:t xml:space="preserve">14</w:t>
+            </w:r>
+          </w:p>
+        </w:tc>
+        <w:tc>
+          <w:tcPr>
+            <w:tcW w:type="dxa" w:w="1400"/>
+            <w:tcBorders>
+              <w:top w:val="single" w:color="CCCCCC" w:sz="1"/>
+              <w:left w:val="single" w:color="CCCCCC" w:sz="1"/>
+              <w:bottom w:val="single" w:color="CCCCCC" w:sz="1"/>
+              <w:right w:val="single" w:color="CCCCCC" w:sz="1"/>
+            </w:tcBorders>
+            <w:tcMar>
+              <w:top w:type="dxa" w:w="80"/>
+              <w:left w:type="dxa" w:w="120"/>
+              <w:bottom w:type="dxa" w:w="80"/>
+              <w:right w:type="dxa" w:w="120"/>
+            </w:tcMar>
+          </w:tcPr>
+          <w:p>
+            <w:pPr>
+              <w:jc w:val="center"/>
+            </w:pPr>
+            <w:r>
+              <w:rPr>
+                <w:rFonts w:ascii="Arial" w:cs="Arial" w:eastAsia="Arial" w:hAnsi="Arial"/>
+                <w:sz w:val="20"/>
+                <w:szCs w:val="20"/>
+              </w:rPr>
+              <w:t xml:space="preserve">r○</w:t>
+            </w:r>
+          </w:p>
+        </w:tc>
+        <w:tc>
+          <w:tcPr>
+            <w:tcW w:type="dxa" w:w="1100"/>
+            <w:tcBorders>
+              <w:top w:val="single" w:color="CCCCCC" w:sz="1"/>
+              <w:left w:val="single" w:color="CCCCCC" w:sz="1"/>
+              <w:bottom w:val="single" w:color="CCCCCC" w:sz="1"/>
+              <w:right w:val="single" w:color="CCCCCC" w:sz="1"/>
+            </w:tcBorders>
+            <w:shd w:fill="F5F5F5" w:val="clear"/>
+            <w:tcMar>
+              <w:top w:type="dxa" w:w="80"/>
+              <w:left w:type="dxa" w:w="120"/>
+              <w:bottom w:type="dxa" w:w="80"/>
+              <w:right w:type="dxa" w:w="120"/>
+            </w:tcMar>
+          </w:tcPr>
+          <w:p>
+            <w:r>
+              <w:rPr>
+                <w:rFonts w:ascii="Courier New" w:cs="Courier New" w:eastAsia="Courier New" w:hAnsi="Courier New"/>
+                <w:sz w:val="18"/>
+                <w:szCs w:val="18"/>
+              </w:rPr>
+              <w:t xml:space="preserve">1110</w:t>
+            </w:r>
+          </w:p>
+        </w:tc>
+        <w:tc>
+          <w:tcPr>
+            <w:tcW w:type="dxa" w:w="1100"/>
+            <w:tcBorders>
+              <w:top w:val="single" w:color="CCCCCC" w:sz="1"/>
+              <w:left w:val="single" w:color="CCCCCC" w:sz="1"/>
+              <w:bottom w:val="single" w:color="CCCCCC" w:sz="1"/>
+              <w:right w:val="single" w:color="CCCCCC" w:sz="1"/>
+            </w:tcBorders>
+            <w:tcMar>
+              <w:top w:type="dxa" w:w="80"/>
+              <w:left w:type="dxa" w:w="120"/>
+              <w:bottom w:type="dxa" w:w="80"/>
+              <w:right w:type="dxa" w:w="120"/>
+            </w:tcMar>
+          </w:tcPr>
+          <w:p>
+            <w:pPr>
+              <w:jc w:val="center"/>
+            </w:pPr>
+            <w:r>
+              <w:rPr>
+                <w:rFonts w:ascii="Arial" w:cs="Arial" w:eastAsia="Arial" w:hAnsi="Arial"/>
+                <w:sz w:val="20"/>
+                <w:szCs w:val="20"/>
+              </w:rPr>
+              <w:t xml:space="preserve">Petite</w:t>
+            </w:r>
+          </w:p>
+        </w:tc>
+        <w:tc>
+          <w:tcPr>
+            <w:tcW w:type="dxa" w:w="1100"/>
+            <w:tcBorders>
+              <w:top w:val="single" w:color="CCCCCC" w:sz="1"/>
+              <w:left w:val="single" w:color="CCCCCC" w:sz="1"/>
+              <w:bottom w:val="single" w:color="CCCCCC" w:sz="1"/>
+              <w:right w:val="single" w:color="CCCCCC" w:sz="1"/>
+            </w:tcBorders>
+            <w:tcMar>
+              <w:top w:type="dxa" w:w="80"/>
+              <w:left w:type="dxa" w:w="120"/>
+              <w:bottom w:type="dxa" w:w="80"/>
+              <w:right w:type="dxa" w:w="120"/>
+            </w:tcMar>
+          </w:tcPr>
+          <w:p>
+            <w:pPr>
+              <w:jc w:val="center"/>
+            </w:pPr>
+            <w:r>
+              <w:rPr>
+                <w:rFonts w:ascii="Arial" w:cs="Arial" w:eastAsia="Arial" w:hAnsi="Arial"/>
+                <w:sz w:val="20"/>
+                <w:szCs w:val="20"/>
+              </w:rPr>
+              <w:t xml:space="preserve">Foncee</w:t>
+            </w:r>
+          </w:p>
+        </w:tc>
+        <w:tc>
+          <w:tcPr>
+            <w:tcW w:type="dxa" w:w="1100"/>
+            <w:tcBorders>
+              <w:top w:val="single" w:color="CCCCCC" w:sz="1"/>
+              <w:left w:val="single" w:color="CCCCCC" w:sz="1"/>
+              <w:bottom w:val="single" w:color="CCCCCC" w:sz="1"/>
+              <w:right w:val="single" w:color="CCCCCC" w:sz="1"/>
+            </w:tcBorders>
+            <w:tcMar>
+              <w:top w:type="dxa" w:w="80"/>
+              <w:left w:type="dxa" w:w="120"/>
+              <w:bottom w:type="dxa" w:w="80"/>
+              <w:right w:type="dxa" w:w="120"/>
+            </w:tcMar>
+          </w:tcPr>
+          <w:p>
+            <w:pPr>
+              <w:jc w:val="center"/>
+            </w:pPr>
+            <w:r>
+              <w:rPr>
+                <w:rFonts w:ascii="Arial" w:cs="Arial" w:eastAsia="Arial" w:hAnsi="Arial"/>
+                <w:sz w:val="20"/>
+                <w:szCs w:val="20"/>
+              </w:rPr>
+              <w:t xml:space="preserve">Ronde</w:t>
+            </w:r>
+          </w:p>
+        </w:tc>
+        <w:tc>
+          <w:tcPr>
+            <w:tcW w:type="dxa" w:w="1100"/>
+            <w:tcBorders>
+              <w:top w:val="single" w:color="CCCCCC" w:sz="1"/>
+              <w:left w:val="single" w:color="CCCCCC" w:sz="1"/>
+              <w:bottom w:val="single" w:color="CCCCCC" w:sz="1"/>
+              <w:right w:val="single" w:color="CCCCCC" w:sz="1"/>
+            </w:tcBorders>
+            <w:tcMar>
+              <w:top w:type="dxa" w:w="80"/>
+              <w:left w:type="dxa" w:w="120"/>
+              <w:bottom w:type="dxa" w:w="80"/>
+              <w:right w:type="dxa" w:w="120"/>
+            </w:tcMar>
+          </w:tcPr>
+          <w:p>
+            <w:pPr>
+              <w:jc w:val="center"/>
+            </w:pPr>
+            <w:r>
+              <w:rPr>
+                <w:rFonts w:ascii="Arial" w:cs="Arial" w:eastAsia="Arial" w:hAnsi="Arial"/>
+                <w:sz w:val="20"/>
+                <w:szCs w:val="20"/>
+              </w:rPr>
+              <w:t xml:space="preserve">Creuse</w:t>
+            </w:r>
+          </w:p>
+        </w:tc>
+        <w:tc>
+          <w:tcPr>
+            <w:tcW w:type="dxa" w:w="1460"/>
+            <w:tcBorders>
+              <w:top w:val="single" w:color="CCCCCC" w:sz="1"/>
+              <w:left w:val="single" w:color="CCCCCC" w:sz="1"/>
+              <w:bottom w:val="single" w:color="CCCCCC" w:sz="1"/>
+              <w:right w:val="single" w:color="CCCCCC" w:sz="1"/>
+            </w:tcBorders>
+            <w:shd w:fill="F5F5F5" w:val="clear"/>
+            <w:tcMar>
+              <w:top w:type="dxa" w:w="80"/>
+              <w:left w:type="dxa" w:w="120"/>
+              <w:bottom w:type="dxa" w:w="80"/>
+              <w:right w:type="dxa" w:w="120"/>
+            </w:tcMar>
+          </w:tcPr>
+          <w:p>
+            <w:r>
+              <w:rPr>
+                <w:rFonts w:ascii="Courier New" w:cs="Courier New" w:eastAsia="Courier New" w:hAnsi="Courier New"/>
+                <w:sz w:val="18"/>
+                <w:szCs w:val="18"/>
+              </w:rPr>
+              <w:t xml:space="preserve">[1,0,1,1,1]</w:t>
+            </w:r>
+          </w:p>
+        </w:tc>
+      </w:tr>
+      <w:tr>
+        <w:tc>
+          <w:tcPr>
+            <w:tcW w:type="dxa" w:w="900"/>
+            <w:tcBorders>
+              <w:top w:val="single" w:color="CCCCCC" w:sz="1"/>
+              <w:left w:val="single" w:color="CCCCCC" w:sz="1"/>
+              <w:bottom w:val="single" w:color="CCCCCC" w:sz="1"/>
+              <w:right w:val="single" w:color="CCCCCC" w:sz="1"/>
+            </w:tcBorders>
+            <w:tcMar>
+              <w:top w:type="dxa" w:w="80"/>
+              <w:left w:type="dxa" w:w="120"/>
+              <w:bottom w:type="dxa" w:w="80"/>
+              <w:right w:type="dxa" w:w="120"/>
+            </w:tcMar>
+          </w:tcPr>
+          <w:p>
+            <w:pPr>
+              <w:jc w:val="center"/>
+            </w:pPr>
+            <w:r>
+              <w:rPr>
+                <w:rFonts w:ascii="Arial" w:cs="Arial" w:eastAsia="Arial" w:hAnsi="Arial"/>
+                <w:b/>
+                <w:bCs/>
+                <w:sz w:val="20"/>
+                <w:szCs w:val="20"/>
+              </w:rPr>
+              <w:t xml:space="preserve">15</w:t>
+            </w:r>
+          </w:p>
+        </w:tc>
+        <w:tc>
+          <w:tcPr>
+            <w:tcW w:type="dxa" w:w="1400"/>
+            <w:tcBorders>
+              <w:top w:val="single" w:color="CCCCCC" w:sz="1"/>
+              <w:left w:val="single" w:color="CCCCCC" w:sz="1"/>
+              <w:bottom w:val="single" w:color="CCCCCC" w:sz="1"/>
+              <w:right w:val="single" w:color="CCCCCC" w:sz="1"/>
+            </w:tcBorders>
+            <w:tcMar>
+              <w:top w:type="dxa" w:w="80"/>
+              <w:left w:type="dxa" w:w="120"/>
+              <w:bottom w:type="dxa" w:w="80"/>
+              <w:right w:type="dxa" w:w="120"/>
+            </w:tcMar>
+          </w:tcPr>
+          <w:p>
+            <w:pPr>
+              <w:jc w:val="center"/>
+            </w:pPr>
+            <w:r>
+              <w:rPr>
+                <w:rFonts w:ascii="Arial" w:cs="Arial" w:eastAsia="Arial" w:hAnsi="Arial"/>
+                <w:sz w:val="20"/>
+                <w:szCs w:val="20"/>
+              </w:rPr>
+              <w:t xml:space="preserve">R○</w:t>
+            </w:r>
+          </w:p>
+        </w:tc>
+        <w:tc>
+          <w:tcPr>
+            <w:tcW w:type="dxa" w:w="1100"/>
+            <w:tcBorders>
+              <w:top w:val="single" w:color="CCCCCC" w:sz="1"/>
+              <w:left w:val="single" w:color="CCCCCC" w:sz="1"/>
+              <w:bottom w:val="single" w:color="CCCCCC" w:sz="1"/>
+              <w:right w:val="single" w:color="CCCCCC" w:sz="1"/>
+            </w:tcBorders>
+            <w:shd w:fill="F5F5F5" w:val="clear"/>
+            <w:tcMar>
+              <w:top w:type="dxa" w:w="80"/>
+              <w:left w:type="dxa" w:w="120"/>
+              <w:bottom w:type="dxa" w:w="80"/>
+              <w:right w:type="dxa" w:w="120"/>
+            </w:tcMar>
+          </w:tcPr>
+          <w:p>
+            <w:r>
+              <w:rPr>
+                <w:rFonts w:ascii="Courier New" w:cs="Courier New" w:eastAsia="Courier New" w:hAnsi="Courier New"/>
+                <w:sz w:val="18"/>
+                <w:szCs w:val="18"/>
+              </w:rPr>
+              <w:t xml:space="preserve">1111</w:t>
+            </w:r>
+          </w:p>
+        </w:tc>
+        <w:tc>
+          <w:tcPr>
+            <w:tcW w:type="dxa" w:w="1100"/>
+            <w:tcBorders>
+              <w:top w:val="single" w:color="CCCCCC" w:sz="1"/>
+              <w:left w:val="single" w:color="CCCCCC" w:sz="1"/>
+              <w:bottom w:val="single" w:color="CCCCCC" w:sz="1"/>
+              <w:right w:val="single" w:color="CCCCCC" w:sz="1"/>
+            </w:tcBorders>
+            <w:tcMar>
+              <w:top w:type="dxa" w:w="80"/>
+              <w:left w:type="dxa" w:w="120"/>
+              <w:bottom w:type="dxa" w:w="80"/>
+              <w:right w:type="dxa" w:w="120"/>
+            </w:tcMar>
+          </w:tcPr>
+          <w:p>
+            <w:pPr>
+              <w:jc w:val="center"/>
+            </w:pPr>
+            <w:r>
+              <w:rPr>
+                <w:rFonts w:ascii="Arial" w:cs="Arial" w:eastAsia="Arial" w:hAnsi="Arial"/>
+                <w:sz w:val="20"/>
+                <w:szCs w:val="20"/>
+              </w:rPr>
+              <w:t xml:space="preserve">Grande</w:t>
+            </w:r>
+          </w:p>
+        </w:tc>
+        <w:tc>
+          <w:tcPr>
+            <w:tcW w:type="dxa" w:w="1100"/>
+            <w:tcBorders>
+              <w:top w:val="single" w:color="CCCCCC" w:sz="1"/>
+              <w:left w:val="single" w:color="CCCCCC" w:sz="1"/>
+              <w:bottom w:val="single" w:color="CCCCCC" w:sz="1"/>
+              <w:right w:val="single" w:color="CCCCCC" w:sz="1"/>
+            </w:tcBorders>
+            <w:tcMar>
+              <w:top w:type="dxa" w:w="80"/>
+              <w:left w:type="dxa" w:w="120"/>
+              <w:bottom w:type="dxa" w:w="80"/>
+              <w:right w:type="dxa" w:w="120"/>
+            </w:tcMar>
+          </w:tcPr>
+          <w:p>
+            <w:pPr>
+              <w:jc w:val="center"/>
+            </w:pPr>
+            <w:r>
+              <w:rPr>
+                <w:rFonts w:ascii="Arial" w:cs="Arial" w:eastAsia="Arial" w:hAnsi="Arial"/>
+                <w:sz w:val="20"/>
+                <w:szCs w:val="20"/>
+              </w:rPr>
+              <w:t xml:space="preserve">Foncee</w:t>
+            </w:r>
+          </w:p>
+        </w:tc>
+        <w:tc>
+          <w:tcPr>
+            <w:tcW w:type="dxa" w:w="1100"/>
+            <w:tcBorders>
+              <w:top w:val="single" w:color="CCCCCC" w:sz="1"/>
+              <w:left w:val="single" w:color="CCCCCC" w:sz="1"/>
+              <w:bottom w:val="single" w:color="CCCCCC" w:sz="1"/>
+              <w:right w:val="single" w:color="CCCCCC" w:sz="1"/>
+            </w:tcBorders>
+            <w:tcMar>
+              <w:top w:type="dxa" w:w="80"/>
+              <w:left w:type="dxa" w:w="120"/>
+              <w:bottom w:type="dxa" w:w="80"/>
+              <w:right w:type="dxa" w:w="120"/>
+            </w:tcMar>
+          </w:tcPr>
+          <w:p>
+            <w:pPr>
+              <w:jc w:val="center"/>
+            </w:pPr>
+            <w:r>
+              <w:rPr>
+                <w:rFonts w:ascii="Arial" w:cs="Arial" w:eastAsia="Arial" w:hAnsi="Arial"/>
+                <w:sz w:val="20"/>
+                <w:szCs w:val="20"/>
+              </w:rPr>
+              <w:t xml:space="preserve">Ronde</w:t>
+            </w:r>
+          </w:p>
+        </w:tc>
+        <w:tc>
+          <w:tcPr>
+            <w:tcW w:type="dxa" w:w="1100"/>
+            <w:tcBorders>
+              <w:top w:val="single" w:color="CCCCCC" w:sz="1"/>
+              <w:left w:val="single" w:color="CCCCCC" w:sz="1"/>
+              <w:bottom w:val="single" w:color="CCCCCC" w:sz="1"/>
+              <w:right w:val="single" w:color="CCCCCC" w:sz="1"/>
+            </w:tcBorders>
+            <w:tcMar>
+              <w:top w:type="dxa" w:w="80"/>
+              <w:left w:type="dxa" w:w="120"/>
+              <w:bottom w:type="dxa" w:w="80"/>
+              <w:right w:type="dxa" w:w="120"/>
+            </w:tcMar>
+          </w:tcPr>
+          <w:p>
+            <w:pPr>
+              <w:jc w:val="center"/>
+            </w:pPr>
+            <w:r>
+              <w:rPr>
+                <w:rFonts w:ascii="Arial" w:cs="Arial" w:eastAsia="Arial" w:hAnsi="Arial"/>
+                <w:sz w:val="20"/>
+                <w:szCs w:val="20"/>
+              </w:rPr>
+              <w:t xml:space="preserve">Creuse</w:t>
+            </w:r>
+          </w:p>
+        </w:tc>
+        <w:tc>
+          <w:tcPr>
+            <w:tcW w:type="dxa" w:w="1460"/>
+            <w:tcBorders>
+              <w:top w:val="single" w:color="CCCCCC" w:sz="1"/>
+              <w:left w:val="single" w:color="CCCCCC" w:sz="1"/>
+              <w:bottom w:val="single" w:color="CCCCCC" w:sz="1"/>
+              <w:right w:val="single" w:color="CCCCCC" w:sz="1"/>
+            </w:tcBorders>
+            <w:shd w:fill="F5F5F5" w:val="clear"/>
+            <w:tcMar>
+              <w:top w:type="dxa" w:w="80"/>
+              <w:left w:type="dxa" w:w="120"/>
+              <w:bottom w:type="dxa" w:w="80"/>
+              <w:right w:type="dxa" w:w="120"/>
+            </w:tcMar>
+          </w:tcPr>
+          <w:p>
+            <w:r>
+              <w:rPr>
+                <w:rFonts w:ascii="Courier New" w:cs="Courier New" w:eastAsia="Courier New" w:hAnsi="Courier New"/>
+                <w:sz w:val="18"/>
+                <w:szCs w:val="18"/>
+              </w:rPr>
+              <w:t xml:space="preserve">[1,1,1,1,1]</w:t>
+            </w:r>
+          </w:p>
+        </w:tc>
+      </w:tr>
+    </w:tbl>
+    <w:p>
+      <w:pPr>
+        <w:pStyle w:val="Heading2"/>
+      </w:pPr>
+      <w:r>
+        <w:t xml:space="preserve">4.3 Encodage des actions</w:t>
+      </w:r>
+    </w:p>
+    <w:p>
+      <w:pPr>
+        <w:spacing w:after="120"/>
+      </w:pPr>
+      <w:r>
+        <w:rPr>
+          <w:rFonts w:ascii="Arial" w:cs="Arial" w:eastAsia="Arial" w:hAnsi="Arial"/>
+          <w:sz w:val="22"/>
+          <w:szCs w:val="22"/>
+        </w:rPr>
+        <w:t xml:space="preserve">L'action represente la position (0-15) sur le plateau 4x4 ou placer la piece courante. Seules les cases vides sont valides. Apres le placement, le choix de la piece pour l'adversaire est gere par une heuristique.</w:t>
       </w:r>
     </w:p>
     <w:tbl>
@@ -5112,428 +10314,77 @@
         <w:pStyle w:val="Heading2"/>
       </w:pPr>
       <w:r>
-        <w:t xml:space="preserve">4.3 Attributs des pièces</w:t>
+        <w:t xml:space="preserve">4.4 Heuristique de choix de piece</w:t>
       </w:r>
     </w:p>
     <w:p>
       <w:pPr>
-        <w:spacing w:after="80"/>
+        <w:spacing w:after="120"/>
       </w:pPr>
       <w:r>
-        <w:t xml:space="preserve">Chaque pièce (0-15) est encodée par 4 bits binaires extraits de son ID :</w:t>
+        <w:rPr>
+          <w:rFonts w:ascii="Arial" w:cs="Arial" w:eastAsia="Arial" w:hAnsi="Arial"/>
+          <w:sz w:val="22"/>
+          <w:szCs w:val="22"/>
+        </w:rPr>
+        <w:t xml:space="preserve">Apres que l'agent place sa piece, il choisit la piece a donner a l'adversaire via une heuristique a 2 niveaux :</w:t>
       </w:r>
     </w:p>
-    <w:tbl>
-      <w:tblPr>
-        <w:tblW w:type="dxa" w:w="9360"/>
-        <w:tblBorders>
-          <w:top w:val="single" w:color="auto" w:sz="4"/>
-          <w:left w:val="single" w:color="auto" w:sz="4"/>
-          <w:bottom w:val="single" w:color="auto" w:sz="4"/>
-          <w:right w:val="single" w:color="auto" w:sz="4"/>
-          <w:insideH w:val="single" w:color="auto" w:sz="4"/>
-          <w:insideV w:val="single" w:color="auto" w:sz="4"/>
-        </w:tblBorders>
-      </w:tblPr>
-      <w:tblGrid>
-        <w:gridCol w:w="2340"/>
-        <w:gridCol w:w="2340"/>
-        <w:gridCol w:w="2340"/>
-        <w:gridCol w:w="2340"/>
-      </w:tblGrid>
-      <w:tr>
-        <w:tc>
-          <w:tcPr>
-            <w:tcW w:type="dxa" w:w="2340"/>
-            <w:tcBorders>
-              <w:top w:val="single" w:color="CCCCCC" w:sz="1"/>
-              <w:left w:val="single" w:color="CCCCCC" w:sz="1"/>
-              <w:bottom w:val="single" w:color="CCCCCC" w:sz="1"/>
-              <w:right w:val="single" w:color="CCCCCC" w:sz="1"/>
-            </w:tcBorders>
-            <w:shd w:fill="2B5797" w:val="clear"/>
-            <w:tcMar>
-              <w:top w:type="dxa" w:w="80"/>
-              <w:left w:type="dxa" w:w="120"/>
-              <w:bottom w:type="dxa" w:w="80"/>
-              <w:right w:type="dxa" w:w="120"/>
-            </w:tcMar>
-            <w:vAlign w:val="center"/>
-          </w:tcPr>
-          <w:p>
-            <w:pPr>
-              <w:jc w:val="center"/>
-            </w:pPr>
-            <w:r>
-              <w:rPr>
-                <w:rFonts w:ascii="Arial" w:cs="Arial" w:eastAsia="Arial" w:hAnsi="Arial"/>
-                <w:b/>
-                <w:bCs/>
-                <w:color w:val="FFFFFF"/>
-                <w:sz w:val="20"/>
-                <w:szCs w:val="20"/>
-              </w:rPr>
-              <w:t xml:space="preserve">Bit 0</w:t>
-            </w:r>
-          </w:p>
-        </w:tc>
-        <w:tc>
-          <w:tcPr>
-            <w:tcW w:type="dxa" w:w="2340"/>
-            <w:tcBorders>
-              <w:top w:val="single" w:color="CCCCCC" w:sz="1"/>
-              <w:left w:val="single" w:color="CCCCCC" w:sz="1"/>
-              <w:bottom w:val="single" w:color="CCCCCC" w:sz="1"/>
-              <w:right w:val="single" w:color="CCCCCC" w:sz="1"/>
-            </w:tcBorders>
-            <w:shd w:fill="2B5797" w:val="clear"/>
-            <w:tcMar>
-              <w:top w:type="dxa" w:w="80"/>
-              <w:left w:type="dxa" w:w="120"/>
-              <w:bottom w:type="dxa" w:w="80"/>
-              <w:right w:type="dxa" w:w="120"/>
-            </w:tcMar>
-            <w:vAlign w:val="center"/>
-          </w:tcPr>
-          <w:p>
-            <w:pPr>
-              <w:jc w:val="center"/>
-            </w:pPr>
-            <w:r>
-              <w:rPr>
-                <w:rFonts w:ascii="Arial" w:cs="Arial" w:eastAsia="Arial" w:hAnsi="Arial"/>
-                <w:b/>
-                <w:bCs/>
-                <w:color w:val="FFFFFF"/>
-                <w:sz w:val="20"/>
-                <w:szCs w:val="20"/>
-              </w:rPr>
-              <w:t xml:space="preserve">Bit 1</w:t>
-            </w:r>
-          </w:p>
-        </w:tc>
-        <w:tc>
-          <w:tcPr>
-            <w:tcW w:type="dxa" w:w="2340"/>
-            <w:tcBorders>
-              <w:top w:val="single" w:color="CCCCCC" w:sz="1"/>
-              <w:left w:val="single" w:color="CCCCCC" w:sz="1"/>
-              <w:bottom w:val="single" w:color="CCCCCC" w:sz="1"/>
-              <w:right w:val="single" w:color="CCCCCC" w:sz="1"/>
-            </w:tcBorders>
-            <w:shd w:fill="2B5797" w:val="clear"/>
-            <w:tcMar>
-              <w:top w:type="dxa" w:w="80"/>
-              <w:left w:type="dxa" w:w="120"/>
-              <w:bottom w:type="dxa" w:w="80"/>
-              <w:right w:type="dxa" w:w="120"/>
-            </w:tcMar>
-            <w:vAlign w:val="center"/>
-          </w:tcPr>
-          <w:p>
-            <w:pPr>
-              <w:jc w:val="center"/>
-            </w:pPr>
-            <w:r>
-              <w:rPr>
-                <w:rFonts w:ascii="Arial" w:cs="Arial" w:eastAsia="Arial" w:hAnsi="Arial"/>
-                <w:b/>
-                <w:bCs/>
-                <w:color w:val="FFFFFF"/>
-                <w:sz w:val="20"/>
-                <w:szCs w:val="20"/>
-              </w:rPr>
-              <w:t xml:space="preserve">Bit 2</w:t>
-            </w:r>
-          </w:p>
-        </w:tc>
-        <w:tc>
-          <w:tcPr>
-            <w:tcW w:type="dxa" w:w="2340"/>
-            <w:tcBorders>
-              <w:top w:val="single" w:color="CCCCCC" w:sz="1"/>
-              <w:left w:val="single" w:color="CCCCCC" w:sz="1"/>
-              <w:bottom w:val="single" w:color="CCCCCC" w:sz="1"/>
-              <w:right w:val="single" w:color="CCCCCC" w:sz="1"/>
-            </w:tcBorders>
-            <w:shd w:fill="2B5797" w:val="clear"/>
-            <w:tcMar>
-              <w:top w:type="dxa" w:w="80"/>
-              <w:left w:type="dxa" w:w="120"/>
-              <w:bottom w:type="dxa" w:w="80"/>
-              <w:right w:type="dxa" w:w="120"/>
-            </w:tcMar>
-            <w:vAlign w:val="center"/>
-          </w:tcPr>
-          <w:p>
-            <w:pPr>
-              <w:jc w:val="center"/>
-            </w:pPr>
-            <w:r>
-              <w:rPr>
-                <w:rFonts w:ascii="Arial" w:cs="Arial" w:eastAsia="Arial" w:hAnsi="Arial"/>
-                <w:b/>
-                <w:bCs/>
-                <w:color w:val="FFFFFF"/>
-                <w:sz w:val="20"/>
-                <w:szCs w:val="20"/>
-              </w:rPr>
-              <w:t xml:space="preserve">Bit 3</w:t>
-            </w:r>
-          </w:p>
-        </w:tc>
-      </w:tr>
-      <w:tr>
-        <w:tc>
-          <w:tcPr>
-            <w:tcW w:type="dxa" w:w="2340"/>
-            <w:tcBorders>
-              <w:top w:val="single" w:color="CCCCCC" w:sz="1"/>
-              <w:left w:val="single" w:color="CCCCCC" w:sz="1"/>
-              <w:bottom w:val="single" w:color="CCCCCC" w:sz="1"/>
-              <w:right w:val="single" w:color="CCCCCC" w:sz="1"/>
-            </w:tcBorders>
-            <w:tcMar>
-              <w:top w:type="dxa" w:w="80"/>
-              <w:left w:type="dxa" w:w="120"/>
-              <w:bottom w:type="dxa" w:w="80"/>
-              <w:right w:type="dxa" w:w="120"/>
-            </w:tcMar>
-          </w:tcPr>
-          <w:p>
-            <w:pPr>
-              <w:jc w:val="center"/>
-            </w:pPr>
-            <w:r>
-              <w:rPr>
-                <w:rFonts w:ascii="Arial" w:cs="Arial" w:eastAsia="Arial" w:hAnsi="Arial"/>
-                <w:sz w:val="20"/>
-                <w:szCs w:val="20"/>
-              </w:rPr>
-              <w:t xml:space="preserve">0 = Petite</w:t>
-            </w:r>
-          </w:p>
-        </w:tc>
-        <w:tc>
-          <w:tcPr>
-            <w:tcW w:type="dxa" w:w="2340"/>
-            <w:tcBorders>
-              <w:top w:val="single" w:color="CCCCCC" w:sz="1"/>
-              <w:left w:val="single" w:color="CCCCCC" w:sz="1"/>
-              <w:bottom w:val="single" w:color="CCCCCC" w:sz="1"/>
-              <w:right w:val="single" w:color="CCCCCC" w:sz="1"/>
-            </w:tcBorders>
-            <w:tcMar>
-              <w:top w:type="dxa" w:w="80"/>
-              <w:left w:type="dxa" w:w="120"/>
-              <w:bottom w:type="dxa" w:w="80"/>
-              <w:right w:type="dxa" w:w="120"/>
-            </w:tcMar>
-          </w:tcPr>
-          <w:p>
-            <w:pPr>
-              <w:jc w:val="center"/>
-            </w:pPr>
-            <w:r>
-              <w:rPr>
-                <w:rFonts w:ascii="Arial" w:cs="Arial" w:eastAsia="Arial" w:hAnsi="Arial"/>
-                <w:sz w:val="20"/>
-                <w:szCs w:val="20"/>
-              </w:rPr>
-              <w:t xml:space="preserve">0 = Claire</w:t>
-            </w:r>
-          </w:p>
-        </w:tc>
-        <w:tc>
-          <w:tcPr>
-            <w:tcW w:type="dxa" w:w="2340"/>
-            <w:tcBorders>
-              <w:top w:val="single" w:color="CCCCCC" w:sz="1"/>
-              <w:left w:val="single" w:color="CCCCCC" w:sz="1"/>
-              <w:bottom w:val="single" w:color="CCCCCC" w:sz="1"/>
-              <w:right w:val="single" w:color="CCCCCC" w:sz="1"/>
-            </w:tcBorders>
-            <w:tcMar>
-              <w:top w:type="dxa" w:w="80"/>
-              <w:left w:type="dxa" w:w="120"/>
-              <w:bottom w:type="dxa" w:w="80"/>
-              <w:right w:type="dxa" w:w="120"/>
-            </w:tcMar>
-          </w:tcPr>
-          <w:p>
-            <w:pPr>
-              <w:jc w:val="center"/>
-            </w:pPr>
-            <w:r>
-              <w:rPr>
-                <w:rFonts w:ascii="Arial" w:cs="Arial" w:eastAsia="Arial" w:hAnsi="Arial"/>
-                <w:sz w:val="20"/>
-                <w:szCs w:val="20"/>
-              </w:rPr>
-              <w:t xml:space="preserve">0 = Carrée</w:t>
-            </w:r>
-          </w:p>
-        </w:tc>
-        <w:tc>
-          <w:tcPr>
-            <w:tcW w:type="dxa" w:w="2340"/>
-            <w:tcBorders>
-              <w:top w:val="single" w:color="CCCCCC" w:sz="1"/>
-              <w:left w:val="single" w:color="CCCCCC" w:sz="1"/>
-              <w:bottom w:val="single" w:color="CCCCCC" w:sz="1"/>
-              <w:right w:val="single" w:color="CCCCCC" w:sz="1"/>
-            </w:tcBorders>
-            <w:tcMar>
-              <w:top w:type="dxa" w:w="80"/>
-              <w:left w:type="dxa" w:w="120"/>
-              <w:bottom w:type="dxa" w:w="80"/>
-              <w:right w:type="dxa" w:w="120"/>
-            </w:tcMar>
-          </w:tcPr>
-          <w:p>
-            <w:pPr>
-              <w:jc w:val="center"/>
-            </w:pPr>
-            <w:r>
-              <w:rPr>
-                <w:rFonts w:ascii="Arial" w:cs="Arial" w:eastAsia="Arial" w:hAnsi="Arial"/>
-                <w:sz w:val="20"/>
-                <w:szCs w:val="20"/>
-              </w:rPr>
-              <w:t xml:space="preserve">0 = Pleine</w:t>
-            </w:r>
-          </w:p>
-        </w:tc>
-      </w:tr>
-      <w:tr>
-        <w:tc>
-          <w:tcPr>
-            <w:tcW w:type="dxa" w:w="2340"/>
-            <w:tcBorders>
-              <w:top w:val="single" w:color="CCCCCC" w:sz="1"/>
-              <w:left w:val="single" w:color="CCCCCC" w:sz="1"/>
-              <w:bottom w:val="single" w:color="CCCCCC" w:sz="1"/>
-              <w:right w:val="single" w:color="CCCCCC" w:sz="1"/>
-            </w:tcBorders>
-            <w:tcMar>
-              <w:top w:type="dxa" w:w="80"/>
-              <w:left w:type="dxa" w:w="120"/>
-              <w:bottom w:type="dxa" w:w="80"/>
-              <w:right w:type="dxa" w:w="120"/>
-            </w:tcMar>
-          </w:tcPr>
-          <w:p>
-            <w:pPr>
-              <w:jc w:val="center"/>
-            </w:pPr>
-            <w:r>
-              <w:rPr>
-                <w:rFonts w:ascii="Arial" w:cs="Arial" w:eastAsia="Arial" w:hAnsi="Arial"/>
-                <w:sz w:val="20"/>
-                <w:szCs w:val="20"/>
-              </w:rPr>
-              <w:t xml:space="preserve">1 = Grande</w:t>
-            </w:r>
-          </w:p>
-        </w:tc>
-        <w:tc>
-          <w:tcPr>
-            <w:tcW w:type="dxa" w:w="2340"/>
-            <w:tcBorders>
-              <w:top w:val="single" w:color="CCCCCC" w:sz="1"/>
-              <w:left w:val="single" w:color="CCCCCC" w:sz="1"/>
-              <w:bottom w:val="single" w:color="CCCCCC" w:sz="1"/>
-              <w:right w:val="single" w:color="CCCCCC" w:sz="1"/>
-            </w:tcBorders>
-            <w:tcMar>
-              <w:top w:type="dxa" w:w="80"/>
-              <w:left w:type="dxa" w:w="120"/>
-              <w:bottom w:type="dxa" w:w="80"/>
-              <w:right w:type="dxa" w:w="120"/>
-            </w:tcMar>
-          </w:tcPr>
-          <w:p>
-            <w:pPr>
-              <w:jc w:val="center"/>
-            </w:pPr>
-            <w:r>
-              <w:rPr>
-                <w:rFonts w:ascii="Arial" w:cs="Arial" w:eastAsia="Arial" w:hAnsi="Arial"/>
-                <w:sz w:val="20"/>
-                <w:szCs w:val="20"/>
-              </w:rPr>
-              <w:t xml:space="preserve">1 = Foncée</w:t>
-            </w:r>
-          </w:p>
-        </w:tc>
-        <w:tc>
-          <w:tcPr>
-            <w:tcW w:type="dxa" w:w="2340"/>
-            <w:tcBorders>
-              <w:top w:val="single" w:color="CCCCCC" w:sz="1"/>
-              <w:left w:val="single" w:color="CCCCCC" w:sz="1"/>
-              <w:bottom w:val="single" w:color="CCCCCC" w:sz="1"/>
-              <w:right w:val="single" w:color="CCCCCC" w:sz="1"/>
-            </w:tcBorders>
-            <w:tcMar>
-              <w:top w:type="dxa" w:w="80"/>
-              <w:left w:type="dxa" w:w="120"/>
-              <w:bottom w:type="dxa" w:w="80"/>
-              <w:right w:type="dxa" w:w="120"/>
-            </w:tcMar>
-          </w:tcPr>
-          <w:p>
-            <w:pPr>
-              <w:jc w:val="center"/>
-            </w:pPr>
-            <w:r>
-              <w:rPr>
-                <w:rFonts w:ascii="Arial" w:cs="Arial" w:eastAsia="Arial" w:hAnsi="Arial"/>
-                <w:sz w:val="20"/>
-                <w:szCs w:val="20"/>
-              </w:rPr>
-              <w:t xml:space="preserve">1 = Ronde</w:t>
-            </w:r>
-          </w:p>
-        </w:tc>
-        <w:tc>
-          <w:tcPr>
-            <w:tcW w:type="dxa" w:w="2340"/>
-            <w:tcBorders>
-              <w:top w:val="single" w:color="CCCCCC" w:sz="1"/>
-              <w:left w:val="single" w:color="CCCCCC" w:sz="1"/>
-              <w:bottom w:val="single" w:color="CCCCCC" w:sz="1"/>
-              <w:right w:val="single" w:color="CCCCCC" w:sz="1"/>
-            </w:tcBorders>
-            <w:tcMar>
-              <w:top w:type="dxa" w:w="80"/>
-              <w:left w:type="dxa" w:w="120"/>
-              <w:bottom w:type="dxa" w:w="80"/>
-              <w:right w:type="dxa" w:w="120"/>
-            </w:tcMar>
-          </w:tcPr>
-          <w:p>
-            <w:pPr>
-              <w:jc w:val="center"/>
-            </w:pPr>
-            <w:r>
-              <w:rPr>
-                <w:rFonts w:ascii="Arial" w:cs="Arial" w:eastAsia="Arial" w:hAnsi="Arial"/>
-                <w:sz w:val="20"/>
-                <w:szCs w:val="20"/>
-              </w:rPr>
-              <w:t xml:space="preserve">1 = Creuse</w:t>
-            </w:r>
-          </w:p>
-        </w:tc>
-      </w:tr>
-    </w:tbl>
+    <w:p>
+      <w:pPr>
+        <w:pStyle w:val="ListParagraph"/>
+        <w:numPr>
+          <w:ilvl w:val="0"/>
+          <w:numId w:val="2"/>
+        </w:numPr>
+        <w:spacing w:after="60"/>
+      </w:pPr>
+      <w:r>
+        <w:rPr>
+          <w:rFonts w:ascii="Arial" w:cs="Arial" w:eastAsia="Arial" w:hAnsi="Arial"/>
+          <w:sz w:val="22"/>
+          <w:szCs w:val="22"/>
+        </w:rPr>
+        <w:t xml:space="preserve">Niveau 1 : Eliminer toute piece qui permettrait a l'adversaire de gagner immediatement en la placant quelque part</w:t>
+      </w:r>
+    </w:p>
+    <w:p>
+      <w:pPr>
+        <w:pStyle w:val="ListParagraph"/>
+        <w:numPr>
+          <w:ilvl w:val="0"/>
+          <w:numId w:val="2"/>
+        </w:numPr>
+        <w:spacing w:after="60"/>
+      </w:pPr>
+      <w:r>
+        <w:rPr>
+          <w:rFonts w:ascii="Arial" w:cs="Arial" w:eastAsia="Arial" w:hAnsi="Arial"/>
+          <w:sz w:val="22"/>
+          <w:szCs w:val="22"/>
+        </w:rPr>
+        <w:t xml:space="preserve">Niveau 2 : Parmi les pieces restantes, scorer chaque piece par sa dangerosite (nombre de lignes qu'elle pourrait aider a completer) et donner la moins dangereuse</w:t>
+      </w:r>
+    </w:p>
+    <w:p>
+      <w:pPr>
+        <w:spacing w:after="120"/>
+      </w:pPr>
+      <w:r>
+        <w:rPr>
+          <w:rFonts w:ascii="Arial" w:cs="Arial" w:eastAsia="Arial" w:hAnsi="Arial"/>
+          <w:sz w:val="22"/>
+          <w:szCs w:val="22"/>
+        </w:rPr>
+        <w:t xml:space="preserve">L'adversaire utilise la meme heuristique quand il choisit la piece pour l'agent (en mode heuristique).</w:t>
+      </w:r>
+    </w:p>
     <w:p>
       <w:pPr>
         <w:pStyle w:val="Heading2"/>
       </w:pPr>
       <w:r>
-        <w:t xml:space="preserve">4.4 Récompenses</w:t>
+        <w:t xml:space="preserve">4.5 Recompenses</w:t>
       </w:r>
     </w:p>
     <w:tbl>
@@ -5619,7 +10470,7 @@
                 <w:sz w:val="20"/>
                 <w:szCs w:val="20"/>
               </w:rPr>
-              <w:t xml:space="preserve">Récompense</w:t>
+              <w:t xml:space="preserve">Recompense</w:t>
             </w:r>
           </w:p>
         </w:tc>
@@ -5651,7 +10502,7 @@
                 <w:sz w:val="20"/>
                 <w:szCs w:val="20"/>
               </w:rPr>
-              <w:t xml:space="preserve">Victoire (4 pièces alignées avec attribut commun)</w:t>
+              <w:t xml:space="preserve">Victoire (4 pieces alignees, attribut commun)</w:t>
             </w:r>
           </w:p>
         </w:tc>
@@ -5716,7 +10567,7 @@
                 <w:sz w:val="20"/>
                 <w:szCs w:val="20"/>
               </w:rPr>
-              <w:t xml:space="preserve">Défaite (adversaire aligne)</w:t>
+              <w:t xml:space="preserve">Defaite (adversaire aligne)</w:t>
             </w:r>
           </w:p>
         </w:tc>
@@ -5843,7 +10694,7 @@
                 <w:sz w:val="20"/>
                 <w:szCs w:val="20"/>
               </w:rPr>
-              <w:t xml:space="preserve">Action invalide (case occupée)</w:t>
+              <w:t xml:space="preserve">Action invalide (case occupee)</w:t>
             </w:r>
           </w:p>
         </w:tc>
@@ -5881,12 +10732,16 @@
       </w:tr>
     </w:tbl>
     <w:p>
+      <w:r>
+        <w:br w:type="page"/>
+      </w:r>
+    </w:p>
+    <w:p>
       <w:pPr>
         <w:pStyle w:val="Heading1"/>
-        <w:spacing w:before="400"/>
       </w:pPr>
       <w:r>
-        <w:t xml:space="preserve">5. Récapitulatif</w:t>
+        <w:t xml:space="preserve">5. Recapitulatif</w:t>
       </w:r>
     </w:p>
     <w:tbl>
@@ -6231,10 +11086,12 @@
             <w:r>
               <w:rPr>
                 <w:rFonts w:ascii="Arial" w:cs="Arial" w:eastAsia="Arial" w:hAnsi="Arial"/>
-                <w:sz w:val="20"/>
-                <w:szCs w:val="20"/>
-              </w:rPr>
-              <w:t xml:space="preserve">33</w:t>
+                <w:b/>
+                <w:bCs/>
+                <w:sz w:val="20"/>
+                <w:szCs w:val="20"/>
+              </w:rPr>
+              <w:t xml:space="preserve">101</w:t>
             </w:r>
           </w:p>
         </w:tc>
@@ -6385,10 +11242,12 @@
             <w:r>
               <w:rPr>
                 <w:rFonts w:ascii="Arial" w:cs="Arial" w:eastAsia="Arial" w:hAnsi="Arial"/>
-                <w:sz w:val="20"/>
-                <w:szCs w:val="20"/>
-              </w:rPr>
-              <w:t xml:space="preserve">Mixte</w:t>
+                <w:b/>
+                <w:bCs/>
+                <w:sz w:val="20"/>
+                <w:szCs w:val="20"/>
+              </w:rPr>
+              <w:t xml:space="preserve">Attributs binaires</w:t>
             </w:r>
           </w:p>
         </w:tc>
@@ -6606,7 +11465,7 @@
                 <w:sz w:val="20"/>
                 <w:szCs w:val="20"/>
               </w:rPr>
-              <w:t xml:space="preserve">Single</w:t>
+              <w:t xml:space="preserve">Single-player</w:t>
             </w:r>
           </w:p>
         </w:tc>
@@ -6636,7 +11495,7 @@
                 <w:sz w:val="20"/>
                 <w:szCs w:val="20"/>
               </w:rPr>
-              <w:t xml:space="preserve">Single</w:t>
+              <w:t xml:space="preserve">Single-player</w:t>
             </w:r>
           </w:p>
         </w:tc>
@@ -6857,8 +11716,8 @@
       </w:tr>
     </w:tbl>
     <w:sectPr>
-      <w:headerReference w:type="default" r:id="rId6"/>
-      <w:footerReference w:type="default" r:id="rId7"/>
+      <w:headerReference w:type="default" r:id="rId7"/>
+      <w:footerReference w:type="default" r:id="rId8"/>
       <w:pgSz w:w="11906" w:h="16838" w:orient="portrait"/>
       <w:pgMar w:top="1440" w:right="1200" w:bottom="1440" w:left="1200" w:header="708" w:footer="708" w:gutter="0"/>
       <w:pgNumType/>
@@ -6870,6 +11729,43 @@
 
 <file path=word/comments.xml><?xml version="1.0" encoding="utf-8"?>
 <w:comments xmlns:cx="http://schemas.microsoft.com/office/drawing/2014/chartex" xmlns:cx1="http://schemas.microsoft.com/office/drawing/2015/9/8/chartex" xmlns:cx2="http://schemas.microsoft.com/office/drawing/2015/10/21/chartex" xmlns:cx3="http://schemas.microsoft.com/office/drawing/2016/5/9/chartex" xmlns:cx4="http://schemas.microsoft.com/office/drawing/2016/5/10/chartex" xmlns:cx5="http://schemas.microsoft.com/office/drawing/2016/5/11/chartex" xmlns:cx6="http://schemas.microsoft.com/office/drawing/2016/5/12/chartex" xmlns:cx7="http://schemas.microsoft.com/office/drawing/2016/5/13/chartex" xmlns:cx8="http://schemas.microsoft.com/office/drawing/2016/5/14/chartex" xmlns:mc="http://schemas.openxmlformats.org/markup-compatibility/2006" xmlns:aink="http://schemas.microsoft.com/office/drawing/2016/ink" xmlns:am3d="http://schemas.microsoft.com/office/drawing/2017/model3d" xmlns:o="urn:schemas-microsoft-com:office:office" xmlns:r="http://schemas.openxmlformats.org/officeDocument/2006/relationships" xmlns:m="http://schemas.openxmlformats.org/officeDocument/2006/math" xmlns:v="urn:schemas-microsoft-com:vml" xmlns:wp14="http://schemas.microsoft.com/office/word/2010/wordprocessingDrawing" xmlns:wp="http://schemas.openxmlformats.org/drawingml/2006/wordprocessingDrawing" xmlns:w10="urn:schemas-microsoft-com:office:word" xmlns:w="http://schemas.openxmlformats.org/wordprocessingml/2006/main" xmlns:w14="http://schemas.microsoft.com/office/word/2010/wordml" xmlns:w15="http://schemas.microsoft.com/office/word/2012/wordml" xmlns:w16cex="http://schemas.microsoft.com/office/word/2018/wordml/cex" xmlns:w16cid="http://schemas.microsoft.com/office/word/2016/wordml/cid" xmlns:w16="http://schemas.microsoft.com/office/word/2018/wordml" xmlns:w16sdtdh="http://schemas.microsoft.com/office/word/2020/wordml/sdtdatahash" xmlns:w16se="http://schemas.microsoft.com/office/word/2015/wordml/symex" xmlns:wpg="http://schemas.microsoft.com/office/word/2010/wordprocessingGroup" xmlns:wpi="http://schemas.microsoft.com/office/word/2010/wordprocessingInk" xmlns:wne="http://schemas.microsoft.com/office/word/2006/wordml" xmlns:wps="http://schemas.microsoft.com/office/word/2010/wordprocessingShape"/>
+</file>
+
+<file path=word/endnotes.xml><?xml version="1.0" encoding="utf-8"?>
+<w:endnotes xmlns:wpc="http://schemas.microsoft.com/office/word/2010/wordprocessingCanvas" xmlns:mc="http://schemas.openxmlformats.org/markup-compatibility/2006" xmlns:o="urn:schemas-microsoft-com:office:office" xmlns:r="http://schemas.openxmlformats.org/officeDocument/2006/relationships" xmlns:m="http://schemas.openxmlformats.org/officeDocument/2006/math" xmlns:v="urn:schemas-microsoft-com:vml" xmlns:wp14="http://schemas.microsoft.com/office/word/2010/wordprocessingDrawing" xmlns:wp="http://schemas.openxmlformats.org/drawingml/2006/wordprocessingDrawing" xmlns:w10="urn:schemas-microsoft-com:office:word" xmlns:w="http://schemas.openxmlformats.org/wordprocessingml/2006/main" xmlns:w14="http://schemas.microsoft.com/office/word/2010/wordml" xmlns:w15="http://schemas.microsoft.com/office/word/2012/wordml" xmlns:wpg="http://schemas.microsoft.com/office/word/2010/wordprocessingGroup" xmlns:wpi="http://schemas.microsoft.com/office/word/2010/wordprocessingInk" xmlns:wne="http://schemas.microsoft.com/office/word/2006/wordml" xmlns:wps="http://schemas.microsoft.com/office/word/2010/wordprocessingShape" mc:Ignorable="w14 w15 wp14">
+  <w:endnote w:type="separator" w:id="-1">
+    <w:p>
+      <w:pPr>
+        <w:spacing w:after="0" w:line="240" w:lineRule="auto"/>
+      </w:pPr>
+      <w:r>
+        <w:rPr>
+          <w:rStyle w:val="EndnoteReference"/>
+        </w:rPr>
+        <w:endnoteRef/>
+      </w:r>
+      <w:r>
+        <w:separator/>
+      </w:r>
+    </w:p>
+  </w:endnote>
+  <w:endnote w:type="continuationSeparator" w:id="0">
+    <w:p>
+      <w:pPr>
+        <w:spacing w:after="0" w:line="240" w:lineRule="auto"/>
+      </w:pPr>
+      <w:r>
+        <w:rPr>
+          <w:rStyle w:val="EndnoteReference"/>
+        </w:rPr>
+        <w:endnoteRef/>
+      </w:r>
+      <w:r>
+        <w:continuationSeparator/>
+      </w:r>
+    </w:p>
+  </w:endnote>
+</w:endnotes>
 </file>
 
 <file path=word/footer1.xml><?xml version="1.0" encoding="utf-8"?>
@@ -7065,6 +11961,12 @@
       <w:startOverride w:val="1"/>
     </w:lvlOverride>
   </w:num>
+  <w:num w:numId="2">
+    <w:abstractNumId w:val="2"/>
+    <w:lvlOverride w:ilvl="0">
+      <w:startOverride w:val="1"/>
+    </w:lvlOverride>
+  </w:num>
 </w:numbering>
 </file>
 
@@ -7214,13 +12116,50 @@
       <w:szCs w:val="20"/>
     </w:rPr>
   </w:style>
+  <w:style w:type="character" w:styleId="EndnoteReference">
+    <w:name w:val="endnote reference"/>
+    <w:basedOn w:val="DefaultParagraphFont"/>
+    <w:uiPriority w:val="99"/>
+    <w:semiHidden/>
+    <w:unhideWhenUsed/>
+    <w:rPr>
+      <w:vertAlign w:val="superscript"/>
+    </w:rPr>
+  </w:style>
+  <w:style w:type="paragraph" w:styleId="EndnoteText">
+    <w:name w:val="endnote text"/>
+    <w:basedOn w:val="Normal"/>
+    <w:link w:val="EndnoteTextChar"/>
+    <w:uiPriority w:val="99"/>
+    <w:semiHidden/>
+    <w:unhideWhenUsed/>
+    <w:pPr>
+      <w:spacing w:after="0" w:line="240" w:lineRule="auto"/>
+    </w:pPr>
+    <w:rPr>
+      <w:sz w:val="20"/>
+      <w:szCs w:val="20"/>
+    </w:rPr>
+  </w:style>
+  <w:style w:type="character" w:styleId="EndnoteTextChar">
+    <w:name w:val="Endnote Text Char"/>
+    <w:basedOn w:val="DefaultParagraphFont"/>
+    <w:link w:val="EndnoteText"/>
+    <w:uiPriority w:val="99"/>
+    <w:semiHidden/>
+    <w:unhideWhenUsed/>
+    <w:rPr>
+      <w:sz w:val="20"/>
+      <w:szCs w:val="20"/>
+    </w:rPr>
+  </w:style>
   <w:style w:type="paragraph" w:styleId="Heading1">
     <w:name w:val="Heading 1"/>
     <w:basedOn w:val="Normal"/>
     <w:next w:val="Normal"/>
     <w:qFormat/>
     <w:pPr>
-      <w:spacing w:before="360" w:after="200"/>
+      <w:spacing w:after="200" w:before="360"/>
       <w:outlineLvl w:val="0"/>
     </w:pPr>
     <w:rPr>
@@ -7238,7 +12177,7 @@
     <w:next w:val="Normal"/>
     <w:qFormat/>
     <w:pPr>
-      <w:spacing w:before="240" w:after="120"/>
+      <w:spacing w:after="120" w:before="240"/>
       <w:outlineLvl w:val="1"/>
     </w:pPr>
     <w:rPr>
@@ -7256,7 +12195,7 @@
     <w:next w:val="Normal"/>
     <w:qFormat/>
     <w:pPr>
-      <w:spacing w:before="200" w:after="80"/>
+      <w:spacing w:after="80" w:before="200"/>
       <w:outlineLvl w:val="2"/>
     </w:pPr>
     <w:rPr>
